--- a/Project_Report.docx
+++ b/Project_Report.docx
@@ -29,6 +29,13 @@
           <w:highlight w:val="yellow"/>
         </w:rPr>
       </w:r>
+      <w:r>
+        <w:rPr>
+          <w:b/>
+          <w:bCs/>
+          <w:highlight w:val="yellow"/>
+        </w:rPr>
+      </w:r>
     </w:p>
     <w:p>
       <w:pPr>
@@ -57,6 +64,13 @@
           <w:highlight w:val="yellow"/>
         </w:rPr>
       </w:r>
+      <w:r>
+        <w:rPr>
+          <w:b/>
+          <w:bCs/>
+          <w:highlight w:val="yellow"/>
+        </w:rPr>
+      </w:r>
     </w:p>
     <w:p>
       <w:pPr>
@@ -77,11 +91,7 @@
           <w:highlight w:val="none"/>
         </w:rPr>
       </w:r>
-      <w:r>
-        <w:rPr>
-          <w:highlight w:val="none"/>
-        </w:rPr>
-      </w:r>
+      <w:r/>
     </w:p>
     <w:p>
       <w:pPr>
@@ -132,6 +142,13 @@
           <w:bCs/>
         </w:rPr>
       </w:r>
+      <w:r>
+        <w:rPr>
+          <w:b/>
+          <w:bCs/>
+          <w:highlight w:val="none"/>
+        </w:rPr>
+      </w:r>
     </w:p>
     <w:p>
       <w:pPr>
@@ -150,15 +167,11 @@
           <w:highlight w:val="none"/>
         </w:rPr>
       </w:r>
-      <w:r>
-        <w:rPr>
-          <w:highlight w:val="none"/>
-        </w:rPr>
-      </w:r>
+      <w:r/>
     </w:p>
     <w:p>
       <w:pPr>
-        <w:pStyle w:val="668"/>
+        <w:pStyle w:val="918"/>
         <w:numPr>
           <w:ilvl w:val="0"/>
           <w:numId w:val="1"/>
@@ -175,7 +188,7 @@
     </w:p>
     <w:p>
       <w:pPr>
-        <w:pStyle w:val="668"/>
+        <w:pStyle w:val="918"/>
         <w:numPr>
           <w:ilvl w:val="0"/>
           <w:numId w:val="1"/>
@@ -188,21 +201,143 @@
       <w:r>
         <w:t xml:space="preserve">It provides separate modules for patients, doctors, and administrators. This report covers</w:t>
       </w:r>
-      <w:r/>
       <w:r>
         <w:t xml:space="preserve"> architecture, implementation, features, testing, challenges, and AI usage declaration.</w:t>
       </w:r>
       <w:r/>
+    </w:p>
+    <w:p>
+      <w:pPr>
+        <w:pBdr/>
+        <w:spacing/>
+        <w:ind/>
+        <w:rPr>
+          <w:b/>
+          <w:bCs/>
+        </w:rPr>
+      </w:pPr>
+      <w:r>
+        <w:rPr>
+          <w:b/>
+          <w:bCs/>
+          <w:highlight w:val="none"/>
+        </w:rPr>
+      </w:r>
+      <w:r>
+        <w:rPr>
+          <w:b/>
+          <w:bCs/>
+          <w:highlight w:val="none"/>
+        </w:rPr>
+      </w:r>
+      <w:r>
+        <w:rPr>
+          <w:b/>
+          <w:bCs/>
+        </w:rPr>
+      </w:r>
+    </w:p>
+    <w:p>
+      <w:pPr>
+        <w:pBdr/>
+        <w:spacing/>
+        <w:ind/>
+        <w:rPr>
+          <w:b/>
+          <w:bCs/>
+          <w:highlight w:val="none"/>
+        </w:rPr>
+      </w:pPr>
+      <w:r>
+        <w:rPr>
+          <w:b/>
+          <w:bCs/>
+        </w:rPr>
+        <w:t xml:space="preserve">2. Project Objectives</w:t>
+      </w:r>
+      <w:r>
+        <w:rPr>
+          <w:b/>
+          <w:bCs/>
+        </w:rPr>
+      </w:r>
+      <w:r>
+        <w:rPr>
+          <w:b/>
+          <w:bCs/>
+          <w:highlight w:val="none"/>
+        </w:rPr>
+      </w:r>
+    </w:p>
+    <w:p>
+      <w:pPr>
+        <w:pStyle w:val="918"/>
+        <w:numPr>
+          <w:ilvl w:val="0"/>
+          <w:numId w:val="3"/>
+        </w:numPr>
+        <w:pBdr/>
+        <w:spacing/>
+        <w:ind/>
+        <w:rPr/>
+      </w:pPr>
+      <w:r>
+        <w:t xml:space="preserve">Patient Module: Profile management, doctor search, booking, rescheduling, cancellations, and </w:t>
+      </w:r>
+      <w:r>
+        <w:t xml:space="preserve">treatment history charts as a summary</w:t>
+      </w:r>
       <w:r/>
     </w:p>
     <w:p>
       <w:pPr>
+        <w:pStyle w:val="918"/>
+        <w:numPr>
+          <w:ilvl w:val="0"/>
+          <w:numId w:val="3"/>
+        </w:numPr>
+        <w:pBdr/>
+        <w:spacing/>
+        <w:ind/>
+        <w:rPr/>
+      </w:pPr>
+      <w:r>
+        <w:t xml:space="preserve">Doctor Module: Appointment management, diagnosis updates, prescriptions, availability scheduling, and </w:t>
+      </w:r>
+      <w:r>
+        <w:t xml:space="preserve">analytics charts.</w:t>
+      </w:r>
+      <w:r/>
+    </w:p>
+    <w:p>
+      <w:pPr>
+        <w:pStyle w:val="918"/>
+        <w:numPr>
+          <w:ilvl w:val="0"/>
+          <w:numId w:val="3"/>
+        </w:numPr>
+        <w:pBdr/>
+        <w:spacing/>
+        <w:ind/>
+        <w:rPr/>
+      </w:pPr>
+      <w:r>
+        <w:t xml:space="preserve">Admin Module: System-level control, manage doctors, view credentials, manage patients, blacklist </w:t>
+      </w:r>
+      <w:r>
+        <w:t xml:space="preserve">users and doctors </w:t>
+      </w:r>
+      <w:r/>
+    </w:p>
+    <w:p>
+      <w:pPr>
         <w:pBdr/>
         <w:spacing/>
         <w:ind/>
         <w:rPr>
           <w:b/>
           <w:bCs/>
+          <w:highlight w:val="none"/>
         </w:rPr>
       </w:pPr>
       <w:r>
@@ -243,7 +378,159 @@
           <w:b/>
           <w:bCs/>
         </w:rPr>
-        <w:t xml:space="preserve">2. Project Objectives</w:t>
+        <w:t xml:space="preserve">3. System Architecture // Tech Stack</w:t>
+      </w:r>
+      <w:r>
+        <w:rPr>
+          <w:b/>
+          <w:bCs/>
+        </w:rPr>
+      </w:r>
+      <w:r>
+        <w:rPr>
+          <w:b/>
+          <w:bCs/>
+          <w:highlight w:val="none"/>
+        </w:rPr>
+      </w:r>
+    </w:p>
+    <w:p>
+      <w:pPr>
+        <w:pBdr/>
+        <w:spacing/>
+        <w:ind/>
+        <w:rPr>
+          <w:b w:val="0"/>
+          <w:bCs/>
+          <w:i/>
+        </w:rPr>
+      </w:pPr>
+      <w:r>
+        <w:rPr>
+          <w:b w:val="0"/>
+          <w:bCs w:val="0"/>
+          <w:i/>
+          <w:iCs/>
+          <w:highlight w:val="none"/>
+        </w:rPr>
+        <w:t xml:space="preserve">Note :- I have Used only and only Open Source (FOSS) Tools for all purposes</w:t>
+      </w:r>
+      <w:r>
+        <w:rPr>
+          <w:b w:val="0"/>
+          <w:bCs w:val="0"/>
+          <w:i/>
+          <w:iCs/>
+          <w:highlight w:val="none"/>
+        </w:rPr>
+      </w:r>
+      <w:r>
+        <w:rPr>
+          <w:b w:val="0"/>
+          <w:bCs/>
+          <w:i/>
+        </w:rPr>
+      </w:r>
+    </w:p>
+    <w:p>
+      <w:pPr>
+        <w:pStyle w:val="918"/>
+        <w:numPr>
+          <w:ilvl w:val="0"/>
+          <w:numId w:val="4"/>
+        </w:numPr>
+        <w:pBdr/>
+        <w:spacing/>
+        <w:ind/>
+        <w:rPr/>
+      </w:pPr>
+      <w:r>
+        <w:t xml:space="preserve">Back-end: Flask, SQLite, Werkzeug hashing , Jinja2 Template</w:t>
+      </w:r>
+      <w:r/>
+    </w:p>
+    <w:p>
+      <w:pPr>
+        <w:pStyle w:val="918"/>
+        <w:numPr>
+          <w:ilvl w:val="0"/>
+          <w:numId w:val="4"/>
+        </w:numPr>
+        <w:pBdr/>
+        <w:spacing/>
+        <w:ind/>
+        <w:rPr/>
+      </w:pPr>
+      <w:r>
+        <w:t xml:space="preserve">Front-end: HTML, CSS, Bootstrap 5 , Chart.js</w:t>
+      </w:r>
+      <w:r/>
+    </w:p>
+    <w:p>
+      <w:pPr>
+        <w:pStyle w:val="918"/>
+        <w:numPr>
+          <w:ilvl w:val="0"/>
+          <w:numId w:val="4"/>
+        </w:numPr>
+        <w:pBdr/>
+        <w:spacing/>
+        <w:ind/>
+        <w:rPr/>
+      </w:pPr>
+      <w:r>
+        <w:rPr>
+          <w:highlight w:val="none"/>
+        </w:rPr>
+        <w:t xml:space="preserve">Testing OS: Kali Linux OS</w:t>
+      </w:r>
+      <w:r>
+        <w:rPr>
+          <w:highlight w:val="none"/>
+        </w:rPr>
+      </w:r>
+      <w:r/>
+    </w:p>
+    <w:p>
+      <w:pPr>
+        <w:pStyle w:val="918"/>
+        <w:numPr>
+          <w:ilvl w:val="0"/>
+          <w:numId w:val="4"/>
+        </w:numPr>
+        <w:pBdr/>
+        <w:spacing/>
+        <w:ind/>
+        <w:rPr/>
+      </w:pPr>
+      <w:r>
+        <w:t xml:space="preserve">APIs for future extensibility. Folder structure follows application factory pattern.</w:t>
+      </w:r>
+      <w:r/>
+    </w:p>
+    <w:p>
+      <w:pPr>
+        <w:pBdr/>
+        <w:spacing/>
+        <w:ind/>
+        <w:rPr>
+          <w:b/>
+          <w:bCs/>
+        </w:rPr>
+      </w:pPr>
+      <w:r>
+        <w:rPr>
+          <w:b/>
+          <w:bCs/>
+          <w:highlight w:val="none"/>
+        </w:rPr>
+      </w:r>
+      <w:r>
+        <w:rPr>
+          <w:b/>
+          <w:bCs/>
+          <w:highlight w:val="none"/>
+        </w:rPr>
       </w:r>
       <w:r>
         <w:rPr>
@@ -254,10 +541,42 @@
     </w:p>
     <w:p>
       <w:pPr>
-        <w:pStyle w:val="668"/>
+        <w:pBdr/>
+        <w:spacing/>
+        <w:ind/>
+        <w:rPr>
+          <w:b/>
+          <w:bCs/>
+          <w:highlight w:val="none"/>
+        </w:rPr>
+      </w:pPr>
+      <w:r>
+        <w:rPr>
+          <w:b/>
+          <w:bCs/>
+        </w:rPr>
+        <w:t xml:space="preserve">4. Key Features</w:t>
+      </w:r>
+      <w:r>
+        <w:rPr>
+          <w:b/>
+          <w:bCs/>
+        </w:rPr>
+      </w:r>
+      <w:r>
+        <w:rPr>
+          <w:b/>
+          <w:bCs/>
+          <w:highlight w:val="none"/>
+        </w:rPr>
+      </w:r>
+    </w:p>
+    <w:p>
+      <w:pPr>
+        <w:pStyle w:val="918"/>
         <w:numPr>
           <w:ilvl w:val="0"/>
-          <w:numId w:val="3"/>
+          <w:numId w:val="5"/>
         </w:numPr>
         <w:pBdr/>
         <w:spacing/>
@@ -265,20 +584,16 @@
         <w:rPr/>
       </w:pPr>
       <w:r>
-        <w:t xml:space="preserve">Patient Module: Profile management, doctor search, booking, rescheduling, cancellations, and </w:t>
+        <w:t xml:space="preserve"> Secure authentication for all roles</w:t>
       </w:r>
-      <w:r>
-        <w:t xml:space="preserve">treatment history charts as a summary</w:t>
-      </w:r>
-      <w:r/>
       <w:r/>
     </w:p>
     <w:p>
       <w:pPr>
-        <w:pStyle w:val="668"/>
+        <w:pStyle w:val="918"/>
         <w:numPr>
           <w:ilvl w:val="0"/>
-          <w:numId w:val="3"/>
+          <w:numId w:val="5"/>
         </w:numPr>
         <w:pBdr/>
         <w:spacing/>
@@ -286,21 +601,16 @@
         <w:rPr/>
       </w:pPr>
       <w:r>
-        <w:t xml:space="preserve">Doctor Module: Appointment management, diagnosis updates, prescriptions, availability scheduling, and </w:t>
+        <w:t xml:space="preserve"> Fully responsive UI</w:t>
       </w:r>
-      <w:r/>
-      <w:r>
-        <w:t xml:space="preserve">analytics charts.</w:t>
-      </w:r>
-      <w:r/>
       <w:r/>
     </w:p>
     <w:p>
       <w:pPr>
-        <w:pStyle w:val="668"/>
+        <w:pStyle w:val="918"/>
         <w:numPr>
           <w:ilvl w:val="0"/>
-          <w:numId w:val="3"/>
+          <w:numId w:val="5"/>
         </w:numPr>
         <w:pBdr/>
         <w:spacing/>
@@ -308,13 +618,112 @@
         <w:rPr/>
       </w:pPr>
       <w:r>
-        <w:t xml:space="preserve">Admin Module: System-level control, manage doctors, view credentials, manage patients, blacklist </w:t>
+        <w:t xml:space="preserve"> Doctor availability management</w:t>
+      </w:r>
+      <w:r/>
+    </w:p>
+    <w:p>
+      <w:pPr>
+        <w:pStyle w:val="918"/>
+        <w:numPr>
+          <w:ilvl w:val="0"/>
+          <w:numId w:val="5"/>
+        </w:numPr>
+        <w:pBdr/>
+        <w:spacing/>
+        <w:ind/>
+        <w:rPr/>
+      </w:pPr>
+      <w:r>
+        <w:t xml:space="preserve"> Patient appointment life-cycle</w:t>
+      </w:r>
+      <w:r/>
+    </w:p>
+    <w:p>
+      <w:pPr>
+        <w:pStyle w:val="918"/>
+        <w:numPr>
+          <w:ilvl w:val="0"/>
+          <w:numId w:val="5"/>
+        </w:numPr>
+        <w:pBdr/>
+        <w:spacing/>
+        <w:ind/>
+        <w:rPr/>
+      </w:pPr>
+      <w:r>
+        <w:t xml:space="preserve"> Admin control panels</w:t>
+      </w:r>
+      <w:r/>
+    </w:p>
+    <w:p>
+      <w:pPr>
+        <w:pStyle w:val="918"/>
+        <w:numPr>
+          <w:ilvl w:val="0"/>
+          <w:numId w:val="5"/>
+        </w:numPr>
+        <w:pBdr/>
+        <w:spacing/>
+        <w:ind/>
+        <w:rPr/>
+      </w:pPr>
+      <w:r>
+        <w:t xml:space="preserve">Real time charts via Chart.js</w:t>
+      </w:r>
+      <w:r/>
+    </w:p>
+    <w:p>
+      <w:pPr>
+        <w:pBdr/>
+        <w:spacing/>
+        <w:ind/>
+        <w:rPr/>
+      </w:pPr>
+      <w:r>
+        <w:rPr>
+          <w:highlight w:val="none"/>
+        </w:rPr>
       </w:r>
       <w:r>
-        <w:t xml:space="preserve">users and doctors </w:t>
+        <w:rPr>
+          <w:highlight w:val="none"/>
+        </w:rPr>
       </w:r>
       <w:r/>
-      <w:r/>
+    </w:p>
+    <w:p>
+      <w:pPr>
+        <w:pBdr/>
+        <w:spacing/>
+        <w:ind/>
+        <w:rPr>
+          <w:b/>
+          <w:bCs/>
+          <w:highlight w:val="none"/>
+        </w:rPr>
+      </w:pPr>
+      <w:r>
+        <w:rPr>
+          <w:b/>
+          <w:bCs/>
+        </w:rPr>
+        <w:t xml:space="preserve">5. Testing &amp; Validation</w:t>
+      </w:r>
+      <w:r>
+        <w:rPr>
+          <w:b/>
+          <w:bCs/>
+          <w:highlight w:val="none"/>
+        </w:rPr>
+      </w:r>
+      <w:r>
+        <w:rPr>
+          <w:b/>
+          <w:bCs/>
+          <w:highlight w:val="none"/>
+        </w:rPr>
+      </w:r>
     </w:p>
     <w:p>
       <w:pPr>
@@ -351,6 +760,50 @@
     </w:p>
     <w:p>
       <w:pPr>
+        <w:pStyle w:val="918"/>
+        <w:numPr>
+          <w:ilvl w:val="0"/>
+          <w:numId w:val="6"/>
+        </w:numPr>
+        <w:pBdr/>
+        <w:spacing/>
+        <w:ind/>
+        <w:rPr/>
+      </w:pPr>
+      <w:r>
+        <w:t xml:space="preserve">Manual UI testing done on Chrome, Firefox, and mobile devices. Extensive form and route validation, </w:t>
+      </w:r>
+      <w:r>
+        <w:t xml:space="preserve">session control, date logic, and anti-duplication safeguards.</w:t>
+      </w:r>
+      <w:r>
+        <w:rPr>
+          <w:highlight w:val="none"/>
+        </w:rPr>
+      </w:r>
+      <w:r/>
+    </w:p>
+    <w:p>
+      <w:pPr>
+        <w:pBdr/>
+        <w:spacing/>
+        <w:ind/>
+        <w:rPr/>
+      </w:pPr>
+      <w:r>
+        <w:rPr>
+          <w:highlight w:val="none"/>
+        </w:rPr>
+      </w:r>
+      <w:r>
+        <w:rPr>
+          <w:highlight w:val="none"/>
+        </w:rPr>
+      </w:r>
+      <w:r/>
+    </w:p>
+    <w:p>
+      <w:pPr>
         <w:pBdr/>
         <w:spacing/>
         <w:ind/>
@@ -365,7 +818,7 @@
           <w:b/>
           <w:bCs/>
         </w:rPr>
-        <w:t xml:space="preserve">3. System Architecture // Tech Stack</w:t>
+        <w:t xml:space="preserve">6. Challenges Faced</w:t>
       </w:r>
       <w:r>
         <w:rPr>
@@ -373,121 +826,13 @@
           <w:bCs/>
         </w:rPr>
       </w:r>
-    </w:p>
-    <w:p>
-      <w:pPr>
-        <w:pBdr/>
-        <w:spacing/>
-        <w:ind/>
-        <w:rPr>
-          <w:b w:val="0"/>
-          <w:bCs/>
-          <w:i/>
-        </w:rPr>
-      </w:pPr>
       <w:r>
         <w:rPr>
-          <w:b w:val="0"/>
-          <w:bCs w:val="0"/>
-          <w:i/>
-          <w:iCs/>
-          <w:highlight w:val="none"/>
-        </w:rPr>
-        <w:t xml:space="preserve">Note :- I have Used only and only Open Source (FOSS) Tools for all purposes</w:t>
-      </w:r>
-      <w:r>
-        <w:rPr>
-          <w:b w:val="0"/>
-          <w:bCs w:val="0"/>
-          <w:i/>
-          <w:iCs/>
+          <w:b/>
+          <w:bCs/>
           <w:highlight w:val="none"/>
         </w:rPr>
       </w:r>
-      <w:r>
-        <w:rPr>
-          <w:b w:val="0"/>
-          <w:bCs w:val="0"/>
-          <w:i/>
-          <w:iCs/>
-          <w:highlight w:val="none"/>
-        </w:rPr>
-      </w:r>
-    </w:p>
-    <w:p>
-      <w:pPr>
-        <w:pStyle w:val="668"/>
-        <w:numPr>
-          <w:ilvl w:val="0"/>
-          <w:numId w:val="4"/>
-        </w:numPr>
-        <w:pBdr/>
-        <w:spacing/>
-        <w:ind/>
-        <w:rPr/>
-      </w:pPr>
-      <w:r>
-        <w:t xml:space="preserve">Back-end: Flask, SQLite, Werkzeug hashing , Jinja2 Template</w:t>
-      </w:r>
-      <w:r/>
-    </w:p>
-    <w:p>
-      <w:pPr>
-        <w:pStyle w:val="668"/>
-        <w:numPr>
-          <w:ilvl w:val="0"/>
-          <w:numId w:val="4"/>
-        </w:numPr>
-        <w:pBdr/>
-        <w:spacing/>
-        <w:ind/>
-        <w:rPr/>
-      </w:pPr>
-      <w:r>
-        <w:t xml:space="preserve">Front-end: HTML, CSS, Bootstrap 5 , Chart.js</w:t>
-      </w:r>
-      <w:r/>
-    </w:p>
-    <w:p>
-      <w:pPr>
-        <w:pStyle w:val="668"/>
-        <w:numPr>
-          <w:ilvl w:val="0"/>
-          <w:numId w:val="4"/>
-        </w:numPr>
-        <w:pBdr/>
-        <w:spacing/>
-        <w:ind/>
-        <w:rPr/>
-      </w:pPr>
-      <w:r>
-        <w:rPr>
-          <w:highlight w:val="none"/>
-        </w:rPr>
-        <w:t xml:space="preserve">Testing OS: Kali Linux OS</w:t>
-      </w:r>
-      <w:r>
-        <w:rPr>
-          <w:highlight w:val="none"/>
-        </w:rPr>
-      </w:r>
-    </w:p>
-    <w:p>
-      <w:pPr>
-        <w:pStyle w:val="668"/>
-        <w:numPr>
-          <w:ilvl w:val="0"/>
-          <w:numId w:val="4"/>
-        </w:numPr>
-        <w:pBdr/>
-        <w:spacing/>
-        <w:ind/>
-        <w:rPr/>
-      </w:pPr>
-      <w:r>
-        <w:t xml:space="preserve">APIs for future extensibility. Folder structure follows application factory pattern.</w:t>
-      </w:r>
-      <w:r/>
     </w:p>
     <w:p>
       <w:pPr>
@@ -517,240 +862,41 @@
         <w:rPr>
           <w:b/>
           <w:bCs/>
-          <w:highlight w:val="none"/>
         </w:rPr>
       </w:r>
     </w:p>
     <w:p>
       <w:pPr>
-        <w:pBdr/>
-        <w:spacing/>
-        <w:ind/>
-        <w:rPr>
-          <w:b/>
-          <w:bCs/>
-          <w:highlight w:val="none"/>
-        </w:rPr>
+        <w:pStyle w:val="918"/>
+        <w:numPr>
+          <w:ilvl w:val="0"/>
+          <w:numId w:val="7"/>
+        </w:numPr>
+        <w:pBdr/>
+        <w:spacing/>
+        <w:ind/>
+        <w:rPr/>
       </w:pPr>
       <w:r>
-        <w:rPr>
-          <w:b/>
-          <w:bCs/>
-        </w:rPr>
-        <w:t xml:space="preserve">4. Key Features</w:t>
+        <w:t xml:space="preserve">Implementing availability logic, preventing duplicate appointments, fixing routing inconsistencies, </w:t>
       </w:r>
       <w:r>
-        <w:rPr>
-          <w:b/>
-          <w:bCs/>
-        </w:rPr>
-      </w:r>
-    </w:p>
-    <w:p>
-      <w:pPr>
-        <w:pStyle w:val="668"/>
-        <w:numPr>
-          <w:ilvl w:val="0"/>
-          <w:numId w:val="5"/>
-        </w:numPr>
-        <w:pBdr/>
-        <w:spacing/>
-        <w:ind/>
-        <w:rPr/>
-      </w:pPr>
-      <w:r>
-        <w:t xml:space="preserve"> Secure authentication for all roles</w:t>
-      </w:r>
-      <w:r/>
-    </w:p>
-    <w:p>
-      <w:pPr>
-        <w:pStyle w:val="668"/>
-        <w:numPr>
-          <w:ilvl w:val="0"/>
-          <w:numId w:val="5"/>
-        </w:numPr>
-        <w:pBdr/>
-        <w:spacing/>
-        <w:ind/>
-        <w:rPr/>
-      </w:pPr>
-      <w:r>
-        <w:t xml:space="preserve"> Fully responsive UI</w:t>
-      </w:r>
-      <w:r/>
-    </w:p>
-    <w:p>
-      <w:pPr>
-        <w:pStyle w:val="668"/>
-        <w:numPr>
-          <w:ilvl w:val="0"/>
-          <w:numId w:val="5"/>
-        </w:numPr>
-        <w:pBdr/>
-        <w:spacing/>
-        <w:ind/>
-        <w:rPr/>
-      </w:pPr>
-      <w:r>
-        <w:t xml:space="preserve"> Doctor availability management</w:t>
-      </w:r>
-      <w:r/>
-    </w:p>
-    <w:p>
-      <w:pPr>
-        <w:pStyle w:val="668"/>
-        <w:numPr>
-          <w:ilvl w:val="0"/>
-          <w:numId w:val="5"/>
-        </w:numPr>
-        <w:pBdr/>
-        <w:spacing/>
-        <w:ind/>
-        <w:rPr/>
-      </w:pPr>
-      <w:r>
-        <w:t xml:space="preserve"> Patient appointment life-cycle</w:t>
-      </w:r>
-      <w:r/>
-    </w:p>
-    <w:p>
-      <w:pPr>
-        <w:pStyle w:val="668"/>
-        <w:numPr>
-          <w:ilvl w:val="0"/>
-          <w:numId w:val="5"/>
-        </w:numPr>
-        <w:pBdr/>
-        <w:spacing/>
-        <w:ind/>
-        <w:rPr/>
-      </w:pPr>
-      <w:r>
-        <w:t xml:space="preserve"> Admin control panels</w:t>
-      </w:r>
-      <w:r/>
-    </w:p>
-    <w:p>
-      <w:pPr>
-        <w:pStyle w:val="668"/>
-        <w:numPr>
-          <w:ilvl w:val="0"/>
-          <w:numId w:val="5"/>
-        </w:numPr>
-        <w:pBdr/>
-        <w:spacing/>
-        <w:ind/>
-        <w:rPr/>
-      </w:pPr>
-      <w:r>
-        <w:t xml:space="preserve">Real time charts via Chart.js</w:t>
-      </w:r>
-      <w:r/>
-    </w:p>
-    <w:p>
-      <w:pPr>
-        <w:pBdr/>
-        <w:spacing/>
-        <w:ind/>
-        <w:rPr/>
-      </w:pPr>
-      <w:r>
-        <w:rPr>
-          <w:highlight w:val="none"/>
-        </w:rPr>
+        <w:t xml:space="preserve">integrating charts, and applying consistent glassmorphism UI across 30+ pages.</w:t>
       </w:r>
       <w:r>
         <w:rPr>
           <w:highlight w:val="none"/>
         </w:rPr>
       </w:r>
-      <w:r>
-        <w:rPr>
-          <w:highlight w:val="none"/>
-        </w:rPr>
-      </w:r>
+      <w:r/>
     </w:p>
     <w:p>
       <w:pPr>
         <w:pBdr/>
         <w:spacing/>
         <w:ind/>
-        <w:rPr>
-          <w:b/>
-          <w:bCs/>
-          <w:highlight w:val="none"/>
-        </w:rPr>
-      </w:pPr>
-      <w:r>
-        <w:rPr>
-          <w:b/>
-          <w:bCs/>
-        </w:rPr>
-        <w:t xml:space="preserve">5. Testing &amp; Validation</w:t>
-      </w:r>
-      <w:r>
-        <w:rPr>
-          <w:b/>
-          <w:bCs/>
-          <w:highlight w:val="none"/>
-        </w:rPr>
-      </w:r>
-    </w:p>
-    <w:p>
-      <w:pPr>
-        <w:pBdr/>
-        <w:spacing/>
-        <w:ind/>
-        <w:rPr>
-          <w:b/>
-          <w:bCs/>
-          <w:highlight w:val="none"/>
-        </w:rPr>
-      </w:pPr>
-      <w:r>
-        <w:rPr>
-          <w:b/>
-          <w:bCs/>
-          <w:highlight w:val="none"/>
-        </w:rPr>
-      </w:r>
-      <w:r>
-        <w:rPr>
-          <w:b/>
-          <w:bCs/>
-          <w:highlight w:val="none"/>
-        </w:rPr>
-      </w:r>
-      <w:r>
-        <w:rPr>
-          <w:b/>
-          <w:bCs/>
-          <w:highlight w:val="none"/>
-        </w:rPr>
-      </w:r>
-    </w:p>
-    <w:p>
-      <w:pPr>
-        <w:pStyle w:val="668"/>
-        <w:numPr>
-          <w:ilvl w:val="0"/>
-          <w:numId w:val="6"/>
-        </w:numPr>
-        <w:pBdr/>
-        <w:spacing/>
-        <w:ind/>
         <w:rPr/>
       </w:pPr>
-      <w:r>
-        <w:t xml:space="preserve">Manual UI testing done on Chrome, Firefox, and mobile devices. Extensive form and route validation, </w:t>
-      </w:r>
-      <w:r/>
-      <w:r>
-        <w:t xml:space="preserve">session control, date logic, and anti-duplication safeguards.</w:t>
-      </w:r>
-      <w:r/>
-      <w:r/>
       <w:r>
         <w:rPr>
           <w:highlight w:val="none"/>
@@ -762,147 +908,6 @@
         </w:rPr>
       </w:r>
       <w:r/>
-    </w:p>
-    <w:p>
-      <w:pPr>
-        <w:pBdr/>
-        <w:spacing/>
-        <w:ind/>
-        <w:rPr/>
-      </w:pPr>
-      <w:r>
-        <w:rPr>
-          <w:highlight w:val="none"/>
-        </w:rPr>
-      </w:r>
-      <w:r>
-        <w:rPr>
-          <w:highlight w:val="none"/>
-        </w:rPr>
-      </w:r>
-      <w:r>
-        <w:rPr>
-          <w:highlight w:val="none"/>
-        </w:rPr>
-      </w:r>
-    </w:p>
-    <w:p>
-      <w:pPr>
-        <w:pBdr/>
-        <w:spacing/>
-        <w:ind/>
-        <w:rPr>
-          <w:b/>
-          <w:bCs/>
-          <w:highlight w:val="none"/>
-        </w:rPr>
-      </w:pPr>
-      <w:r>
-        <w:rPr>
-          <w:b/>
-          <w:bCs/>
-        </w:rPr>
-        <w:t xml:space="preserve">6. Challenges Faced</w:t>
-      </w:r>
-      <w:r>
-        <w:rPr>
-          <w:b/>
-          <w:bCs/>
-        </w:rPr>
-      </w:r>
-    </w:p>
-    <w:p>
-      <w:pPr>
-        <w:pBdr/>
-        <w:spacing/>
-        <w:ind/>
-        <w:rPr>
-          <w:b/>
-          <w:bCs/>
-        </w:rPr>
-      </w:pPr>
-      <w:r>
-        <w:rPr>
-          <w:b/>
-          <w:bCs/>
-          <w:highlight w:val="none"/>
-        </w:rPr>
-      </w:r>
-      <w:r>
-        <w:rPr>
-          <w:b/>
-          <w:bCs/>
-          <w:highlight w:val="none"/>
-        </w:rPr>
-      </w:r>
-      <w:r>
-        <w:rPr>
-          <w:b/>
-          <w:bCs/>
-          <w:highlight w:val="none"/>
-        </w:rPr>
-      </w:r>
-    </w:p>
-    <w:p>
-      <w:pPr>
-        <w:pStyle w:val="668"/>
-        <w:numPr>
-          <w:ilvl w:val="0"/>
-          <w:numId w:val="7"/>
-        </w:numPr>
-        <w:pBdr/>
-        <w:spacing/>
-        <w:ind/>
-        <w:rPr/>
-      </w:pPr>
-      <w:r>
-        <w:t xml:space="preserve">Implementing availability logic, preventing duplicate appointments, fixing routing inconsistencies, </w:t>
-      </w:r>
-      <w:r/>
-      <w:r>
-        <w:t xml:space="preserve">integrating charts, and applying consistent glassmorphism UI across 30+ pages.</w:t>
-      </w:r>
-      <w:r/>
-      <w:r/>
-      <w:r>
-        <w:rPr>
-          <w:highlight w:val="none"/>
-        </w:rPr>
-      </w:r>
-      <w:r>
-        <w:rPr>
-          <w:highlight w:val="none"/>
-        </w:rPr>
-      </w:r>
-      <w:r>
-        <w:rPr>
-          <w:highlight w:val="none"/>
-        </w:rPr>
-      </w:r>
-      <w:r/>
-    </w:p>
-    <w:p>
-      <w:pPr>
-        <w:pBdr/>
-        <w:spacing/>
-        <w:ind/>
-        <w:rPr/>
-      </w:pPr>
-      <w:r>
-        <w:rPr>
-          <w:highlight w:val="none"/>
-        </w:rPr>
-      </w:r>
-      <w:r>
-        <w:rPr>
-          <w:highlight w:val="none"/>
-        </w:rPr>
-      </w:r>
-      <w:r>
-        <w:rPr>
-          <w:highlight w:val="none"/>
-        </w:rPr>
-      </w:r>
     </w:p>
     <w:p>
       <w:pPr>
@@ -936,53 +941,125 @@
           <w:highlight w:val="none"/>
         </w:rPr>
       </w:r>
+    </w:p>
+    <w:p>
+      <w:pPr>
+        <w:pBdr/>
+        <w:spacing/>
+        <w:ind/>
+        <w:rPr>
+          <w:highlight w:val="none"/>
+        </w:rPr>
+      </w:pPr>
+      <w:r>
+        <w:t xml:space="preserve">The Video Link is :- </w:t>
+      </w:r>
+      <w:hyperlink r:id="rId9" w:tooltip="Google Vid" w:history="1">
+        <w:r>
+          <w:rPr>
+            <w:rStyle w:val="900"/>
+            <w:highlight w:val="none"/>
+          </w:rPr>
+          <w:t xml:space="preserve">Click Here</w:t>
+        </w:r>
+      </w:hyperlink>
+      <w:r/>
+      <w:r>
+        <w:rPr>
+          <w:highlight w:val="none"/>
+        </w:rPr>
+      </w:r>
+    </w:p>
+    <w:p>
+      <w:pPr>
+        <w:pBdr/>
+        <w:spacing/>
+        <w:ind/>
+        <w:rPr/>
+      </w:pPr>
+      <w:r>
+        <w:rPr>
+          <w:highlight w:val="none"/>
+        </w:rPr>
+      </w:r>
+      <w:r>
+        <w:rPr>
+          <w:highlight w:val="none"/>
+        </w:rPr>
+      </w:r>
+      <w:r/>
+    </w:p>
+    <w:p>
+      <w:pPr>
+        <w:pBdr/>
+        <w:spacing/>
+        <w:ind/>
+        <w:rPr>
+          <w:b/>
+          <w:bCs/>
+        </w:rPr>
+      </w:pPr>
       <w:r>
         <w:rPr>
           <w:b/>
           <w:bCs/>
-          <w:highlight w:val="none"/>
+        </w:rPr>
+        <w:t xml:space="preserve">8. Declaration of AI Usage</w:t>
+      </w:r>
+      <w:r>
+        <w:rPr>
+          <w:b/>
+          <w:bCs/>
         </w:rPr>
       </w:r>
       <w:r>
         <w:rPr>
           <w:b/>
           <w:bCs/>
+        </w:rPr>
+      </w:r>
+    </w:p>
+    <w:p>
+      <w:pPr>
+        <w:pBdr/>
+        <w:spacing/>
+        <w:ind/>
+        <w:rPr/>
+      </w:pPr>
+      <w:r>
+        <w:rPr>
           <w:highlight w:val="none"/>
         </w:rPr>
       </w:r>
       <w:r>
         <w:rPr>
-          <w:b/>
-          <w:bCs/>
           <w:highlight w:val="none"/>
         </w:rPr>
-      </w:r>
-    </w:p>
-    <w:p>
-      <w:pPr>
-        <w:pBdr/>
-        <w:spacing/>
-        <w:ind/>
-        <w:rPr>
-          <w:highlight w:val="none"/>
-        </w:rPr>
-      </w:pPr>
-      <w:r>
-        <w:t xml:space="preserve">(Insert link here)</w:t>
       </w:r>
       <w:r/>
     </w:p>
     <w:p>
       <w:pPr>
-        <w:pBdr/>
-        <w:spacing/>
-        <w:ind/>
-        <w:rPr/>
-      </w:pPr>
-      <w:r>
+        <w:pStyle w:val="918"/>
+        <w:numPr>
+          <w:ilvl w:val="0"/>
+          <w:numId w:val="11"/>
+        </w:numPr>
+        <w:pBdr/>
+        <w:spacing/>
+        <w:ind/>
         <w:rPr>
           <w:highlight w:val="none"/>
         </w:rPr>
+      </w:pPr>
+      <w:r>
+        <w:t xml:space="preserve">I, Ramrup Satpati, declare that this project was implemented by me. AI assistance (Automation  was used only </w:t>
+      </w:r>
+      <w:r>
+        <w:t xml:space="preserve">for debugging, UI improvement ideas (from Geeks For Geeks ), and report writing (~5-10%). All coding, integration, </w:t>
+      </w:r>
+      <w:r>
+        <w:t xml:space="preserve">and final decisions were performed solely by me.</w:t>
       </w:r>
       <w:r>
         <w:rPr>
@@ -997,86 +1074,7 @@
     </w:p>
     <w:p>
       <w:pPr>
-        <w:pBdr/>
-        <w:spacing/>
-        <w:ind/>
-        <w:rPr>
-          <w:b/>
-          <w:bCs/>
-        </w:rPr>
-      </w:pPr>
-      <w:r>
-        <w:rPr>
-          <w:b/>
-          <w:bCs/>
-        </w:rPr>
-        <w:t xml:space="preserve">8. Declaration of AI Usage</w:t>
-      </w:r>
-      <w:r>
-        <w:rPr>
-          <w:b/>
-          <w:bCs/>
-        </w:rPr>
-      </w:r>
-    </w:p>
-    <w:p>
-      <w:pPr>
-        <w:pBdr/>
-        <w:spacing/>
-        <w:ind/>
-        <w:rPr/>
-      </w:pPr>
-      <w:r>
-        <w:rPr>
-          <w:highlight w:val="none"/>
-        </w:rPr>
-      </w:r>
-      <w:r>
-        <w:rPr>
-          <w:highlight w:val="none"/>
-        </w:rPr>
-      </w:r>
-      <w:r>
-        <w:rPr>
-          <w:highlight w:val="none"/>
-        </w:rPr>
-      </w:r>
-    </w:p>
-    <w:p>
-      <w:pPr>
-        <w:pStyle w:val="668"/>
-        <w:numPr>
-          <w:ilvl w:val="0"/>
-          <w:numId w:val="11"/>
-        </w:numPr>
-        <w:pBdr/>
-        <w:spacing/>
-        <w:ind/>
-        <w:rPr>
-          <w:highlight w:val="none"/>
-        </w:rPr>
-      </w:pPr>
-      <w:r>
-        <w:t xml:space="preserve">I, Ramrup Satpati, declare that this project was implemented by me. AI assistance (Automation  was used only </w:t>
-      </w:r>
-      <w:r>
-        <w:t xml:space="preserve">for debugging, UI improvement ideas (from Geeks For Geeks ), and report writing (~5-10%). All coding, integration, </w:t>
-      </w:r>
-      <w:r/>
-      <w:r/>
-      <w:r>
-        <w:t xml:space="preserve">and final decisions were performed solely by me.</w:t>
-      </w:r>
-      <w:r/>
-      <w:r>
-        <w:rPr>
-          <w:highlight w:val="none"/>
-        </w:rPr>
-      </w:r>
-    </w:p>
-    <w:p>
-      <w:pPr>
-        <w:pStyle w:val="668"/>
+        <w:pStyle w:val="918"/>
         <w:numPr>
           <w:ilvl w:val="0"/>
           <w:numId w:val="11"/>
@@ -1099,6 +1097,11 @@
           <w:highlight w:val="none"/>
         </w:rPr>
         <w:t xml:space="preserve">Automation Testing and Vibe Coding has been done relying only on Manual Testing and debugging for all necessary requirements</w:t>
+      </w:r>
+      <w:r>
+        <w:rPr>
+          <w:highlight w:val="none"/>
+        </w:rPr>
       </w:r>
       <w:r>
         <w:rPr>
@@ -1198,6 +1201,13 @@
           <w:highlight w:val="none"/>
         </w:rPr>
       </w:r>
+      <w:r>
+        <w:rPr>
+          <w:b/>
+          <w:bCs/>
+          <w:highlight w:val="none"/>
+        </w:rPr>
+      </w:r>
     </w:p>
     <w:p>
       <w:pPr>
@@ -1232,10 +1242,17 @@
           <w:highlight w:val="none"/>
         </w:rPr>
       </w:r>
+      <w:r>
+        <w:rPr>
+          <w:b/>
+          <w:bCs/>
+          <w:highlight w:val="none"/>
+        </w:rPr>
+      </w:r>
     </w:p>
     <w:p>
       <w:pPr>
-        <w:pStyle w:val="668"/>
+        <w:pStyle w:val="918"/>
         <w:numPr>
           <w:ilvl w:val="0"/>
           <w:numId w:val="10"/>
@@ -1272,6 +1289,13 @@
           <w:highlight w:val="none"/>
         </w:rPr>
       </w:r>
+      <w:r>
+        <w:rPr>
+          <w:b/>
+          <w:bCs/>
+          <w:highlight w:val="none"/>
+        </w:rPr>
+      </w:r>
     </w:p>
     <w:p>
       <w:pPr>
@@ -1325,7 +1349,13 @@
         </w:rPr>
         <w:t xml:space="preserve">HMS-MAD-Projectv1/</w:t>
       </w:r>
-      <w:r/>
+      <w:r>
+        <w:rPr>
+          <w:b/>
+          <w:bCs/>
+          <w:highlight w:val="none"/>
+        </w:rPr>
+      </w:r>
     </w:p>
     <w:p>
       <w:pPr>
@@ -1958,7 +1988,7 @@
     </w:p>
     <w:p>
       <w:pPr>
-        <w:pStyle w:val="668"/>
+        <w:pStyle w:val="918"/>
         <w:numPr>
           <w:ilvl w:val="0"/>
           <w:numId w:val="9"/>
@@ -1987,10 +2017,17 @@
           <w:highlight w:val="none"/>
         </w:rPr>
       </w:r>
+      <w:r>
+        <w:rPr>
+          <w:b/>
+          <w:bCs/>
+          <w:highlight w:val="none"/>
+        </w:rPr>
+      </w:r>
     </w:p>
     <w:p>
       <w:pPr>
-        <w:pStyle w:val="668"/>
+        <w:pStyle w:val="918"/>
         <w:numPr>
           <w:ilvl w:val="0"/>
           <w:numId w:val="9"/>
@@ -2082,7 +2119,6 @@
           <w:b/>
           <w:bCs/>
           <w:highlight w:val="none"/>
-          <w:lang w:val="undefined"/>
         </w:rPr>
         <w:t xml:space="preserve">10. </w:t>
       </w:r>
@@ -2091,7 +2127,6 @@
           <w:b/>
           <w:bCs/>
           <w:highlight w:val="none"/>
-          <w:lang w:val="undefined"/>
         </w:rPr>
         <w:t xml:space="preserve">Database Schema (Summary)</w:t>
       </w:r>
@@ -2100,7 +2135,14 @@
           <w:b/>
           <w:bCs/>
           <w:highlight w:val="none"/>
-          <w:lang w:val="undefined"/>
+        </w:rPr>
+      </w:r>
+      <w:r>
+        <w:rPr>
+          <w:b/>
+          <w:bCs/>
+          <w:highlight w:val="none"/>
+          <w14:ligatures w14:val="none"/>
         </w:rPr>
       </w:r>
     </w:p>
@@ -2118,7 +2160,7 @@
         </w:tblBorders>
         <w:tblLayout w:type="fixed"/>
         <w:tblLook w:val="04A0" w:firstRow="1" w:lastRow="0" w:firstColumn="1" w:lastColumn="0" w:noHBand="0" w:noVBand="1"/>
-        <w:tblStyle w:val="11"/>
+        <w:tblStyle w:val="729"/>
       </w:tblPr>
       <w:tblGrid>
         <w:gridCol w:w="2268"/>
@@ -2166,7 +2208,6 @@
                 <w:b/>
                 <w:bCs/>
                 <w:highlight w:val="none"/>
-                <w:lang w:val="undefined"/>
               </w:rPr>
               <w:t xml:space="preserve">Table</w:t>
             </w:r>
@@ -2175,7 +2216,14 @@
                 <w:b/>
                 <w:bCs/>
                 <w:highlight w:val="none"/>
-                <w:lang w:val="undefined"/>
+              </w:rPr>
+            </w:r>
+            <w:r>
+              <w:rPr>
+                <w:b/>
+                <w:bCs/>
+                <w:highlight w:val="none"/>
+                <w14:ligatures w14:val="none"/>
               </w:rPr>
             </w:r>
           </w:p>
@@ -2211,7 +2259,6 @@
                 <w:b/>
                 <w:bCs/>
                 <w:highlight w:val="none"/>
-                <w:lang w:val="undefined"/>
               </w:rPr>
               <w:t xml:space="preserve">Description</w:t>
             </w:r>
@@ -2220,7 +2267,14 @@
                 <w:b/>
                 <w:bCs/>
                 <w:highlight w:val="none"/>
-                <w:lang w:val="undefined"/>
+              </w:rPr>
+            </w:r>
+            <w:r>
+              <w:rPr>
+                <w:b/>
+                <w:bCs/>
+                <w:highlight w:val="none"/>
+                <w14:ligatures w14:val="none"/>
               </w:rPr>
             </w:r>
           </w:p>
@@ -2268,7 +2322,6 @@
                 <w:b/>
                 <w:bCs/>
                 <w:highlight w:val="none"/>
-                <w:lang w:val="undefined"/>
               </w:rPr>
               <w:t xml:space="preserve">Admin</w:t>
             </w:r>
@@ -2277,7 +2330,14 @@
                 <w:b/>
                 <w:bCs/>
                 <w:highlight w:val="none"/>
-                <w:lang w:val="undefined"/>
+              </w:rPr>
+            </w:r>
+            <w:r>
+              <w:rPr>
+                <w:b/>
+                <w:bCs/>
+                <w:highlight w:val="none"/>
+                <w14:ligatures w14:val="none"/>
               </w:rPr>
             </w:r>
           </w:p>
@@ -2313,7 +2373,6 @@
                 <w:b/>
                 <w:bCs/>
                 <w:highlight w:val="none"/>
-                <w:lang w:val="undefined"/>
               </w:rPr>
               <w:t xml:space="preserve">Stores admin login details</w:t>
             </w:r>
@@ -2322,7 +2381,14 @@
                 <w:b/>
                 <w:bCs/>
                 <w:highlight w:val="none"/>
-                <w:lang w:val="undefined"/>
+              </w:rPr>
+            </w:r>
+            <w:r>
+              <w:rPr>
+                <w:b/>
+                <w:bCs/>
+                <w:highlight w:val="none"/>
+                <w14:ligatures w14:val="none"/>
               </w:rPr>
             </w:r>
           </w:p>
@@ -2370,7 +2436,6 @@
                 <w:b/>
                 <w:bCs/>
                 <w:highlight w:val="none"/>
-                <w:lang w:val="undefined"/>
               </w:rPr>
               <w:t xml:space="preserve">Doctor</w:t>
             </w:r>
@@ -2379,7 +2444,14 @@
                 <w:b/>
                 <w:bCs/>
                 <w:highlight w:val="none"/>
-                <w:lang w:val="undefined"/>
+              </w:rPr>
+            </w:r>
+            <w:r>
+              <w:rPr>
+                <w:b/>
+                <w:bCs/>
+                <w:highlight w:val="none"/>
+                <w14:ligatures w14:val="none"/>
               </w:rPr>
             </w:r>
           </w:p>
@@ -2415,7 +2487,6 @@
                 <w:b/>
                 <w:bCs/>
                 <w:highlight w:val="none"/>
-                <w:lang w:val="undefined"/>
               </w:rPr>
               <w:t xml:space="preserve">Doctor profiles with department mapping</w:t>
             </w:r>
@@ -2424,7 +2495,14 @@
                 <w:b/>
                 <w:bCs/>
                 <w:highlight w:val="none"/>
-                <w:lang w:val="undefined"/>
+              </w:rPr>
+            </w:r>
+            <w:r>
+              <w:rPr>
+                <w:b/>
+                <w:bCs/>
+                <w:highlight w:val="none"/>
+                <w14:ligatures w14:val="none"/>
               </w:rPr>
             </w:r>
           </w:p>
@@ -2472,7 +2550,6 @@
                 <w:b/>
                 <w:bCs/>
                 <w:highlight w:val="none"/>
-                <w:lang w:val="undefined"/>
               </w:rPr>
               <w:t xml:space="preserve">Patient</w:t>
             </w:r>
@@ -2481,7 +2558,14 @@
                 <w:b/>
                 <w:bCs/>
                 <w:highlight w:val="none"/>
-                <w:lang w:val="undefined"/>
+              </w:rPr>
+            </w:r>
+            <w:r>
+              <w:rPr>
+                <w:b/>
+                <w:bCs/>
+                <w:highlight w:val="none"/>
+                <w14:ligatures w14:val="none"/>
               </w:rPr>
             </w:r>
           </w:p>
@@ -2517,7 +2601,6 @@
                 <w:b/>
                 <w:bCs/>
                 <w:highlight w:val="none"/>
-                <w:lang w:val="undefined"/>
               </w:rPr>
               <w:t xml:space="preserve">Patient details &amp; login credentials</w:t>
             </w:r>
@@ -2526,7 +2609,14 @@
                 <w:b/>
                 <w:bCs/>
                 <w:highlight w:val="none"/>
-                <w:lang w:val="undefined"/>
+              </w:rPr>
+            </w:r>
+            <w:r>
+              <w:rPr>
+                <w:b/>
+                <w:bCs/>
+                <w:highlight w:val="none"/>
+                <w14:ligatures w14:val="none"/>
               </w:rPr>
             </w:r>
           </w:p>
@@ -2574,7 +2664,6 @@
                 <w:b/>
                 <w:bCs/>
                 <w:highlight w:val="none"/>
-                <w:lang w:val="undefined"/>
               </w:rPr>
               <w:t xml:space="preserve">Department</w:t>
             </w:r>
@@ -2583,7 +2672,14 @@
                 <w:b/>
                 <w:bCs/>
                 <w:highlight w:val="none"/>
-                <w:lang w:val="undefined"/>
+              </w:rPr>
+            </w:r>
+            <w:r>
+              <w:rPr>
+                <w:b/>
+                <w:bCs/>
+                <w:highlight w:val="none"/>
+                <w14:ligatures w14:val="none"/>
               </w:rPr>
             </w:r>
           </w:p>
@@ -2619,7 +2715,6 @@
                 <w:b/>
                 <w:bCs/>
                 <w:highlight w:val="none"/>
-                <w:lang w:val="undefined"/>
               </w:rPr>
               <w:t xml:space="preserve">All available hospital departments</w:t>
             </w:r>
@@ -2628,7 +2723,14 @@
                 <w:b/>
                 <w:bCs/>
                 <w:highlight w:val="none"/>
-                <w:lang w:val="undefined"/>
+              </w:rPr>
+            </w:r>
+            <w:r>
+              <w:rPr>
+                <w:b/>
+                <w:bCs/>
+                <w:highlight w:val="none"/>
+                <w14:ligatures w14:val="none"/>
               </w:rPr>
             </w:r>
           </w:p>
@@ -2676,7 +2778,6 @@
                 <w:b/>
                 <w:bCs/>
                 <w:highlight w:val="none"/>
-                <w:lang w:val="undefined"/>
               </w:rPr>
               <w:t xml:space="preserve">Availability</w:t>
             </w:r>
@@ -2685,7 +2786,14 @@
                 <w:b/>
                 <w:bCs/>
                 <w:highlight w:val="none"/>
-                <w:lang w:val="undefined"/>
+              </w:rPr>
+            </w:r>
+            <w:r>
+              <w:rPr>
+                <w:b/>
+                <w:bCs/>
+                <w:highlight w:val="none"/>
+                <w14:ligatures w14:val="none"/>
               </w:rPr>
             </w:r>
           </w:p>
@@ -2721,7 +2829,6 @@
                 <w:b/>
                 <w:bCs/>
                 <w:highlight w:val="none"/>
-                <w:lang w:val="undefined"/>
               </w:rPr>
               <w:t xml:space="preserve">Doctor’s availability for next 7 days</w:t>
             </w:r>
@@ -2730,7 +2837,14 @@
                 <w:b/>
                 <w:bCs/>
                 <w:highlight w:val="none"/>
-                <w:lang w:val="undefined"/>
+              </w:rPr>
+            </w:r>
+            <w:r>
+              <w:rPr>
+                <w:b/>
+                <w:bCs/>
+                <w:highlight w:val="none"/>
+                <w14:ligatures w14:val="none"/>
               </w:rPr>
             </w:r>
           </w:p>
@@ -2778,7 +2892,6 @@
                 <w:b/>
                 <w:bCs/>
                 <w:highlight w:val="none"/>
-                <w:lang w:val="undefined"/>
               </w:rPr>
               <w:t xml:space="preserve">Appointment</w:t>
             </w:r>
@@ -2787,7 +2900,14 @@
                 <w:b/>
                 <w:bCs/>
                 <w:highlight w:val="none"/>
-                <w:lang w:val="undefined"/>
+              </w:rPr>
+            </w:r>
+            <w:r>
+              <w:rPr>
+                <w:b/>
+                <w:bCs/>
+                <w:highlight w:val="none"/>
+                <w14:ligatures w14:val="none"/>
               </w:rPr>
             </w:r>
           </w:p>
@@ -2823,7 +2943,6 @@
                 <w:b/>
                 <w:bCs/>
                 <w:highlight w:val="none"/>
-                <w:lang w:val="undefined"/>
               </w:rPr>
               <w:t xml:space="preserve">Appointment data, time-slots, diagnosis, and status</w:t>
             </w:r>
@@ -2832,7 +2951,14 @@
                 <w:b/>
                 <w:bCs/>
                 <w:highlight w:val="none"/>
-                <w:lang w:val="undefined"/>
+              </w:rPr>
+            </w:r>
+            <w:r>
+              <w:rPr>
+                <w:b/>
+                <w:bCs/>
+                <w:highlight w:val="none"/>
+                <w14:ligatures w14:val="none"/>
               </w:rPr>
             </w:r>
           </w:p>
@@ -2864,7 +2990,13 @@
           <w:highlight w:val="none"/>
         </w:rPr>
       </w:r>
-      <w:r/>
+      <w:r>
+        <w:rPr>
+          <w:b/>
+          <w:bCs/>
+          <w:highlight w:val="none"/>
+        </w:rPr>
+      </w:r>
     </w:p>
     <w:p>
       <w:pPr>
@@ -2888,7 +3020,6 @@
           <w:b/>
           <w:bCs/>
           <w:highlight w:val="none"/>
-          <w:lang w:val="undefined"/>
         </w:rPr>
         <w:t xml:space="preserve">11. </w:t>
       </w:r>
@@ -2897,7 +3028,6 @@
           <w:b/>
           <w:bCs/>
           <w:highlight w:val="none"/>
-          <w:lang w:val="undefined"/>
         </w:rPr>
         <w:t xml:space="preserve">Future Enhancements</w:t>
       </w:r>
@@ -2906,7 +3036,14 @@
           <w:b/>
           <w:bCs/>
           <w:highlight w:val="none"/>
-          <w:lang w:val="undefined"/>
+        </w:rPr>
+      </w:r>
+      <w:r>
+        <w:rPr>
+          <w:b/>
+          <w:bCs/>
+          <w:highlight w:val="none"/>
+          <w14:ligatures w14:val="none"/>
         </w:rPr>
       </w:r>
     </w:p>
@@ -2941,10 +3078,16 @@
           <w:bCs w:val="0"/>
         </w:rPr>
       </w:r>
+      <w:r>
+        <w:rPr>
+          <w:b w:val="0"/>
+          <w:bCs w:val="0"/>
+        </w:rPr>
+      </w:r>
     </w:p>
     <w:p>
       <w:pPr>
-        <w:pStyle w:val="668"/>
+        <w:pStyle w:val="918"/>
         <w:numPr>
           <w:ilvl w:val="0"/>
           <w:numId w:val="12"/>
@@ -2978,10 +3121,16 @@
           <w:bCs w:val="0"/>
         </w:rPr>
       </w:r>
+      <w:r>
+        <w:rPr>
+          <w:b w:val="0"/>
+          <w:bCs w:val="0"/>
+        </w:rPr>
+      </w:r>
     </w:p>
     <w:p>
       <w:pPr>
-        <w:pStyle w:val="668"/>
+        <w:pStyle w:val="918"/>
         <w:numPr>
           <w:ilvl w:val="0"/>
           <w:numId w:val="12"/>
@@ -3015,10 +3164,16 @@
           <w:bCs w:val="0"/>
         </w:rPr>
       </w:r>
+      <w:r>
+        <w:rPr>
+          <w:b w:val="0"/>
+          <w:bCs w:val="0"/>
+        </w:rPr>
+      </w:r>
     </w:p>
     <w:p>
       <w:pPr>
-        <w:pStyle w:val="668"/>
+        <w:pStyle w:val="918"/>
         <w:numPr>
           <w:ilvl w:val="0"/>
           <w:numId w:val="12"/>
@@ -3052,10 +3207,16 @@
           <w:bCs w:val="0"/>
         </w:rPr>
       </w:r>
+      <w:r>
+        <w:rPr>
+          <w:b w:val="0"/>
+          <w:bCs w:val="0"/>
+        </w:rPr>
+      </w:r>
     </w:p>
     <w:p>
       <w:pPr>
-        <w:pStyle w:val="668"/>
+        <w:pStyle w:val="918"/>
         <w:numPr>
           <w:ilvl w:val="0"/>
           <w:numId w:val="12"/>
@@ -3089,10 +3250,16 @@
           <w:bCs w:val="0"/>
         </w:rPr>
       </w:r>
+      <w:r>
+        <w:rPr>
+          <w:b w:val="0"/>
+          <w:bCs w:val="0"/>
+        </w:rPr>
+      </w:r>
     </w:p>
     <w:p>
       <w:pPr>
-        <w:pStyle w:val="668"/>
+        <w:pStyle w:val="918"/>
         <w:numPr>
           <w:ilvl w:val="0"/>
           <w:numId w:val="12"/>
@@ -3126,10 +3293,16 @@
           <w:bCs w:val="0"/>
         </w:rPr>
       </w:r>
+      <w:r>
+        <w:rPr>
+          <w:b w:val="0"/>
+          <w:bCs w:val="0"/>
+        </w:rPr>
+      </w:r>
     </w:p>
     <w:p>
       <w:pPr>
-        <w:pStyle w:val="668"/>
+        <w:pStyle w:val="918"/>
         <w:numPr>
           <w:ilvl w:val="0"/>
           <w:numId w:val="12"/>
@@ -3163,10 +3336,16 @@
           <w:bCs w:val="0"/>
         </w:rPr>
       </w:r>
+      <w:r>
+        <w:rPr>
+          <w:b w:val="0"/>
+          <w:bCs w:val="0"/>
+        </w:rPr>
+      </w:r>
     </w:p>
     <w:p>
       <w:pPr>
-        <w:pStyle w:val="668"/>
+        <w:pStyle w:val="918"/>
         <w:numPr>
           <w:ilvl w:val="0"/>
           <w:numId w:val="12"/>
@@ -3205,6 +3384,7 @@
           <w:sz w:val="24"/>
         </w:rPr>
       </w:r>
+      <w:r/>
     </w:p>
     <w:p>
       <w:pPr>
@@ -3241,9 +3421,8 @@
       <w:r>
         <w:rPr>
           <w:rFonts w:ascii="Times New Roman" w:hAnsi="Times New Roman" w:eastAsia="Times New Roman" w:cs="Times New Roman"/>
-          <w:color w:val="000000"/>
           <w:sz w:val="24"/>
-          <w:highlight w:val="none"/>
+          <w:szCs w:val="24"/>
         </w:rPr>
       </w:r>
     </w:p>
@@ -3269,7 +3448,6 @@
           <w:b/>
           <w:bCs/>
           <w:highlight w:val="none"/>
-          <w:lang w:val="undefined"/>
         </w:rPr>
         <w:t xml:space="preserve">12. Conclusion</w:t>
       </w:r>
@@ -3278,7 +3456,14 @@
           <w:b/>
           <w:bCs/>
           <w:highlight w:val="none"/>
-          <w:lang w:val="undefined"/>
+        </w:rPr>
+      </w:r>
+      <w:r>
+        <w:rPr>
+          <w:b/>
+          <w:bCs/>
+          <w:highlight w:val="none"/>
+          <w14:ligatures w14:val="none"/>
         </w:rPr>
       </w:r>
     </w:p>
@@ -3306,7 +3491,7 @@
     </w:p>
     <w:p>
       <w:pPr>
-        <w:pStyle w:val="668"/>
+        <w:pStyle w:val="918"/>
         <w:numPr>
           <w:ilvl w:val="0"/>
           <w:numId w:val="13"/>
@@ -3331,7 +3516,6 @@
           <w:b/>
           <w:bCs/>
           <w:highlight w:val="none"/>
-          <w:lang w:val="undefined"/>
         </w:rPr>
         <w:t xml:space="preserve">Complete Frontend + Backend</w:t>
       </w:r>
@@ -3340,13 +3524,20 @@
           <w:b/>
           <w:bCs/>
           <w:highlight w:val="none"/>
-          <w:lang w:val="undefined"/>
+        </w:rPr>
+      </w:r>
+      <w:r>
+        <w:rPr>
+          <w:b/>
+          <w:bCs/>
+          <w:highlight w:val="none"/>
+          <w14:ligatures w14:val="none"/>
         </w:rPr>
       </w:r>
     </w:p>
     <w:p>
       <w:pPr>
-        <w:pStyle w:val="668"/>
+        <w:pStyle w:val="918"/>
         <w:numPr>
           <w:ilvl w:val="0"/>
           <w:numId w:val="13"/>
@@ -3371,7 +3562,6 @@
           <w:b/>
           <w:bCs/>
           <w:highlight w:val="none"/>
-          <w:lang w:val="undefined"/>
         </w:rPr>
         <w:t xml:space="preserve">Fully responsive UI</w:t>
       </w:r>
@@ -3380,13 +3570,20 @@
           <w:b/>
           <w:bCs/>
           <w:highlight w:val="none"/>
-          <w:lang w:val="undefined"/>
+        </w:rPr>
+      </w:r>
+      <w:r>
+        <w:rPr>
+          <w:b/>
+          <w:bCs/>
+          <w:highlight w:val="none"/>
+          <w14:ligatures w14:val="none"/>
         </w:rPr>
       </w:r>
     </w:p>
     <w:p>
       <w:pPr>
-        <w:pStyle w:val="668"/>
+        <w:pStyle w:val="918"/>
         <w:numPr>
           <w:ilvl w:val="0"/>
           <w:numId w:val="13"/>
@@ -3411,7 +3608,6 @@
           <w:b/>
           <w:bCs/>
           <w:highlight w:val="none"/>
-          <w:lang w:val="undefined"/>
         </w:rPr>
         <w:t xml:space="preserve">Proper DB integration</w:t>
       </w:r>
@@ -3420,13 +3616,20 @@
           <w:b/>
           <w:bCs/>
           <w:highlight w:val="none"/>
-          <w:lang w:val="undefined"/>
+        </w:rPr>
+      </w:r>
+      <w:r>
+        <w:rPr>
+          <w:b/>
+          <w:bCs/>
+          <w:highlight w:val="none"/>
+          <w14:ligatures w14:val="none"/>
         </w:rPr>
       </w:r>
     </w:p>
     <w:p>
       <w:pPr>
-        <w:pStyle w:val="668"/>
+        <w:pStyle w:val="918"/>
         <w:numPr>
           <w:ilvl w:val="0"/>
           <w:numId w:val="13"/>
@@ -3451,7 +3654,6 @@
           <w:b/>
           <w:bCs/>
           <w:highlight w:val="none"/>
-          <w:lang w:val="undefined"/>
         </w:rPr>
         <w:t xml:space="preserve">Admin, Patient, Doctor modules</w:t>
       </w:r>
@@ -3460,13 +3662,20 @@
           <w:b/>
           <w:bCs/>
           <w:highlight w:val="none"/>
-          <w:lang w:val="undefined"/>
+        </w:rPr>
+      </w:r>
+      <w:r>
+        <w:rPr>
+          <w:b/>
+          <w:bCs/>
+          <w:highlight w:val="none"/>
+          <w14:ligatures w14:val="none"/>
         </w:rPr>
       </w:r>
     </w:p>
     <w:p>
       <w:pPr>
-        <w:pStyle w:val="668"/>
+        <w:pStyle w:val="918"/>
         <w:numPr>
           <w:ilvl w:val="0"/>
           <w:numId w:val="13"/>
@@ -3491,7 +3700,6 @@
           <w:b/>
           <w:bCs/>
           <w:highlight w:val="none"/>
-          <w:lang w:val="undefined"/>
         </w:rPr>
         <w:t xml:space="preserve">Analytics charts</w:t>
       </w:r>
@@ -3500,13 +3708,20 @@
           <w:b/>
           <w:bCs/>
           <w:highlight w:val="none"/>
-          <w:lang w:val="undefined"/>
+        </w:rPr>
+      </w:r>
+      <w:r>
+        <w:rPr>
+          <w:b/>
+          <w:bCs/>
+          <w:highlight w:val="none"/>
+          <w14:ligatures w14:val="none"/>
         </w:rPr>
       </w:r>
     </w:p>
     <w:p>
       <w:pPr>
-        <w:pStyle w:val="668"/>
+        <w:pStyle w:val="918"/>
         <w:numPr>
           <w:ilvl w:val="0"/>
           <w:numId w:val="13"/>
@@ -3531,7 +3746,6 @@
           <w:b/>
           <w:bCs/>
           <w:highlight w:val="none"/>
-          <w:lang w:val="undefined"/>
         </w:rPr>
         <w:t xml:space="preserve">Clean code with Flask structure</w:t>
       </w:r>
@@ -3540,13 +3754,20 @@
           <w:b/>
           <w:bCs/>
           <w:highlight w:val="none"/>
-          <w:lang w:val="undefined"/>
+        </w:rPr>
+      </w:r>
+      <w:r>
+        <w:rPr>
+          <w:b/>
+          <w:bCs/>
+          <w:highlight w:val="none"/>
+          <w14:ligatures w14:val="none"/>
         </w:rPr>
       </w:r>
     </w:p>
     <w:p>
       <w:pPr>
-        <w:pStyle w:val="668"/>
+        <w:pStyle w:val="918"/>
         <w:numPr>
           <w:ilvl w:val="0"/>
           <w:numId w:val="13"/>
@@ -3571,7 +3792,6 @@
           <w:b/>
           <w:bCs/>
           <w:highlight w:val="none"/>
-          <w:lang w:val="undefined"/>
         </w:rPr>
         <w:t xml:space="preserve">Final submission ZIP ready</w:t>
       </w:r>
@@ -3580,7 +3800,14 @@
           <w:b/>
           <w:bCs/>
           <w:highlight w:val="none"/>
-          <w:lang w:val="undefined"/>
+        </w:rPr>
+      </w:r>
+      <w:r>
+        <w:rPr>
+          <w:b/>
+          <w:bCs/>
+          <w:highlight w:val="none"/>
+          <w14:ligatures w14:val="none"/>
         </w:rPr>
       </w:r>
     </w:p>
@@ -3664,23 +3891,13 @@
         </w:rPr>
         <w:t xml:space="preserve">UI/UX design</w:t>
       </w:r>
-      <w:r/>
-      <w:r>
-        <w:rPr>
-          <w:highlight w:val="none"/>
-        </w:rPr>
-      </w:r>
-      <w:r>
-        <w:rPr>
-          <w:highlight w:val="none"/>
-        </w:rPr>
-      </w:r>
       <w:r>
         <w:rPr>
           <w:rFonts w:ascii="Times New Roman" w:hAnsi="Times New Roman" w:eastAsia="Times New Roman" w:cs="Times New Roman"/>
           <w:sz w:val="24"/>
         </w:rPr>
       </w:r>
+      <w:r/>
     </w:p>
     <w:p>
       <w:pPr>
@@ -3729,7 +3946,6 @@
           <w:b/>
           <w:bCs/>
           <w:highlight w:val="none"/>
-          <w:lang w:val="undefined"/>
         </w:rPr>
         <w:t xml:space="preserve">13. GitHub Repository</w:t>
       </w:r>
@@ -3738,7 +3954,6 @@
           <w:b/>
           <w:bCs/>
           <w:highlight w:val="none"/>
-          <w:lang w:val="undefined" w:bidi="undefined"/>
         </w:rPr>
       </w:r>
       <w:r>
@@ -3746,6 +3961,7 @@
           <w:b/>
           <w:bCs/>
           <w:highlight w:val="none"/>
+          <w14:ligatures w14:val="none"/>
         </w:rPr>
       </w:r>
     </w:p>
@@ -3775,10 +3991,10 @@
         </w:rPr>
         <w:t xml:space="preserve">The Repostitory Link is :- </w:t>
       </w:r>
-      <w:hyperlink r:id="rId9" w:tooltip="GitHub 🄯" w:history="1">
+      <w:hyperlink r:id="rId10" w:tooltip="GitHub 🄯" w:history="1">
         <w:r>
           <w:rPr>
-            <w:rStyle w:val="186"/>
+            <w:rStyle w:val="900"/>
             <w:b/>
             <w:bCs/>
             <w:highlight w:val="none"/>
@@ -3788,7 +4004,7 @@
         </w:r>
         <w:r>
           <w:rPr>
-            <w:rStyle w:val="186"/>
+            <w:rStyle w:val="900"/>
             <w:b/>
             <w:bCs/>
             <w:highlight w:val="none"/>
@@ -3807,6 +4023,7 @@
           <w:b/>
           <w:bCs/>
           <w:highlight w:val="none"/>
+          <w14:ligatures w14:val="none"/>
         </w:rPr>
       </w:r>
     </w:p>
@@ -3820,26 +4037,30 @@
         </w:rPr>
       </w:pPr>
       <w:r/>
-      <w:r/>
-      <w:hyperlink r:id="rId10" w:tooltip="https://github.com/24f3004027/HMS-MAD-Projectv1" w:history="1">
+      <w:hyperlink r:id="rId11" w:tooltip="https://github.com/24f3004027/HMS-MAD-Projectv1" w:history="1">
         <w:r>
           <w:rPr>
-            <w:rStyle w:val="186"/>
+            <w:rStyle w:val="900"/>
           </w:rPr>
           <w:t xml:space="preserve">https://github.com/24f3004027/HMS-MAD-Projectv1</w:t>
         </w:r>
         <w:r>
           <w:rPr>
-            <w:rStyle w:val="186"/>
+            <w:rStyle w:val="900"/>
           </w:rPr>
         </w:r>
         <w:r>
           <w:rPr>
-            <w:rStyle w:val="186"/>
+            <w:rStyle w:val="900"/>
           </w:rPr>
         </w:r>
       </w:hyperlink>
       <w:r/>
+      <w:r>
+        <w:rPr>
+          <w:highlight w:val="none"/>
+        </w:rPr>
+      </w:r>
     </w:p>
     <w:p>
       <w:pPr>
@@ -3848,7 +4069,6 @@
         <w:ind/>
         <w:rPr/>
       </w:pPr>
-      <w:r/>
       <w:r/>
       <w:r/>
     </w:p>
@@ -3867,11 +4087,15 @@
         </w:rPr>
         <w:t xml:space="preserve">The Reposity is :- </w:t>
       </w:r>
-      <w:r/>
+      <w:r>
+        <w:rPr>
+          <w:highlight w:val="none"/>
+        </w:rPr>
+      </w:r>
     </w:p>
     <w:p>
       <w:pPr>
-        <w:pStyle w:val="668"/>
+        <w:pStyle w:val="918"/>
         <w:numPr>
           <w:ilvl w:val="0"/>
           <w:numId w:val="14"/>
@@ -3900,11 +4124,15 @@
           <w:highlight w:val="none"/>
         </w:rPr>
       </w:r>
-      <w:r/>
+      <w:r>
+        <w:rPr>
+          <w:highlight w:val="none"/>
+        </w:rPr>
+      </w:r>
     </w:p>
     <w:p>
       <w:pPr>
-        <w:pStyle w:val="668"/>
+        <w:pStyle w:val="918"/>
         <w:numPr>
           <w:ilvl w:val="0"/>
           <w:numId w:val="14"/>
@@ -3962,7 +4190,6 @@
           <w:b/>
           <w:bCs/>
           <w:highlight w:val="none"/>
-          <w:lang w:val="undefined"/>
         </w:rPr>
         <w:t xml:space="preserve">14. LinkedIN Profile</w:t>
       </w:r>
@@ -3971,7 +4198,6 @@
           <w:b/>
           <w:bCs/>
           <w:highlight w:val="none"/>
-          <w:lang w:val="undefined"/>
         </w:rPr>
         <w:t xml:space="preserve"> :-</w:t>
       </w:r>
@@ -3980,7 +4206,14 @@
           <w:b/>
           <w:bCs/>
           <w:highlight w:val="none"/>
-          <w:lang w:val="undefined"/>
+        </w:rPr>
+      </w:r>
+      <w:r>
+        <w:rPr>
+          <w:b/>
+          <w:bCs/>
+          <w:highlight w:val="none"/>
+          <w14:ligatures w14:val="none"/>
         </w:rPr>
       </w:r>
     </w:p>
@@ -3999,10 +4232,10 @@
         </w:rPr>
         <w:t xml:space="preserve">My Profile is :- </w:t>
       </w:r>
-      <w:hyperlink r:id="rId11" w:tooltip="LinkedIN" w:history="1">
+      <w:hyperlink r:id="rId12" w:tooltip="LinkedIN" w:history="1">
         <w:r>
           <w:rPr>
-            <w:rStyle w:val="186"/>
+            <w:rStyle w:val="900"/>
             <w:highlight w:val="none"/>
           </w:rPr>
           <w:t xml:space="preserve">Click Here</w:t>
@@ -4064,33 +4297,38 @@
           <w:highlight w:val="none"/>
         </w:rPr>
       </w:r>
-      <w:hyperlink r:id="rId12" w:tooltip="https://www.linkedin.com/in/ramrup-satpati-683970341/" w:history="1">
+      <w:hyperlink r:id="rId13" w:tooltip="https://www.linkedin.com/in/ramrup-satpati-683970341/" w:history="1">
         <w:r>
           <w:rPr>
-            <w:rStyle w:val="186"/>
+            <w:rStyle w:val="900"/>
             <w:highlight w:val="none"/>
           </w:rPr>
           <w:t xml:space="preserve">https://www.linkedin.com/in/ramrup-satpati-683970341/</w:t>
         </w:r>
         <w:r>
           <w:rPr>
-            <w:rStyle w:val="186"/>
+            <w:rStyle w:val="900"/>
             <w:highlight w:val="none"/>
           </w:rPr>
         </w:r>
         <w:r>
           <w:rPr>
-            <w:rStyle w:val="186"/>
+            <w:rStyle w:val="900"/>
             <w:highlight w:val="none"/>
           </w:rPr>
         </w:r>
         <w:r>
           <w:rPr>
-            <w:rStyle w:val="186"/>
+            <w:rStyle w:val="900"/>
           </w:rPr>
         </w:r>
       </w:hyperlink>
       <w:r/>
+      <w:r>
+        <w:rPr>
+          <w:highlight w:val="none"/>
+        </w:rPr>
+      </w:r>
     </w:p>
     <w:p>
       <w:pPr>
@@ -4109,11 +4347,7 @@
           <w:highlight w:val="none"/>
         </w:rPr>
       </w:r>
-      <w:r>
-        <w:rPr>
-          <w:highlight w:val="none"/>
-        </w:rPr>
-      </w:r>
+      <w:r/>
     </w:p>
     <w:sectPr>
       <w:footnotePr/>
@@ -4137,7 +4371,6 @@
         <w:ind/>
         <w:rPr/>
       </w:pPr>
-      <w:r/>
       <w:r>
         <w:separator/>
       </w:r>
@@ -4152,7 +4385,6 @@
         <w:ind/>
         <w:rPr/>
       </w:pPr>
-      <w:r/>
       <w:r>
         <w:continuationSeparator/>
       </w:r>
@@ -4172,7 +4404,6 @@
         <w:ind/>
         <w:rPr/>
       </w:pPr>
-      <w:r/>
       <w:r>
         <w:separator/>
       </w:r>
@@ -4187,7 +4418,6 @@
         <w:ind/>
         <w:rPr/>
       </w:pPr>
-      <w:r/>
       <w:r>
         <w:continuationSeparator/>
       </w:r>
@@ -6446,9 +6676,9 @@
     <w:lsdException w:name="Bibliography" w:uiPriority="37"/>
     <w:lsdException w:name="TOC Heading" w:uiPriority="39" w:qFormat="1"/>
   </w:latentStyles>
-  <w:style w:type="table" w:styleId="11">
+  <w:style w:type="table" w:styleId="729">
     <w:name w:val="Table Grid"/>
-    <w:basedOn w:val="665"/>
+    <w:basedOn w:val="915"/>
     <w:uiPriority w:val="59"/>
     <w:pPr>
       <w:pBdr/>
@@ -6645,9 +6875,9 @@
       </w:tcPr>
     </w:tblStylePr>
   </w:style>
-  <w:style w:type="table" w:styleId="12">
+  <w:style w:type="table" w:styleId="730">
     <w:name w:val="Table Grid Light"/>
-    <w:basedOn w:val="665"/>
+    <w:basedOn w:val="915"/>
     <w:uiPriority w:val="59"/>
     <w:pPr>
       <w:pBdr/>
@@ -6844,9 +7074,9 @@
       </w:tcPr>
     </w:tblStylePr>
   </w:style>
-  <w:style w:type="table" w:styleId="13">
+  <w:style w:type="table" w:styleId="731">
     <w:name w:val="Plain Table 1"/>
-    <w:basedOn w:val="665"/>
+    <w:basedOn w:val="915"/>
     <w:uiPriority w:val="59"/>
     <w:pPr>
       <w:pBdr/>
@@ -7069,9 +7299,9 @@
       </w:tcPr>
     </w:tblStylePr>
   </w:style>
-  <w:style w:type="table" w:styleId="14">
+  <w:style w:type="table" w:styleId="732">
     <w:name w:val="Plain Table 2"/>
-    <w:basedOn w:val="665"/>
+    <w:basedOn w:val="915"/>
     <w:uiPriority w:val="59"/>
     <w:pPr>
       <w:pBdr/>
@@ -7302,9 +7532,9 @@
       </w:tcPr>
     </w:tblStylePr>
   </w:style>
-  <w:style w:type="table" w:styleId="15">
+  <w:style w:type="table" w:styleId="733">
     <w:name w:val="Plain Table 3"/>
-    <w:basedOn w:val="665"/>
+    <w:basedOn w:val="915"/>
     <w:uiPriority w:val="99"/>
     <w:pPr>
       <w:pBdr/>
@@ -7532,9 +7762,9 @@
       </w:tcPr>
     </w:tblStylePr>
   </w:style>
-  <w:style w:type="table" w:styleId="16">
+  <w:style w:type="table" w:styleId="734">
     <w:name w:val="Plain Table 4"/>
-    <w:basedOn w:val="665"/>
+    <w:basedOn w:val="915"/>
     <w:uiPriority w:val="99"/>
     <w:pPr>
       <w:pBdr/>
@@ -7748,9 +7978,9 @@
       </w:tcPr>
     </w:tblStylePr>
   </w:style>
-  <w:style w:type="table" w:styleId="17">
+  <w:style w:type="table" w:styleId="735">
     <w:name w:val="Plain Table 5"/>
-    <w:basedOn w:val="665"/>
+    <w:basedOn w:val="915"/>
     <w:uiPriority w:val="99"/>
     <w:pPr>
       <w:pBdr/>
@@ -7981,9 +8211,9 @@
       </w:tcPr>
     </w:tblStylePr>
   </w:style>
-  <w:style w:type="table" w:styleId="18">
+  <w:style w:type="table" w:styleId="736">
     <w:name w:val="Grid Table 1 Light"/>
-    <w:basedOn w:val="665"/>
+    <w:basedOn w:val="915"/>
     <w:uiPriority w:val="99"/>
     <w:pPr>
       <w:pBdr/>
@@ -8204,9 +8434,9 @@
       </w:tcPr>
     </w:tblStylePr>
   </w:style>
-  <w:style w:type="table" w:styleId="19">
+  <w:style w:type="table" w:styleId="737">
     <w:name w:val="Grid Table 1 Light - Accent 1"/>
-    <w:basedOn w:val="665"/>
+    <w:basedOn w:val="915"/>
     <w:uiPriority w:val="99"/>
     <w:pPr>
       <w:pBdr/>
@@ -8427,9 +8657,9 @@
       </w:tcPr>
     </w:tblStylePr>
   </w:style>
-  <w:style w:type="table" w:styleId="20">
+  <w:style w:type="table" w:styleId="738">
     <w:name w:val="Grid Table 1 Light - Accent 2"/>
-    <w:basedOn w:val="665"/>
+    <w:basedOn w:val="915"/>
     <w:uiPriority w:val="99"/>
     <w:pPr>
       <w:pBdr/>
@@ -8650,9 +8880,9 @@
       </w:tcPr>
     </w:tblStylePr>
   </w:style>
-  <w:style w:type="table" w:styleId="21">
+  <w:style w:type="table" w:styleId="739">
     <w:name w:val="Grid Table 1 Light - Accent 3"/>
-    <w:basedOn w:val="665"/>
+    <w:basedOn w:val="915"/>
     <w:uiPriority w:val="99"/>
     <w:pPr>
       <w:pBdr/>
@@ -8873,9 +9103,9 @@
       </w:tcPr>
     </w:tblStylePr>
   </w:style>
-  <w:style w:type="table" w:styleId="22">
+  <w:style w:type="table" w:styleId="740">
     <w:name w:val="Grid Table 1 Light - Accent 4"/>
-    <w:basedOn w:val="665"/>
+    <w:basedOn w:val="915"/>
     <w:uiPriority w:val="99"/>
     <w:pPr>
       <w:pBdr/>
@@ -9096,9 +9326,9 @@
       </w:tcPr>
     </w:tblStylePr>
   </w:style>
-  <w:style w:type="table" w:styleId="23">
+  <w:style w:type="table" w:styleId="741">
     <w:name w:val="Grid Table 1 Light - Accent 5"/>
-    <w:basedOn w:val="665"/>
+    <w:basedOn w:val="915"/>
     <w:uiPriority w:val="99"/>
     <w:pPr>
       <w:pBdr/>
@@ -9319,9 +9549,9 @@
       </w:tcPr>
     </w:tblStylePr>
   </w:style>
-  <w:style w:type="table" w:styleId="24">
+  <w:style w:type="table" w:styleId="742">
     <w:name w:val="Grid Table 1 Light - Accent 6"/>
-    <w:basedOn w:val="665"/>
+    <w:basedOn w:val="915"/>
     <w:uiPriority w:val="99"/>
     <w:pPr>
       <w:pBdr/>
@@ -9542,9 +9772,9 @@
       </w:tcPr>
     </w:tblStylePr>
   </w:style>
-  <w:style w:type="table" w:styleId="25">
+  <w:style w:type="table" w:styleId="743">
     <w:name w:val="Grid Table 2"/>
-    <w:basedOn w:val="665"/>
+    <w:basedOn w:val="915"/>
     <w:uiPriority w:val="99"/>
     <w:pPr>
       <w:pBdr/>
@@ -9774,9 +10004,9 @@
       </w:tcPr>
     </w:tblStylePr>
   </w:style>
-  <w:style w:type="table" w:styleId="26">
+  <w:style w:type="table" w:styleId="744">
     <w:name w:val="Grid Table 2 - Accent 1"/>
-    <w:basedOn w:val="665"/>
+    <w:basedOn w:val="915"/>
     <w:uiPriority w:val="99"/>
     <w:pPr>
       <w:pBdr/>
@@ -10006,9 +10236,9 @@
       </w:tcPr>
     </w:tblStylePr>
   </w:style>
-  <w:style w:type="table" w:styleId="27">
+  <w:style w:type="table" w:styleId="745">
     <w:name w:val="Grid Table 2 - Accent 2"/>
-    <w:basedOn w:val="665"/>
+    <w:basedOn w:val="915"/>
     <w:uiPriority w:val="99"/>
     <w:pPr>
       <w:pBdr/>
@@ -10238,9 +10468,9 @@
       </w:tcPr>
     </w:tblStylePr>
   </w:style>
-  <w:style w:type="table" w:styleId="28">
+  <w:style w:type="table" w:styleId="746">
     <w:name w:val="Grid Table 2 - Accent 3"/>
-    <w:basedOn w:val="665"/>
+    <w:basedOn w:val="915"/>
     <w:uiPriority w:val="99"/>
     <w:pPr>
       <w:pBdr/>
@@ -10470,9 +10700,9 @@
       </w:tcPr>
     </w:tblStylePr>
   </w:style>
-  <w:style w:type="table" w:styleId="29">
+  <w:style w:type="table" w:styleId="747">
     <w:name w:val="Grid Table 2 - Accent 4"/>
-    <w:basedOn w:val="665"/>
+    <w:basedOn w:val="915"/>
     <w:uiPriority w:val="99"/>
     <w:pPr>
       <w:pBdr/>
@@ -10702,9 +10932,9 @@
       </w:tcPr>
     </w:tblStylePr>
   </w:style>
-  <w:style w:type="table" w:styleId="30">
+  <w:style w:type="table" w:styleId="748">
     <w:name w:val="Grid Table 2 - Accent 5"/>
-    <w:basedOn w:val="665"/>
+    <w:basedOn w:val="915"/>
     <w:uiPriority w:val="99"/>
     <w:pPr>
       <w:pBdr/>
@@ -10934,9 +11164,9 @@
       </w:tcPr>
     </w:tblStylePr>
   </w:style>
-  <w:style w:type="table" w:styleId="31">
+  <w:style w:type="table" w:styleId="749">
     <w:name w:val="Grid Table 2 - Accent 6"/>
-    <w:basedOn w:val="665"/>
+    <w:basedOn w:val="915"/>
     <w:uiPriority w:val="99"/>
     <w:pPr>
       <w:pBdr/>
@@ -11166,9 +11396,9 @@
       </w:tcPr>
     </w:tblStylePr>
   </w:style>
-  <w:style w:type="table" w:styleId="32">
+  <w:style w:type="table" w:styleId="750">
     <w:name w:val="Grid Table 3"/>
-    <w:basedOn w:val="665"/>
+    <w:basedOn w:val="915"/>
     <w:uiPriority w:val="99"/>
     <w:pPr>
       <w:pBdr/>
@@ -11267,29 +11497,6 @@
         <w:tblBorders/>
       </w:tblPr>
       <w:tcPr>
-        <w:shd w:color="ffffff"/>
-        <w:tcBorders>
-          <w:top w:val="none" w:color="000000" w:sz="4" w:space="0"/>
-          <w:left w:val="none" w:color="000000" w:sz="4" w:space="0"/>
-          <w:bottom w:val="none" w:color="000000" w:sz="4" w:space="0"/>
-          <w:right w:val="none" w:color="000000" w:sz="4" w:space="0"/>
-        </w:tcBorders>
-      </w:tcPr>
-    </w:tblStylePr>
-    <w:tblStylePr w:type="firstRow">
-      <w:rPr>
-        <w:b/>
-        <w:color w:val="404040"/>
-      </w:rPr>
-      <w:pPr>
-        <w:pBdr/>
-        <w:spacing/>
-        <w:ind/>
-      </w:pPr>
-      <w:tblPr>
-        <w:tblBorders/>
-      </w:tblPr>
-      <w:tcPr>
         <w:shd w:val="clear" w:color="ffffff"/>
         <w:tcBorders>
           <w:top w:val="none" w:color="000000" w:sz="4" w:space="0"/>
@@ -11299,30 +11506,7 @@
         </w:tcBorders>
       </w:tcPr>
     </w:tblStylePr>
-    <w:tblStylePr w:type="lastCol">
-      <w:rPr>
-        <w:i/>
-        <w:color w:val="404040"/>
-      </w:rPr>
-      <w:pPr>
-        <w:pBdr/>
-        <w:spacing/>
-        <w:ind/>
-      </w:pPr>
-      <w:tblPr>
-        <w:tblBorders/>
-      </w:tblPr>
-      <w:tcPr>
-        <w:shd w:color="ffffff"/>
-        <w:tcBorders>
-          <w:top w:val="none" w:color="000000" w:sz="4" w:space="0"/>
-          <w:left w:val="none" w:color="000000" w:sz="4" w:space="0"/>
-          <w:bottom w:val="none" w:color="000000" w:sz="4" w:space="0"/>
-          <w:right w:val="none" w:color="000000" w:sz="4" w:space="0"/>
-        </w:tcBorders>
-      </w:tcPr>
-    </w:tblStylePr>
-    <w:tblStylePr w:type="lastRow">
+    <w:tblStylePr w:type="firstRow">
       <w:rPr>
         <w:b/>
         <w:color w:val="404040"/>
@@ -11345,6 +11529,52 @@
         </w:tcBorders>
       </w:tcPr>
     </w:tblStylePr>
+    <w:tblStylePr w:type="lastCol">
+      <w:rPr>
+        <w:i/>
+        <w:color w:val="404040"/>
+      </w:rPr>
+      <w:pPr>
+        <w:pBdr/>
+        <w:spacing/>
+        <w:ind/>
+      </w:pPr>
+      <w:tblPr>
+        <w:tblBorders/>
+      </w:tblPr>
+      <w:tcPr>
+        <w:shd w:val="clear" w:color="ffffff"/>
+        <w:tcBorders>
+          <w:top w:val="none" w:color="000000" w:sz="4" w:space="0"/>
+          <w:left w:val="none" w:color="000000" w:sz="4" w:space="0"/>
+          <w:bottom w:val="none" w:color="000000" w:sz="4" w:space="0"/>
+          <w:right w:val="none" w:color="000000" w:sz="4" w:space="0"/>
+        </w:tcBorders>
+      </w:tcPr>
+    </w:tblStylePr>
+    <w:tblStylePr w:type="lastRow">
+      <w:rPr>
+        <w:b/>
+        <w:color w:val="404040"/>
+      </w:rPr>
+      <w:pPr>
+        <w:pBdr/>
+        <w:spacing/>
+        <w:ind/>
+      </w:pPr>
+      <w:tblPr>
+        <w:tblBorders/>
+      </w:tblPr>
+      <w:tcPr>
+        <w:shd w:val="clear" w:color="ffffff"/>
+        <w:tcBorders>
+          <w:top w:val="none" w:color="000000" w:sz="4" w:space="0"/>
+          <w:left w:val="none" w:color="000000" w:sz="4" w:space="0"/>
+          <w:bottom w:val="none" w:color="000000" w:sz="4" w:space="0"/>
+          <w:right w:val="none" w:color="000000" w:sz="4" w:space="0"/>
+        </w:tcBorders>
+      </w:tcPr>
+    </w:tblStylePr>
     <w:tblStylePr w:type="nwCell">
       <w:pPr>
         <w:pBdr/>
@@ -11411,9 +11641,9 @@
       </w:tcPr>
     </w:tblStylePr>
   </w:style>
-  <w:style w:type="table" w:styleId="33">
+  <w:style w:type="table" w:styleId="751">
     <w:name w:val="Grid Table 3 - Accent 1"/>
-    <w:basedOn w:val="665"/>
+    <w:basedOn w:val="915"/>
     <w:uiPriority w:val="99"/>
     <w:pPr>
       <w:pBdr/>
@@ -11512,29 +11742,6 @@
         <w:tblBorders/>
       </w:tblPr>
       <w:tcPr>
-        <w:shd w:color="ffffff"/>
-        <w:tcBorders>
-          <w:top w:val="none" w:color="000000" w:sz="4" w:space="0"/>
-          <w:left w:val="none" w:color="000000" w:sz="4" w:space="0"/>
-          <w:bottom w:val="none" w:color="000000" w:sz="4" w:space="0"/>
-          <w:right w:val="none" w:color="000000" w:sz="4" w:space="0"/>
-        </w:tcBorders>
-      </w:tcPr>
-    </w:tblStylePr>
-    <w:tblStylePr w:type="firstRow">
-      <w:rPr>
-        <w:b/>
-        <w:color w:val="404040"/>
-      </w:rPr>
-      <w:pPr>
-        <w:pBdr/>
-        <w:spacing/>
-        <w:ind/>
-      </w:pPr>
-      <w:tblPr>
-        <w:tblBorders/>
-      </w:tblPr>
-      <w:tcPr>
         <w:shd w:val="clear" w:color="ffffff"/>
         <w:tcBorders>
           <w:top w:val="none" w:color="000000" w:sz="4" w:space="0"/>
@@ -11544,30 +11751,7 @@
         </w:tcBorders>
       </w:tcPr>
     </w:tblStylePr>
-    <w:tblStylePr w:type="lastCol">
-      <w:rPr>
-        <w:i/>
-        <w:color w:val="404040"/>
-      </w:rPr>
-      <w:pPr>
-        <w:pBdr/>
-        <w:spacing/>
-        <w:ind/>
-      </w:pPr>
-      <w:tblPr>
-        <w:tblBorders/>
-      </w:tblPr>
-      <w:tcPr>
-        <w:shd w:color="ffffff"/>
-        <w:tcBorders>
-          <w:top w:val="none" w:color="000000" w:sz="4" w:space="0"/>
-          <w:left w:val="none" w:color="000000" w:sz="4" w:space="0"/>
-          <w:bottom w:val="none" w:color="000000" w:sz="4" w:space="0"/>
-          <w:right w:val="none" w:color="000000" w:sz="4" w:space="0"/>
-        </w:tcBorders>
-      </w:tcPr>
-    </w:tblStylePr>
-    <w:tblStylePr w:type="lastRow">
+    <w:tblStylePr w:type="firstRow">
       <w:rPr>
         <w:b/>
         <w:color w:val="404040"/>
@@ -11590,6 +11774,52 @@
         </w:tcBorders>
       </w:tcPr>
     </w:tblStylePr>
+    <w:tblStylePr w:type="lastCol">
+      <w:rPr>
+        <w:i/>
+        <w:color w:val="404040"/>
+      </w:rPr>
+      <w:pPr>
+        <w:pBdr/>
+        <w:spacing/>
+        <w:ind/>
+      </w:pPr>
+      <w:tblPr>
+        <w:tblBorders/>
+      </w:tblPr>
+      <w:tcPr>
+        <w:shd w:val="clear" w:color="ffffff"/>
+        <w:tcBorders>
+          <w:top w:val="none" w:color="000000" w:sz="4" w:space="0"/>
+          <w:left w:val="none" w:color="000000" w:sz="4" w:space="0"/>
+          <w:bottom w:val="none" w:color="000000" w:sz="4" w:space="0"/>
+          <w:right w:val="none" w:color="000000" w:sz="4" w:space="0"/>
+        </w:tcBorders>
+      </w:tcPr>
+    </w:tblStylePr>
+    <w:tblStylePr w:type="lastRow">
+      <w:rPr>
+        <w:b/>
+        <w:color w:val="404040"/>
+      </w:rPr>
+      <w:pPr>
+        <w:pBdr/>
+        <w:spacing/>
+        <w:ind/>
+      </w:pPr>
+      <w:tblPr>
+        <w:tblBorders/>
+      </w:tblPr>
+      <w:tcPr>
+        <w:shd w:val="clear" w:color="ffffff"/>
+        <w:tcBorders>
+          <w:top w:val="none" w:color="000000" w:sz="4" w:space="0"/>
+          <w:left w:val="none" w:color="000000" w:sz="4" w:space="0"/>
+          <w:bottom w:val="none" w:color="000000" w:sz="4" w:space="0"/>
+          <w:right w:val="none" w:color="000000" w:sz="4" w:space="0"/>
+        </w:tcBorders>
+      </w:tcPr>
+    </w:tblStylePr>
     <w:tblStylePr w:type="nwCell">
       <w:pPr>
         <w:pBdr/>
@@ -11656,9 +11886,9 @@
       </w:tcPr>
     </w:tblStylePr>
   </w:style>
-  <w:style w:type="table" w:styleId="34">
+  <w:style w:type="table" w:styleId="752">
     <w:name w:val="Grid Table 3 - Accent 2"/>
-    <w:basedOn w:val="665"/>
+    <w:basedOn w:val="915"/>
     <w:uiPriority w:val="99"/>
     <w:pPr>
       <w:pBdr/>
@@ -11757,29 +11987,6 @@
         <w:tblBorders/>
       </w:tblPr>
       <w:tcPr>
-        <w:shd w:color="ffffff"/>
-        <w:tcBorders>
-          <w:top w:val="none" w:color="000000" w:sz="4" w:space="0"/>
-          <w:left w:val="none" w:color="000000" w:sz="4" w:space="0"/>
-          <w:bottom w:val="none" w:color="000000" w:sz="4" w:space="0"/>
-          <w:right w:val="none" w:color="000000" w:sz="4" w:space="0"/>
-        </w:tcBorders>
-      </w:tcPr>
-    </w:tblStylePr>
-    <w:tblStylePr w:type="firstRow">
-      <w:rPr>
-        <w:b/>
-        <w:color w:val="404040"/>
-      </w:rPr>
-      <w:pPr>
-        <w:pBdr/>
-        <w:spacing/>
-        <w:ind/>
-      </w:pPr>
-      <w:tblPr>
-        <w:tblBorders/>
-      </w:tblPr>
-      <w:tcPr>
         <w:shd w:val="clear" w:color="ffffff"/>
         <w:tcBorders>
           <w:top w:val="none" w:color="000000" w:sz="4" w:space="0"/>
@@ -11789,30 +11996,7 @@
         </w:tcBorders>
       </w:tcPr>
     </w:tblStylePr>
-    <w:tblStylePr w:type="lastCol">
-      <w:rPr>
-        <w:i/>
-        <w:color w:val="404040"/>
-      </w:rPr>
-      <w:pPr>
-        <w:pBdr/>
-        <w:spacing/>
-        <w:ind/>
-      </w:pPr>
-      <w:tblPr>
-        <w:tblBorders/>
-      </w:tblPr>
-      <w:tcPr>
-        <w:shd w:color="ffffff"/>
-        <w:tcBorders>
-          <w:top w:val="none" w:color="000000" w:sz="4" w:space="0"/>
-          <w:left w:val="none" w:color="000000" w:sz="4" w:space="0"/>
-          <w:bottom w:val="none" w:color="000000" w:sz="4" w:space="0"/>
-          <w:right w:val="none" w:color="000000" w:sz="4" w:space="0"/>
-        </w:tcBorders>
-      </w:tcPr>
-    </w:tblStylePr>
-    <w:tblStylePr w:type="lastRow">
+    <w:tblStylePr w:type="firstRow">
       <w:rPr>
         <w:b/>
         <w:color w:val="404040"/>
@@ -11835,6 +12019,52 @@
         </w:tcBorders>
       </w:tcPr>
     </w:tblStylePr>
+    <w:tblStylePr w:type="lastCol">
+      <w:rPr>
+        <w:i/>
+        <w:color w:val="404040"/>
+      </w:rPr>
+      <w:pPr>
+        <w:pBdr/>
+        <w:spacing/>
+        <w:ind/>
+      </w:pPr>
+      <w:tblPr>
+        <w:tblBorders/>
+      </w:tblPr>
+      <w:tcPr>
+        <w:shd w:val="clear" w:color="ffffff"/>
+        <w:tcBorders>
+          <w:top w:val="none" w:color="000000" w:sz="4" w:space="0"/>
+          <w:left w:val="none" w:color="000000" w:sz="4" w:space="0"/>
+          <w:bottom w:val="none" w:color="000000" w:sz="4" w:space="0"/>
+          <w:right w:val="none" w:color="000000" w:sz="4" w:space="0"/>
+        </w:tcBorders>
+      </w:tcPr>
+    </w:tblStylePr>
+    <w:tblStylePr w:type="lastRow">
+      <w:rPr>
+        <w:b/>
+        <w:color w:val="404040"/>
+      </w:rPr>
+      <w:pPr>
+        <w:pBdr/>
+        <w:spacing/>
+        <w:ind/>
+      </w:pPr>
+      <w:tblPr>
+        <w:tblBorders/>
+      </w:tblPr>
+      <w:tcPr>
+        <w:shd w:val="clear" w:color="ffffff"/>
+        <w:tcBorders>
+          <w:top w:val="none" w:color="000000" w:sz="4" w:space="0"/>
+          <w:left w:val="none" w:color="000000" w:sz="4" w:space="0"/>
+          <w:bottom w:val="none" w:color="000000" w:sz="4" w:space="0"/>
+          <w:right w:val="none" w:color="000000" w:sz="4" w:space="0"/>
+        </w:tcBorders>
+      </w:tcPr>
+    </w:tblStylePr>
     <w:tblStylePr w:type="nwCell">
       <w:pPr>
         <w:pBdr/>
@@ -11901,9 +12131,9 @@
       </w:tcPr>
     </w:tblStylePr>
   </w:style>
-  <w:style w:type="table" w:styleId="35">
+  <w:style w:type="table" w:styleId="753">
     <w:name w:val="Grid Table 3 - Accent 3"/>
-    <w:basedOn w:val="665"/>
+    <w:basedOn w:val="915"/>
     <w:uiPriority w:val="99"/>
     <w:pPr>
       <w:pBdr/>
@@ -12002,29 +12232,6 @@
         <w:tblBorders/>
       </w:tblPr>
       <w:tcPr>
-        <w:shd w:color="ffffff"/>
-        <w:tcBorders>
-          <w:top w:val="none" w:color="000000" w:sz="4" w:space="0"/>
-          <w:left w:val="none" w:color="000000" w:sz="4" w:space="0"/>
-          <w:bottom w:val="none" w:color="000000" w:sz="4" w:space="0"/>
-          <w:right w:val="none" w:color="000000" w:sz="4" w:space="0"/>
-        </w:tcBorders>
-      </w:tcPr>
-    </w:tblStylePr>
-    <w:tblStylePr w:type="firstRow">
-      <w:rPr>
-        <w:b/>
-        <w:color w:val="404040"/>
-      </w:rPr>
-      <w:pPr>
-        <w:pBdr/>
-        <w:spacing/>
-        <w:ind/>
-      </w:pPr>
-      <w:tblPr>
-        <w:tblBorders/>
-      </w:tblPr>
-      <w:tcPr>
         <w:shd w:val="clear" w:color="ffffff"/>
         <w:tcBorders>
           <w:top w:val="none" w:color="000000" w:sz="4" w:space="0"/>
@@ -12034,30 +12241,7 @@
         </w:tcBorders>
       </w:tcPr>
     </w:tblStylePr>
-    <w:tblStylePr w:type="lastCol">
-      <w:rPr>
-        <w:i/>
-        <w:color w:val="404040"/>
-      </w:rPr>
-      <w:pPr>
-        <w:pBdr/>
-        <w:spacing/>
-        <w:ind/>
-      </w:pPr>
-      <w:tblPr>
-        <w:tblBorders/>
-      </w:tblPr>
-      <w:tcPr>
-        <w:shd w:color="ffffff"/>
-        <w:tcBorders>
-          <w:top w:val="none" w:color="000000" w:sz="4" w:space="0"/>
-          <w:left w:val="none" w:color="000000" w:sz="4" w:space="0"/>
-          <w:bottom w:val="none" w:color="000000" w:sz="4" w:space="0"/>
-          <w:right w:val="none" w:color="000000" w:sz="4" w:space="0"/>
-        </w:tcBorders>
-      </w:tcPr>
-    </w:tblStylePr>
-    <w:tblStylePr w:type="lastRow">
+    <w:tblStylePr w:type="firstRow">
       <w:rPr>
         <w:b/>
         <w:color w:val="404040"/>
@@ -12080,6 +12264,52 @@
         </w:tcBorders>
       </w:tcPr>
     </w:tblStylePr>
+    <w:tblStylePr w:type="lastCol">
+      <w:rPr>
+        <w:i/>
+        <w:color w:val="404040"/>
+      </w:rPr>
+      <w:pPr>
+        <w:pBdr/>
+        <w:spacing/>
+        <w:ind/>
+      </w:pPr>
+      <w:tblPr>
+        <w:tblBorders/>
+      </w:tblPr>
+      <w:tcPr>
+        <w:shd w:val="clear" w:color="ffffff"/>
+        <w:tcBorders>
+          <w:top w:val="none" w:color="000000" w:sz="4" w:space="0"/>
+          <w:left w:val="none" w:color="000000" w:sz="4" w:space="0"/>
+          <w:bottom w:val="none" w:color="000000" w:sz="4" w:space="0"/>
+          <w:right w:val="none" w:color="000000" w:sz="4" w:space="0"/>
+        </w:tcBorders>
+      </w:tcPr>
+    </w:tblStylePr>
+    <w:tblStylePr w:type="lastRow">
+      <w:rPr>
+        <w:b/>
+        <w:color w:val="404040"/>
+      </w:rPr>
+      <w:pPr>
+        <w:pBdr/>
+        <w:spacing/>
+        <w:ind/>
+      </w:pPr>
+      <w:tblPr>
+        <w:tblBorders/>
+      </w:tblPr>
+      <w:tcPr>
+        <w:shd w:val="clear" w:color="ffffff"/>
+        <w:tcBorders>
+          <w:top w:val="none" w:color="000000" w:sz="4" w:space="0"/>
+          <w:left w:val="none" w:color="000000" w:sz="4" w:space="0"/>
+          <w:bottom w:val="none" w:color="000000" w:sz="4" w:space="0"/>
+          <w:right w:val="none" w:color="000000" w:sz="4" w:space="0"/>
+        </w:tcBorders>
+      </w:tcPr>
+    </w:tblStylePr>
     <w:tblStylePr w:type="nwCell">
       <w:pPr>
         <w:pBdr/>
@@ -12146,9 +12376,9 @@
       </w:tcPr>
     </w:tblStylePr>
   </w:style>
-  <w:style w:type="table" w:styleId="36">
+  <w:style w:type="table" w:styleId="754">
     <w:name w:val="Grid Table 3 - Accent 4"/>
-    <w:basedOn w:val="665"/>
+    <w:basedOn w:val="915"/>
     <w:uiPriority w:val="99"/>
     <w:pPr>
       <w:pBdr/>
@@ -12247,29 +12477,6 @@
         <w:tblBorders/>
       </w:tblPr>
       <w:tcPr>
-        <w:shd w:color="ffffff"/>
-        <w:tcBorders>
-          <w:top w:val="none" w:color="000000" w:sz="4" w:space="0"/>
-          <w:left w:val="none" w:color="000000" w:sz="4" w:space="0"/>
-          <w:bottom w:val="none" w:color="000000" w:sz="4" w:space="0"/>
-          <w:right w:val="none" w:color="000000" w:sz="4" w:space="0"/>
-        </w:tcBorders>
-      </w:tcPr>
-    </w:tblStylePr>
-    <w:tblStylePr w:type="firstRow">
-      <w:rPr>
-        <w:b/>
-        <w:color w:val="404040"/>
-      </w:rPr>
-      <w:pPr>
-        <w:pBdr/>
-        <w:spacing/>
-        <w:ind/>
-      </w:pPr>
-      <w:tblPr>
-        <w:tblBorders/>
-      </w:tblPr>
-      <w:tcPr>
         <w:shd w:val="clear" w:color="ffffff"/>
         <w:tcBorders>
           <w:top w:val="none" w:color="000000" w:sz="4" w:space="0"/>
@@ -12279,30 +12486,7 @@
         </w:tcBorders>
       </w:tcPr>
     </w:tblStylePr>
-    <w:tblStylePr w:type="lastCol">
-      <w:rPr>
-        <w:i/>
-        <w:color w:val="404040"/>
-      </w:rPr>
-      <w:pPr>
-        <w:pBdr/>
-        <w:spacing/>
-        <w:ind/>
-      </w:pPr>
-      <w:tblPr>
-        <w:tblBorders/>
-      </w:tblPr>
-      <w:tcPr>
-        <w:shd w:color="ffffff"/>
-        <w:tcBorders>
-          <w:top w:val="none" w:color="000000" w:sz="4" w:space="0"/>
-          <w:left w:val="none" w:color="000000" w:sz="4" w:space="0"/>
-          <w:bottom w:val="none" w:color="000000" w:sz="4" w:space="0"/>
-          <w:right w:val="none" w:color="000000" w:sz="4" w:space="0"/>
-        </w:tcBorders>
-      </w:tcPr>
-    </w:tblStylePr>
-    <w:tblStylePr w:type="lastRow">
+    <w:tblStylePr w:type="firstRow">
       <w:rPr>
         <w:b/>
         <w:color w:val="404040"/>
@@ -12325,6 +12509,52 @@
         </w:tcBorders>
       </w:tcPr>
     </w:tblStylePr>
+    <w:tblStylePr w:type="lastCol">
+      <w:rPr>
+        <w:i/>
+        <w:color w:val="404040"/>
+      </w:rPr>
+      <w:pPr>
+        <w:pBdr/>
+        <w:spacing/>
+        <w:ind/>
+      </w:pPr>
+      <w:tblPr>
+        <w:tblBorders/>
+      </w:tblPr>
+      <w:tcPr>
+        <w:shd w:val="clear" w:color="ffffff"/>
+        <w:tcBorders>
+          <w:top w:val="none" w:color="000000" w:sz="4" w:space="0"/>
+          <w:left w:val="none" w:color="000000" w:sz="4" w:space="0"/>
+          <w:bottom w:val="none" w:color="000000" w:sz="4" w:space="0"/>
+          <w:right w:val="none" w:color="000000" w:sz="4" w:space="0"/>
+        </w:tcBorders>
+      </w:tcPr>
+    </w:tblStylePr>
+    <w:tblStylePr w:type="lastRow">
+      <w:rPr>
+        <w:b/>
+        <w:color w:val="404040"/>
+      </w:rPr>
+      <w:pPr>
+        <w:pBdr/>
+        <w:spacing/>
+        <w:ind/>
+      </w:pPr>
+      <w:tblPr>
+        <w:tblBorders/>
+      </w:tblPr>
+      <w:tcPr>
+        <w:shd w:val="clear" w:color="ffffff"/>
+        <w:tcBorders>
+          <w:top w:val="none" w:color="000000" w:sz="4" w:space="0"/>
+          <w:left w:val="none" w:color="000000" w:sz="4" w:space="0"/>
+          <w:bottom w:val="none" w:color="000000" w:sz="4" w:space="0"/>
+          <w:right w:val="none" w:color="000000" w:sz="4" w:space="0"/>
+        </w:tcBorders>
+      </w:tcPr>
+    </w:tblStylePr>
     <w:tblStylePr w:type="nwCell">
       <w:pPr>
         <w:pBdr/>
@@ -12391,9 +12621,9 @@
       </w:tcPr>
     </w:tblStylePr>
   </w:style>
-  <w:style w:type="table" w:styleId="37">
+  <w:style w:type="table" w:styleId="755">
     <w:name w:val="Grid Table 3 - Accent 5"/>
-    <w:basedOn w:val="665"/>
+    <w:basedOn w:val="915"/>
     <w:uiPriority w:val="99"/>
     <w:pPr>
       <w:pBdr/>
@@ -12492,29 +12722,6 @@
         <w:tblBorders/>
       </w:tblPr>
       <w:tcPr>
-        <w:shd w:color="ffffff"/>
-        <w:tcBorders>
-          <w:top w:val="none" w:color="000000" w:sz="4" w:space="0"/>
-          <w:left w:val="none" w:color="000000" w:sz="4" w:space="0"/>
-          <w:bottom w:val="none" w:color="000000" w:sz="4" w:space="0"/>
-          <w:right w:val="none" w:color="000000" w:sz="4" w:space="0"/>
-        </w:tcBorders>
-      </w:tcPr>
-    </w:tblStylePr>
-    <w:tblStylePr w:type="firstRow">
-      <w:rPr>
-        <w:b/>
-        <w:color w:val="404040"/>
-      </w:rPr>
-      <w:pPr>
-        <w:pBdr/>
-        <w:spacing/>
-        <w:ind/>
-      </w:pPr>
-      <w:tblPr>
-        <w:tblBorders/>
-      </w:tblPr>
-      <w:tcPr>
         <w:shd w:val="clear" w:color="ffffff"/>
         <w:tcBorders>
           <w:top w:val="none" w:color="000000" w:sz="4" w:space="0"/>
@@ -12524,30 +12731,7 @@
         </w:tcBorders>
       </w:tcPr>
     </w:tblStylePr>
-    <w:tblStylePr w:type="lastCol">
-      <w:rPr>
-        <w:i/>
-        <w:color w:val="404040"/>
-      </w:rPr>
-      <w:pPr>
-        <w:pBdr/>
-        <w:spacing/>
-        <w:ind/>
-      </w:pPr>
-      <w:tblPr>
-        <w:tblBorders/>
-      </w:tblPr>
-      <w:tcPr>
-        <w:shd w:color="ffffff"/>
-        <w:tcBorders>
-          <w:top w:val="none" w:color="000000" w:sz="4" w:space="0"/>
-          <w:left w:val="none" w:color="000000" w:sz="4" w:space="0"/>
-          <w:bottom w:val="none" w:color="000000" w:sz="4" w:space="0"/>
-          <w:right w:val="none" w:color="000000" w:sz="4" w:space="0"/>
-        </w:tcBorders>
-      </w:tcPr>
-    </w:tblStylePr>
-    <w:tblStylePr w:type="lastRow">
+    <w:tblStylePr w:type="firstRow">
       <w:rPr>
         <w:b/>
         <w:color w:val="404040"/>
@@ -12570,6 +12754,52 @@
         </w:tcBorders>
       </w:tcPr>
     </w:tblStylePr>
+    <w:tblStylePr w:type="lastCol">
+      <w:rPr>
+        <w:i/>
+        <w:color w:val="404040"/>
+      </w:rPr>
+      <w:pPr>
+        <w:pBdr/>
+        <w:spacing/>
+        <w:ind/>
+      </w:pPr>
+      <w:tblPr>
+        <w:tblBorders/>
+      </w:tblPr>
+      <w:tcPr>
+        <w:shd w:val="clear" w:color="ffffff"/>
+        <w:tcBorders>
+          <w:top w:val="none" w:color="000000" w:sz="4" w:space="0"/>
+          <w:left w:val="none" w:color="000000" w:sz="4" w:space="0"/>
+          <w:bottom w:val="none" w:color="000000" w:sz="4" w:space="0"/>
+          <w:right w:val="none" w:color="000000" w:sz="4" w:space="0"/>
+        </w:tcBorders>
+      </w:tcPr>
+    </w:tblStylePr>
+    <w:tblStylePr w:type="lastRow">
+      <w:rPr>
+        <w:b/>
+        <w:color w:val="404040"/>
+      </w:rPr>
+      <w:pPr>
+        <w:pBdr/>
+        <w:spacing/>
+        <w:ind/>
+      </w:pPr>
+      <w:tblPr>
+        <w:tblBorders/>
+      </w:tblPr>
+      <w:tcPr>
+        <w:shd w:val="clear" w:color="ffffff"/>
+        <w:tcBorders>
+          <w:top w:val="none" w:color="000000" w:sz="4" w:space="0"/>
+          <w:left w:val="none" w:color="000000" w:sz="4" w:space="0"/>
+          <w:bottom w:val="none" w:color="000000" w:sz="4" w:space="0"/>
+          <w:right w:val="none" w:color="000000" w:sz="4" w:space="0"/>
+        </w:tcBorders>
+      </w:tcPr>
+    </w:tblStylePr>
     <w:tblStylePr w:type="nwCell">
       <w:pPr>
         <w:pBdr/>
@@ -12636,9 +12866,9 @@
       </w:tcPr>
     </w:tblStylePr>
   </w:style>
-  <w:style w:type="table" w:styleId="38">
+  <w:style w:type="table" w:styleId="756">
     <w:name w:val="Grid Table 3 - Accent 6"/>
-    <w:basedOn w:val="665"/>
+    <w:basedOn w:val="915"/>
     <w:uiPriority w:val="99"/>
     <w:pPr>
       <w:pBdr/>
@@ -12737,29 +12967,6 @@
         <w:tblBorders/>
       </w:tblPr>
       <w:tcPr>
-        <w:shd w:color="ffffff"/>
-        <w:tcBorders>
-          <w:top w:val="none" w:color="000000" w:sz="4" w:space="0"/>
-          <w:left w:val="none" w:color="000000" w:sz="4" w:space="0"/>
-          <w:bottom w:val="none" w:color="000000" w:sz="4" w:space="0"/>
-          <w:right w:val="none" w:color="000000" w:sz="4" w:space="0"/>
-        </w:tcBorders>
-      </w:tcPr>
-    </w:tblStylePr>
-    <w:tblStylePr w:type="firstRow">
-      <w:rPr>
-        <w:b/>
-        <w:color w:val="404040"/>
-      </w:rPr>
-      <w:pPr>
-        <w:pBdr/>
-        <w:spacing/>
-        <w:ind/>
-      </w:pPr>
-      <w:tblPr>
-        <w:tblBorders/>
-      </w:tblPr>
-      <w:tcPr>
         <w:shd w:val="clear" w:color="ffffff"/>
         <w:tcBorders>
           <w:top w:val="none" w:color="000000" w:sz="4" w:space="0"/>
@@ -12769,30 +12976,7 @@
         </w:tcBorders>
       </w:tcPr>
     </w:tblStylePr>
-    <w:tblStylePr w:type="lastCol">
-      <w:rPr>
-        <w:i/>
-        <w:color w:val="404040"/>
-      </w:rPr>
-      <w:pPr>
-        <w:pBdr/>
-        <w:spacing/>
-        <w:ind/>
-      </w:pPr>
-      <w:tblPr>
-        <w:tblBorders/>
-      </w:tblPr>
-      <w:tcPr>
-        <w:shd w:color="ffffff"/>
-        <w:tcBorders>
-          <w:top w:val="none" w:color="000000" w:sz="4" w:space="0"/>
-          <w:left w:val="none" w:color="000000" w:sz="4" w:space="0"/>
-          <w:bottom w:val="none" w:color="000000" w:sz="4" w:space="0"/>
-          <w:right w:val="none" w:color="000000" w:sz="4" w:space="0"/>
-        </w:tcBorders>
-      </w:tcPr>
-    </w:tblStylePr>
-    <w:tblStylePr w:type="lastRow">
+    <w:tblStylePr w:type="firstRow">
       <w:rPr>
         <w:b/>
         <w:color w:val="404040"/>
@@ -12815,6 +12999,52 @@
         </w:tcBorders>
       </w:tcPr>
     </w:tblStylePr>
+    <w:tblStylePr w:type="lastCol">
+      <w:rPr>
+        <w:i/>
+        <w:color w:val="404040"/>
+      </w:rPr>
+      <w:pPr>
+        <w:pBdr/>
+        <w:spacing/>
+        <w:ind/>
+      </w:pPr>
+      <w:tblPr>
+        <w:tblBorders/>
+      </w:tblPr>
+      <w:tcPr>
+        <w:shd w:val="clear" w:color="ffffff"/>
+        <w:tcBorders>
+          <w:top w:val="none" w:color="000000" w:sz="4" w:space="0"/>
+          <w:left w:val="none" w:color="000000" w:sz="4" w:space="0"/>
+          <w:bottom w:val="none" w:color="000000" w:sz="4" w:space="0"/>
+          <w:right w:val="none" w:color="000000" w:sz="4" w:space="0"/>
+        </w:tcBorders>
+      </w:tcPr>
+    </w:tblStylePr>
+    <w:tblStylePr w:type="lastRow">
+      <w:rPr>
+        <w:b/>
+        <w:color w:val="404040"/>
+      </w:rPr>
+      <w:pPr>
+        <w:pBdr/>
+        <w:spacing/>
+        <w:ind/>
+      </w:pPr>
+      <w:tblPr>
+        <w:tblBorders/>
+      </w:tblPr>
+      <w:tcPr>
+        <w:shd w:val="clear" w:color="ffffff"/>
+        <w:tcBorders>
+          <w:top w:val="none" w:color="000000" w:sz="4" w:space="0"/>
+          <w:left w:val="none" w:color="000000" w:sz="4" w:space="0"/>
+          <w:bottom w:val="none" w:color="000000" w:sz="4" w:space="0"/>
+          <w:right w:val="none" w:color="000000" w:sz="4" w:space="0"/>
+        </w:tcBorders>
+      </w:tcPr>
+    </w:tblStylePr>
     <w:tblStylePr w:type="nwCell">
       <w:pPr>
         <w:pBdr/>
@@ -12881,9 +13111,9 @@
       </w:tcPr>
     </w:tblStylePr>
   </w:style>
-  <w:style w:type="table" w:styleId="39">
+  <w:style w:type="table" w:styleId="757">
     <w:name w:val="Grid Table 4"/>
-    <w:basedOn w:val="665"/>
+    <w:basedOn w:val="915"/>
     <w:uiPriority w:val="59"/>
     <w:pPr>
       <w:pBdr/>
@@ -13114,9 +13344,9 @@
       </w:tcPr>
     </w:tblStylePr>
   </w:style>
-  <w:style w:type="table" w:styleId="40">
+  <w:style w:type="table" w:styleId="758">
     <w:name w:val="Grid Table 4 - Accent 1"/>
-    <w:basedOn w:val="665"/>
+    <w:basedOn w:val="915"/>
     <w:uiPriority w:val="59"/>
     <w:pPr>
       <w:pBdr/>
@@ -13347,9 +13577,9 @@
       </w:tcPr>
     </w:tblStylePr>
   </w:style>
-  <w:style w:type="table" w:styleId="41">
+  <w:style w:type="table" w:styleId="759">
     <w:name w:val="Grid Table 4 - Accent 2"/>
-    <w:basedOn w:val="665"/>
+    <w:basedOn w:val="915"/>
     <w:uiPriority w:val="59"/>
     <w:pPr>
       <w:pBdr/>
@@ -13580,9 +13810,9 @@
       </w:tcPr>
     </w:tblStylePr>
   </w:style>
-  <w:style w:type="table" w:styleId="42">
+  <w:style w:type="table" w:styleId="760">
     <w:name w:val="Grid Table 4 - Accent 3"/>
-    <w:basedOn w:val="665"/>
+    <w:basedOn w:val="915"/>
     <w:uiPriority w:val="59"/>
     <w:pPr>
       <w:pBdr/>
@@ -13813,9 +14043,9 @@
       </w:tcPr>
     </w:tblStylePr>
   </w:style>
-  <w:style w:type="table" w:styleId="43">
+  <w:style w:type="table" w:styleId="761">
     <w:name w:val="Grid Table 4 - Accent 4"/>
-    <w:basedOn w:val="665"/>
+    <w:basedOn w:val="915"/>
     <w:uiPriority w:val="59"/>
     <w:pPr>
       <w:pBdr/>
@@ -14046,9 +14276,9 @@
       </w:tcPr>
     </w:tblStylePr>
   </w:style>
-  <w:style w:type="table" w:styleId="44">
+  <w:style w:type="table" w:styleId="762">
     <w:name w:val="Grid Table 4 - Accent 5"/>
-    <w:basedOn w:val="665"/>
+    <w:basedOn w:val="915"/>
     <w:uiPriority w:val="59"/>
     <w:pPr>
       <w:pBdr/>
@@ -14279,9 +14509,9 @@
       </w:tcPr>
     </w:tblStylePr>
   </w:style>
-  <w:style w:type="table" w:styleId="45">
+  <w:style w:type="table" w:styleId="763">
     <w:name w:val="Grid Table 4 - Accent 6"/>
-    <w:basedOn w:val="665"/>
+    <w:basedOn w:val="915"/>
     <w:uiPriority w:val="59"/>
     <w:pPr>
       <w:pBdr/>
@@ -14512,9 +14742,9 @@
       </w:tcPr>
     </w:tblStylePr>
   </w:style>
-  <w:style w:type="table" w:styleId="46">
+  <w:style w:type="table" w:styleId="764">
     <w:name w:val="Grid Table 5 Dark"/>
-    <w:basedOn w:val="665"/>
+    <w:basedOn w:val="915"/>
     <w:uiPriority w:val="99"/>
     <w:pPr>
       <w:pBdr/>
@@ -14740,9 +14970,9 @@
       </w:tcPr>
     </w:tblStylePr>
   </w:style>
-  <w:style w:type="table" w:styleId="47">
+  <w:style w:type="table" w:styleId="765">
     <w:name w:val="Grid Table 5 Dark- Accent 1"/>
-    <w:basedOn w:val="665"/>
+    <w:basedOn w:val="915"/>
     <w:uiPriority w:val="99"/>
     <w:pPr>
       <w:pBdr/>
@@ -14968,9 +15198,9 @@
       </w:tcPr>
     </w:tblStylePr>
   </w:style>
-  <w:style w:type="table" w:styleId="48">
+  <w:style w:type="table" w:styleId="766">
     <w:name w:val="Grid Table 5 Dark - Accent 2"/>
-    <w:basedOn w:val="665"/>
+    <w:basedOn w:val="915"/>
     <w:uiPriority w:val="99"/>
     <w:pPr>
       <w:pBdr/>
@@ -15196,9 +15426,9 @@
       </w:tcPr>
     </w:tblStylePr>
   </w:style>
-  <w:style w:type="table" w:styleId="49">
+  <w:style w:type="table" w:styleId="767">
     <w:name w:val="Grid Table 5 Dark - Accent 3"/>
-    <w:basedOn w:val="665"/>
+    <w:basedOn w:val="915"/>
     <w:uiPriority w:val="99"/>
     <w:pPr>
       <w:pBdr/>
@@ -15424,9 +15654,9 @@
       </w:tcPr>
     </w:tblStylePr>
   </w:style>
-  <w:style w:type="table" w:styleId="50">
+  <w:style w:type="table" w:styleId="768">
     <w:name w:val="Grid Table 5 Dark- Accent 4"/>
-    <w:basedOn w:val="665"/>
+    <w:basedOn w:val="915"/>
     <w:uiPriority w:val="99"/>
     <w:pPr>
       <w:pBdr/>
@@ -15652,9 +15882,9 @@
       </w:tcPr>
     </w:tblStylePr>
   </w:style>
-  <w:style w:type="table" w:styleId="51">
+  <w:style w:type="table" w:styleId="769">
     <w:name w:val="Grid Table 5 Dark - Accent 5"/>
-    <w:basedOn w:val="665"/>
+    <w:basedOn w:val="915"/>
     <w:uiPriority w:val="99"/>
     <w:pPr>
       <w:pBdr/>
@@ -15880,9 +16110,9 @@
       </w:tcPr>
     </w:tblStylePr>
   </w:style>
-  <w:style w:type="table" w:styleId="52">
+  <w:style w:type="table" w:styleId="770">
     <w:name w:val="Grid Table 5 Dark - Accent 6"/>
-    <w:basedOn w:val="665"/>
+    <w:basedOn w:val="915"/>
     <w:uiPriority w:val="99"/>
     <w:pPr>
       <w:pBdr/>
@@ -16108,9 +16338,9 @@
       </w:tcPr>
     </w:tblStylePr>
   </w:style>
-  <w:style w:type="table" w:styleId="53">
+  <w:style w:type="table" w:styleId="771">
     <w:name w:val="Grid Table 6 Colorful"/>
-    <w:basedOn w:val="665"/>
+    <w:basedOn w:val="915"/>
     <w:uiPriority w:val="99"/>
     <w:pPr>
       <w:pBdr/>
@@ -16338,9 +16568,9 @@
       </w:tcPr>
     </w:tblStylePr>
   </w:style>
-  <w:style w:type="table" w:styleId="54">
+  <w:style w:type="table" w:styleId="772">
     <w:name w:val="Grid Table 6 Colorful - Accent 1"/>
-    <w:basedOn w:val="665"/>
+    <w:basedOn w:val="915"/>
     <w:uiPriority w:val="99"/>
     <w:pPr>
       <w:pBdr/>
@@ -16568,9 +16798,9 @@
       </w:tcPr>
     </w:tblStylePr>
   </w:style>
-  <w:style w:type="table" w:styleId="55">
+  <w:style w:type="table" w:styleId="773">
     <w:name w:val="Grid Table 6 Colorful - Accent 2"/>
-    <w:basedOn w:val="665"/>
+    <w:basedOn w:val="915"/>
     <w:uiPriority w:val="99"/>
     <w:pPr>
       <w:pBdr/>
@@ -16798,9 +17028,9 @@
       </w:tcPr>
     </w:tblStylePr>
   </w:style>
-  <w:style w:type="table" w:styleId="56">
+  <w:style w:type="table" w:styleId="774">
     <w:name w:val="Grid Table 6 Colorful - Accent 3"/>
-    <w:basedOn w:val="665"/>
+    <w:basedOn w:val="915"/>
     <w:uiPriority w:val="99"/>
     <w:pPr>
       <w:pBdr/>
@@ -17028,9 +17258,9 @@
       </w:tcPr>
     </w:tblStylePr>
   </w:style>
-  <w:style w:type="table" w:styleId="57">
+  <w:style w:type="table" w:styleId="775">
     <w:name w:val="Grid Table 6 Colorful - Accent 4"/>
-    <w:basedOn w:val="665"/>
+    <w:basedOn w:val="915"/>
     <w:uiPriority w:val="99"/>
     <w:pPr>
       <w:pBdr/>
@@ -17258,9 +17488,9 @@
       </w:tcPr>
     </w:tblStylePr>
   </w:style>
-  <w:style w:type="table" w:styleId="58">
+  <w:style w:type="table" w:styleId="776">
     <w:name w:val="Grid Table 6 Colorful - Accent 5"/>
-    <w:basedOn w:val="665"/>
+    <w:basedOn w:val="915"/>
     <w:uiPriority w:val="99"/>
     <w:pPr>
       <w:pBdr/>
@@ -17488,9 +17718,9 @@
       </w:tcPr>
     </w:tblStylePr>
   </w:style>
-  <w:style w:type="table" w:styleId="59">
+  <w:style w:type="table" w:styleId="777">
     <w:name w:val="Grid Table 6 Colorful - Accent 6"/>
-    <w:basedOn w:val="665"/>
+    <w:basedOn w:val="915"/>
     <w:uiPriority w:val="99"/>
     <w:pPr>
       <w:pBdr/>
@@ -17718,9 +17948,9 @@
       </w:tcPr>
     </w:tblStylePr>
   </w:style>
-  <w:style w:type="table" w:styleId="60">
+  <w:style w:type="table" w:styleId="778">
     <w:name w:val="Grid Table 7 Colorful"/>
-    <w:basedOn w:val="665"/>
+    <w:basedOn w:val="915"/>
     <w:uiPriority w:val="99"/>
     <w:pPr>
       <w:pBdr/>
@@ -17822,11 +18052,11 @@
         <w:tblBorders/>
       </w:tblPr>
       <w:tcPr>
-        <w:shd w:color="ffffff"/>
+        <w:shd w:val="clear" w:color="ffffff"/>
         <w:tcBorders>
-          <w:top w:val="none"/>
-          <w:left w:val="none"/>
-          <w:bottom w:val="none"/>
+          <w:top w:val="none" w:color="000000" w:sz="4" w:space="0"/>
+          <w:left w:val="none" w:color="000000" w:sz="4" w:space="0"/>
+          <w:bottom w:val="none" w:color="000000" w:sz="4" w:space="0"/>
           <w:right w:val="single" w:color="000000" w:themeColor="text1" w:themeTint="80" w:sz="4" w:space="0"/>
         </w:tcBorders>
       </w:tcPr>
@@ -17849,10 +18079,10 @@
       <w:tcPr>
         <w:shd w:val="clear" w:color="ffffff" w:themeColor="light1" w:fill="ffffff" w:themeFill="light1"/>
         <w:tcBorders>
-          <w:top w:val="none"/>
-          <w:left w:val="none"/>
+          <w:top w:val="none" w:color="000000" w:sz="4" w:space="0"/>
+          <w:left w:val="none" w:color="000000" w:sz="4" w:space="0"/>
           <w:bottom w:val="single" w:color="000000" w:themeColor="text1" w:themeTint="80" w:sz="4" w:space="0"/>
-          <w:right w:val="none"/>
+          <w:right w:val="none" w:color="000000" w:sz="4" w:space="0"/>
         </w:tcBorders>
       </w:tcPr>
     </w:tblStylePr>
@@ -17872,12 +18102,12 @@
         <w:tblBorders/>
       </w:tblPr>
       <w:tcPr>
-        <w:shd w:color="ffffff"/>
+        <w:shd w:val="clear" w:color="ffffff"/>
         <w:tcBorders>
-          <w:top w:val="none"/>
+          <w:top w:val="none" w:color="000000" w:sz="4" w:space="0"/>
           <w:left w:val="single" w:color="000000" w:themeColor="text1" w:themeTint="80" w:sz="4" w:space="0"/>
-          <w:bottom w:val="none"/>
-          <w:right w:val="none"/>
+          <w:bottom w:val="none" w:color="000000" w:sz="4" w:space="0"/>
+          <w:right w:val="none" w:color="000000" w:sz="4" w:space="0"/>
         </w:tcBorders>
       </w:tcPr>
     </w:tblStylePr>
@@ -17900,9 +18130,9 @@
         <w:shd w:val="clear" w:color="ffffff" w:themeColor="light1" w:fill="ffffff" w:themeFill="light1"/>
         <w:tcBorders>
           <w:top w:val="single" w:color="000000" w:themeColor="text1" w:themeTint="80" w:sz="4" w:space="0"/>
-          <w:left w:val="none"/>
-          <w:bottom w:val="none"/>
-          <w:right w:val="none"/>
+          <w:left w:val="none" w:color="000000" w:sz="4" w:space="0"/>
+          <w:bottom w:val="none" w:color="000000" w:sz="4" w:space="0"/>
+          <w:right w:val="none" w:color="000000" w:sz="4" w:space="0"/>
         </w:tcBorders>
       </w:tcPr>
     </w:tblStylePr>
@@ -17972,9 +18202,9 @@
       </w:tcPr>
     </w:tblStylePr>
   </w:style>
-  <w:style w:type="table" w:styleId="61">
+  <w:style w:type="table" w:styleId="779">
     <w:name w:val="Grid Table 7 Colorful - Accent 1"/>
-    <w:basedOn w:val="665"/>
+    <w:basedOn w:val="915"/>
     <w:uiPriority w:val="99"/>
     <w:pPr>
       <w:pBdr/>
@@ -18076,11 +18306,11 @@
         <w:tblBorders/>
       </w:tblPr>
       <w:tcPr>
-        <w:shd w:color="ffffff"/>
+        <w:shd w:val="clear" w:color="ffffff"/>
         <w:tcBorders>
-          <w:top w:val="none"/>
-          <w:left w:val="none"/>
-          <w:bottom w:val="none"/>
+          <w:top w:val="none" w:color="000000" w:sz="4" w:space="0"/>
+          <w:left w:val="none" w:color="000000" w:sz="4" w:space="0"/>
+          <w:bottom w:val="none" w:color="000000" w:sz="4" w:space="0"/>
           <w:right w:val="single" w:color="000000" w:themeColor="accent1" w:themeTint="80" w:sz="4" w:space="0"/>
         </w:tcBorders>
       </w:tcPr>
@@ -18103,10 +18333,10 @@
       <w:tcPr>
         <w:shd w:val="clear" w:color="ffffff" w:themeColor="light1" w:fill="ffffff" w:themeFill="light1"/>
         <w:tcBorders>
-          <w:top w:val="none"/>
-          <w:left w:val="none"/>
+          <w:top w:val="none" w:color="000000" w:sz="4" w:space="0"/>
+          <w:left w:val="none" w:color="000000" w:sz="4" w:space="0"/>
           <w:bottom w:val="single" w:color="000000" w:themeColor="accent1" w:themeTint="80" w:sz="4" w:space="0"/>
-          <w:right w:val="none"/>
+          <w:right w:val="none" w:color="000000" w:sz="4" w:space="0"/>
         </w:tcBorders>
       </w:tcPr>
     </w:tblStylePr>
@@ -18126,12 +18356,12 @@
         <w:tblBorders/>
       </w:tblPr>
       <w:tcPr>
-        <w:shd w:color="ffffff"/>
+        <w:shd w:val="clear" w:color="ffffff"/>
         <w:tcBorders>
-          <w:top w:val="none"/>
+          <w:top w:val="none" w:color="000000" w:sz="4" w:space="0"/>
           <w:left w:val="single" w:color="000000" w:themeColor="accent1" w:themeTint="80" w:sz="4" w:space="0"/>
-          <w:bottom w:val="none"/>
-          <w:right w:val="none"/>
+          <w:bottom w:val="none" w:color="000000" w:sz="4" w:space="0"/>
+          <w:right w:val="none" w:color="000000" w:sz="4" w:space="0"/>
         </w:tcBorders>
       </w:tcPr>
     </w:tblStylePr>
@@ -18154,9 +18384,9 @@
         <w:shd w:val="clear" w:color="ffffff" w:themeColor="light1" w:fill="ffffff" w:themeFill="light1"/>
         <w:tcBorders>
           <w:top w:val="single" w:color="000000" w:themeColor="accent1" w:themeTint="80" w:sz="4" w:space="0"/>
-          <w:left w:val="none"/>
-          <w:bottom w:val="none"/>
-          <w:right w:val="none"/>
+          <w:left w:val="none" w:color="000000" w:sz="4" w:space="0"/>
+          <w:bottom w:val="none" w:color="000000" w:sz="4" w:space="0"/>
+          <w:right w:val="none" w:color="000000" w:sz="4" w:space="0"/>
         </w:tcBorders>
       </w:tcPr>
     </w:tblStylePr>
@@ -18226,9 +18456,9 @@
       </w:tcPr>
     </w:tblStylePr>
   </w:style>
-  <w:style w:type="table" w:styleId="62">
+  <w:style w:type="table" w:styleId="780">
     <w:name w:val="Grid Table 7 Colorful - Accent 2"/>
-    <w:basedOn w:val="665"/>
+    <w:basedOn w:val="915"/>
     <w:uiPriority w:val="99"/>
     <w:pPr>
       <w:pBdr/>
@@ -18330,11 +18560,11 @@
         <w:tblBorders/>
       </w:tblPr>
       <w:tcPr>
-        <w:shd w:color="ffffff"/>
+        <w:shd w:val="clear" w:color="ffffff"/>
         <w:tcBorders>
-          <w:top w:val="none"/>
-          <w:left w:val="none"/>
-          <w:bottom w:val="none"/>
+          <w:top w:val="none" w:color="000000" w:sz="4" w:space="0"/>
+          <w:left w:val="none" w:color="000000" w:sz="4" w:space="0"/>
+          <w:bottom w:val="none" w:color="000000" w:sz="4" w:space="0"/>
           <w:right w:val="single" w:color="000000" w:themeColor="accent2" w:themeTint="97" w:sz="4" w:space="0"/>
         </w:tcBorders>
       </w:tcPr>
@@ -18357,10 +18587,10 @@
       <w:tcPr>
         <w:shd w:val="clear" w:color="ffffff" w:themeColor="light1" w:fill="ffffff" w:themeFill="light1"/>
         <w:tcBorders>
-          <w:top w:val="none"/>
-          <w:left w:val="none"/>
+          <w:top w:val="none" w:color="000000" w:sz="4" w:space="0"/>
+          <w:left w:val="none" w:color="000000" w:sz="4" w:space="0"/>
           <w:bottom w:val="single" w:color="000000" w:themeColor="accent2" w:themeTint="97" w:sz="4" w:space="0"/>
-          <w:right w:val="none"/>
+          <w:right w:val="none" w:color="000000" w:sz="4" w:space="0"/>
         </w:tcBorders>
       </w:tcPr>
     </w:tblStylePr>
@@ -18380,12 +18610,12 @@
         <w:tblBorders/>
       </w:tblPr>
       <w:tcPr>
-        <w:shd w:color="ffffff"/>
+        <w:shd w:val="clear" w:color="ffffff"/>
         <w:tcBorders>
-          <w:top w:val="none"/>
+          <w:top w:val="none" w:color="000000" w:sz="4" w:space="0"/>
           <w:left w:val="single" w:color="000000" w:themeColor="accent2" w:themeTint="97" w:sz="4" w:space="0"/>
-          <w:bottom w:val="none"/>
-          <w:right w:val="none"/>
+          <w:bottom w:val="none" w:color="000000" w:sz="4" w:space="0"/>
+          <w:right w:val="none" w:color="000000" w:sz="4" w:space="0"/>
         </w:tcBorders>
       </w:tcPr>
     </w:tblStylePr>
@@ -18408,9 +18638,9 @@
         <w:shd w:val="clear" w:color="ffffff" w:themeColor="light1" w:fill="ffffff" w:themeFill="light1"/>
         <w:tcBorders>
           <w:top w:val="single" w:color="000000" w:themeColor="accent2" w:themeTint="97" w:sz="4" w:space="0"/>
-          <w:left w:val="none"/>
-          <w:bottom w:val="none"/>
-          <w:right w:val="none"/>
+          <w:left w:val="none" w:color="000000" w:sz="4" w:space="0"/>
+          <w:bottom w:val="none" w:color="000000" w:sz="4" w:space="0"/>
+          <w:right w:val="none" w:color="000000" w:sz="4" w:space="0"/>
         </w:tcBorders>
       </w:tcPr>
     </w:tblStylePr>
@@ -18480,9 +18710,9 @@
       </w:tcPr>
     </w:tblStylePr>
   </w:style>
-  <w:style w:type="table" w:styleId="63">
+  <w:style w:type="table" w:styleId="781">
     <w:name w:val="Grid Table 7 Colorful - Accent 3"/>
-    <w:basedOn w:val="665"/>
+    <w:basedOn w:val="915"/>
     <w:uiPriority w:val="99"/>
     <w:pPr>
       <w:pBdr/>
@@ -18584,11 +18814,11 @@
         <w:tblBorders/>
       </w:tblPr>
       <w:tcPr>
-        <w:shd w:color="ffffff"/>
+        <w:shd w:val="clear" w:color="ffffff"/>
         <w:tcBorders>
-          <w:top w:val="none"/>
-          <w:left w:val="none"/>
-          <w:bottom w:val="none"/>
+          <w:top w:val="none" w:color="000000" w:sz="4" w:space="0"/>
+          <w:left w:val="none" w:color="000000" w:sz="4" w:space="0"/>
+          <w:bottom w:val="none" w:color="000000" w:sz="4" w:space="0"/>
           <w:right w:val="single" w:color="000000" w:themeColor="accent3" w:themeTint="FE" w:sz="4" w:space="0"/>
         </w:tcBorders>
       </w:tcPr>
@@ -18611,10 +18841,10 @@
       <w:tcPr>
         <w:shd w:val="clear" w:color="ffffff" w:themeColor="light1" w:fill="ffffff" w:themeFill="light1"/>
         <w:tcBorders>
-          <w:top w:val="none"/>
-          <w:left w:val="none"/>
+          <w:top w:val="none" w:color="000000" w:sz="4" w:space="0"/>
+          <w:left w:val="none" w:color="000000" w:sz="4" w:space="0"/>
           <w:bottom w:val="single" w:color="000000" w:themeColor="accent3" w:themeTint="FE" w:sz="4" w:space="0"/>
-          <w:right w:val="none"/>
+          <w:right w:val="none" w:color="000000" w:sz="4" w:space="0"/>
         </w:tcBorders>
       </w:tcPr>
     </w:tblStylePr>
@@ -18634,12 +18864,12 @@
         <w:tblBorders/>
       </w:tblPr>
       <w:tcPr>
-        <w:shd w:color="ffffff"/>
+        <w:shd w:val="clear" w:color="ffffff"/>
         <w:tcBorders>
-          <w:top w:val="none"/>
+          <w:top w:val="none" w:color="000000" w:sz="4" w:space="0"/>
           <w:left w:val="single" w:color="000000" w:themeColor="accent3" w:themeTint="FE" w:sz="4" w:space="0"/>
-          <w:bottom w:val="none"/>
-          <w:right w:val="none"/>
+          <w:bottom w:val="none" w:color="000000" w:sz="4" w:space="0"/>
+          <w:right w:val="none" w:color="000000" w:sz="4" w:space="0"/>
         </w:tcBorders>
       </w:tcPr>
     </w:tblStylePr>
@@ -18662,9 +18892,9 @@
         <w:shd w:val="clear" w:color="ffffff" w:themeColor="light1" w:fill="ffffff" w:themeFill="light1"/>
         <w:tcBorders>
           <w:top w:val="single" w:color="000000" w:themeColor="accent3" w:themeTint="FE" w:sz="4" w:space="0"/>
-          <w:left w:val="none"/>
-          <w:bottom w:val="none"/>
-          <w:right w:val="none"/>
+          <w:left w:val="none" w:color="000000" w:sz="4" w:space="0"/>
+          <w:bottom w:val="none" w:color="000000" w:sz="4" w:space="0"/>
+          <w:right w:val="none" w:color="000000" w:sz="4" w:space="0"/>
         </w:tcBorders>
       </w:tcPr>
     </w:tblStylePr>
@@ -18734,9 +18964,9 @@
       </w:tcPr>
     </w:tblStylePr>
   </w:style>
-  <w:style w:type="table" w:styleId="64">
+  <w:style w:type="table" w:styleId="782">
     <w:name w:val="Grid Table 7 Colorful - Accent 4"/>
-    <w:basedOn w:val="665"/>
+    <w:basedOn w:val="915"/>
     <w:uiPriority w:val="99"/>
     <w:pPr>
       <w:pBdr/>
@@ -18838,11 +19068,11 @@
         <w:tblBorders/>
       </w:tblPr>
       <w:tcPr>
-        <w:shd w:color="ffffff"/>
+        <w:shd w:val="clear" w:color="ffffff"/>
         <w:tcBorders>
-          <w:top w:val="none"/>
-          <w:left w:val="none"/>
-          <w:bottom w:val="none"/>
+          <w:top w:val="none" w:color="000000" w:sz="4" w:space="0"/>
+          <w:left w:val="none" w:color="000000" w:sz="4" w:space="0"/>
+          <w:bottom w:val="none" w:color="000000" w:sz="4" w:space="0"/>
           <w:right w:val="single" w:color="000000" w:themeColor="accent4" w:themeTint="9A" w:sz="4" w:space="0"/>
         </w:tcBorders>
       </w:tcPr>
@@ -18865,10 +19095,10 @@
       <w:tcPr>
         <w:shd w:val="clear" w:color="ffffff" w:themeColor="light1" w:fill="ffffff" w:themeFill="light1"/>
         <w:tcBorders>
-          <w:top w:val="none"/>
-          <w:left w:val="none"/>
+          <w:top w:val="none" w:color="000000" w:sz="4" w:space="0"/>
+          <w:left w:val="none" w:color="000000" w:sz="4" w:space="0"/>
           <w:bottom w:val="single" w:color="000000" w:themeColor="accent4" w:themeTint="9A" w:sz="4" w:space="0"/>
-          <w:right w:val="none"/>
+          <w:right w:val="none" w:color="000000" w:sz="4" w:space="0"/>
         </w:tcBorders>
       </w:tcPr>
     </w:tblStylePr>
@@ -18888,12 +19118,12 @@
         <w:tblBorders/>
       </w:tblPr>
       <w:tcPr>
-        <w:shd w:color="ffffff"/>
+        <w:shd w:val="clear" w:color="ffffff"/>
         <w:tcBorders>
-          <w:top w:val="none"/>
+          <w:top w:val="none" w:color="000000" w:sz="4" w:space="0"/>
           <w:left w:val="single" w:color="000000" w:themeColor="accent4" w:themeTint="9A" w:sz="4" w:space="0"/>
-          <w:bottom w:val="none"/>
-          <w:right w:val="none"/>
+          <w:bottom w:val="none" w:color="000000" w:sz="4" w:space="0"/>
+          <w:right w:val="none" w:color="000000" w:sz="4" w:space="0"/>
         </w:tcBorders>
       </w:tcPr>
     </w:tblStylePr>
@@ -18916,9 +19146,9 @@
         <w:shd w:val="clear" w:color="ffffff" w:themeColor="light1" w:fill="ffffff" w:themeFill="light1"/>
         <w:tcBorders>
           <w:top w:val="single" w:color="000000" w:themeColor="accent4" w:themeTint="9A" w:sz="4" w:space="0"/>
-          <w:left w:val="none"/>
-          <w:bottom w:val="none"/>
-          <w:right w:val="none"/>
+          <w:left w:val="none" w:color="000000" w:sz="4" w:space="0"/>
+          <w:bottom w:val="none" w:color="000000" w:sz="4" w:space="0"/>
+          <w:right w:val="none" w:color="000000" w:sz="4" w:space="0"/>
         </w:tcBorders>
       </w:tcPr>
     </w:tblStylePr>
@@ -18988,9 +19218,9 @@
       </w:tcPr>
     </w:tblStylePr>
   </w:style>
-  <w:style w:type="table" w:styleId="65">
+  <w:style w:type="table" w:styleId="783">
     <w:name w:val="Grid Table 7 Colorful - Accent 5"/>
-    <w:basedOn w:val="665"/>
+    <w:basedOn w:val="915"/>
     <w:uiPriority w:val="99"/>
     <w:pPr>
       <w:pBdr/>
@@ -19092,11 +19322,11 @@
         <w:tblBorders/>
       </w:tblPr>
       <w:tcPr>
-        <w:shd w:color="ffffff"/>
+        <w:shd w:val="clear" w:color="ffffff"/>
         <w:tcBorders>
-          <w:top w:val="none"/>
-          <w:left w:val="none"/>
-          <w:bottom w:val="none"/>
+          <w:top w:val="none" w:color="000000" w:sz="4" w:space="0"/>
+          <w:left w:val="none" w:color="000000" w:sz="4" w:space="0"/>
+          <w:bottom w:val="none" w:color="000000" w:sz="4" w:space="0"/>
           <w:right w:val="single" w:color="000000" w:themeColor="accent5" w:themeTint="90" w:sz="4" w:space="0"/>
         </w:tcBorders>
       </w:tcPr>
@@ -19119,10 +19349,10 @@
       <w:tcPr>
         <w:shd w:val="clear" w:color="ffffff" w:themeColor="light1" w:fill="ffffff" w:themeFill="light1"/>
         <w:tcBorders>
-          <w:top w:val="none"/>
-          <w:left w:val="none"/>
+          <w:top w:val="none" w:color="000000" w:sz="4" w:space="0"/>
+          <w:left w:val="none" w:color="000000" w:sz="4" w:space="0"/>
           <w:bottom w:val="single" w:color="000000" w:themeColor="accent5" w:themeTint="90" w:sz="4" w:space="0"/>
-          <w:right w:val="none"/>
+          <w:right w:val="none" w:color="000000" w:sz="4" w:space="0"/>
         </w:tcBorders>
       </w:tcPr>
     </w:tblStylePr>
@@ -19142,12 +19372,12 @@
         <w:tblBorders/>
       </w:tblPr>
       <w:tcPr>
-        <w:shd w:color="ffffff"/>
+        <w:shd w:val="clear" w:color="ffffff"/>
         <w:tcBorders>
-          <w:top w:val="none"/>
+          <w:top w:val="none" w:color="000000" w:sz="4" w:space="0"/>
           <w:left w:val="single" w:color="000000" w:themeColor="accent5" w:themeTint="90" w:sz="4" w:space="0"/>
-          <w:bottom w:val="none"/>
-          <w:right w:val="none"/>
+          <w:bottom w:val="none" w:color="000000" w:sz="4" w:space="0"/>
+          <w:right w:val="none" w:color="000000" w:sz="4" w:space="0"/>
         </w:tcBorders>
       </w:tcPr>
     </w:tblStylePr>
@@ -19170,9 +19400,9 @@
         <w:shd w:val="clear" w:color="ffffff" w:themeColor="light1" w:fill="ffffff" w:themeFill="light1"/>
         <w:tcBorders>
           <w:top w:val="single" w:color="000000" w:themeColor="accent5" w:themeTint="90" w:sz="4" w:space="0"/>
-          <w:left w:val="none"/>
-          <w:bottom w:val="none"/>
-          <w:right w:val="none"/>
+          <w:left w:val="none" w:color="000000" w:sz="4" w:space="0"/>
+          <w:bottom w:val="none" w:color="000000" w:sz="4" w:space="0"/>
+          <w:right w:val="none" w:color="000000" w:sz="4" w:space="0"/>
         </w:tcBorders>
       </w:tcPr>
     </w:tblStylePr>
@@ -19242,9 +19472,9 @@
       </w:tcPr>
     </w:tblStylePr>
   </w:style>
-  <w:style w:type="table" w:styleId="66">
+  <w:style w:type="table" w:styleId="784">
     <w:name w:val="Grid Table 7 Colorful - Accent 6"/>
-    <w:basedOn w:val="665"/>
+    <w:basedOn w:val="915"/>
     <w:uiPriority w:val="99"/>
     <w:pPr>
       <w:pBdr/>
@@ -19346,11 +19576,11 @@
         <w:tblBorders/>
       </w:tblPr>
       <w:tcPr>
-        <w:shd w:color="ffffff"/>
+        <w:shd w:val="clear" w:color="ffffff"/>
         <w:tcBorders>
-          <w:top w:val="none"/>
-          <w:left w:val="none"/>
-          <w:bottom w:val="none"/>
+          <w:top w:val="none" w:color="000000" w:sz="4" w:space="0"/>
+          <w:left w:val="none" w:color="000000" w:sz="4" w:space="0"/>
+          <w:bottom w:val="none" w:color="000000" w:sz="4" w:space="0"/>
           <w:right w:val="single" w:color="000000" w:themeColor="accent6" w:themeTint="90" w:sz="4" w:space="0"/>
         </w:tcBorders>
       </w:tcPr>
@@ -19373,10 +19603,10 @@
       <w:tcPr>
         <w:shd w:val="clear" w:color="ffffff" w:themeColor="light1" w:fill="ffffff" w:themeFill="light1"/>
         <w:tcBorders>
-          <w:top w:val="none"/>
-          <w:left w:val="none"/>
+          <w:top w:val="none" w:color="000000" w:sz="4" w:space="0"/>
+          <w:left w:val="none" w:color="000000" w:sz="4" w:space="0"/>
           <w:bottom w:val="single" w:color="000000" w:themeColor="accent6" w:themeTint="90" w:sz="4" w:space="0"/>
-          <w:right w:val="none"/>
+          <w:right w:val="none" w:color="000000" w:sz="4" w:space="0"/>
         </w:tcBorders>
       </w:tcPr>
     </w:tblStylePr>
@@ -19396,12 +19626,12 @@
         <w:tblBorders/>
       </w:tblPr>
       <w:tcPr>
-        <w:shd w:color="ffffff"/>
+        <w:shd w:val="clear" w:color="ffffff"/>
         <w:tcBorders>
-          <w:top w:val="none"/>
+          <w:top w:val="none" w:color="000000" w:sz="4" w:space="0"/>
           <w:left w:val="single" w:color="000000" w:themeColor="accent6" w:themeTint="90" w:sz="4" w:space="0"/>
-          <w:bottom w:val="none"/>
-          <w:right w:val="none"/>
+          <w:bottom w:val="none" w:color="000000" w:sz="4" w:space="0"/>
+          <w:right w:val="none" w:color="000000" w:sz="4" w:space="0"/>
         </w:tcBorders>
       </w:tcPr>
     </w:tblStylePr>
@@ -19424,9 +19654,9 @@
         <w:shd w:val="clear" w:color="ffffff" w:themeColor="light1" w:fill="ffffff" w:themeFill="light1"/>
         <w:tcBorders>
           <w:top w:val="single" w:color="000000" w:themeColor="accent6" w:themeTint="90" w:sz="4" w:space="0"/>
-          <w:left w:val="none"/>
-          <w:bottom w:val="none"/>
-          <w:right w:val="none"/>
+          <w:left w:val="none" w:color="000000" w:sz="4" w:space="0"/>
+          <w:bottom w:val="none" w:color="000000" w:sz="4" w:space="0"/>
+          <w:right w:val="none" w:color="000000" w:sz="4" w:space="0"/>
         </w:tcBorders>
       </w:tcPr>
     </w:tblStylePr>
@@ -19496,9 +19726,9 @@
       </w:tcPr>
     </w:tblStylePr>
   </w:style>
-  <w:style w:type="table" w:styleId="67">
+  <w:style w:type="table" w:styleId="785">
     <w:name w:val="List Table 1 Light"/>
-    <w:basedOn w:val="665"/>
+    <w:basedOn w:val="915"/>
     <w:uiPriority w:val="99"/>
     <w:pPr>
       <w:pBdr/>
@@ -19712,9 +19942,9 @@
       </w:tcPr>
     </w:tblStylePr>
   </w:style>
-  <w:style w:type="table" w:styleId="68">
+  <w:style w:type="table" w:styleId="786">
     <w:name w:val="List Table 1 Light - Accent 1"/>
-    <w:basedOn w:val="665"/>
+    <w:basedOn w:val="915"/>
     <w:uiPriority w:val="99"/>
     <w:pPr>
       <w:pBdr/>
@@ -19928,9 +20158,9 @@
       </w:tcPr>
     </w:tblStylePr>
   </w:style>
-  <w:style w:type="table" w:styleId="69">
+  <w:style w:type="table" w:styleId="787">
     <w:name w:val="List Table 1 Light - Accent 2"/>
-    <w:basedOn w:val="665"/>
+    <w:basedOn w:val="915"/>
     <w:uiPriority w:val="99"/>
     <w:pPr>
       <w:pBdr/>
@@ -20144,9 +20374,9 @@
       </w:tcPr>
     </w:tblStylePr>
   </w:style>
-  <w:style w:type="table" w:styleId="70">
+  <w:style w:type="table" w:styleId="788">
     <w:name w:val="List Table 1 Light - Accent 3"/>
-    <w:basedOn w:val="665"/>
+    <w:basedOn w:val="915"/>
     <w:uiPriority w:val="99"/>
     <w:pPr>
       <w:pBdr/>
@@ -20360,9 +20590,9 @@
       </w:tcPr>
     </w:tblStylePr>
   </w:style>
-  <w:style w:type="table" w:styleId="71">
+  <w:style w:type="table" w:styleId="789">
     <w:name w:val="List Table 1 Light - Accent 4"/>
-    <w:basedOn w:val="665"/>
+    <w:basedOn w:val="915"/>
     <w:uiPriority w:val="99"/>
     <w:pPr>
       <w:pBdr/>
@@ -20576,9 +20806,9 @@
       </w:tcPr>
     </w:tblStylePr>
   </w:style>
-  <w:style w:type="table" w:styleId="72">
+  <w:style w:type="table" w:styleId="790">
     <w:name w:val="List Table 1 Light - Accent 5"/>
-    <w:basedOn w:val="665"/>
+    <w:basedOn w:val="915"/>
     <w:uiPriority w:val="99"/>
     <w:pPr>
       <w:pBdr/>
@@ -20792,9 +21022,9 @@
       </w:tcPr>
     </w:tblStylePr>
   </w:style>
-  <w:style w:type="table" w:styleId="73">
+  <w:style w:type="table" w:styleId="791">
     <w:name w:val="List Table 1 Light - Accent 6"/>
-    <w:basedOn w:val="665"/>
+    <w:basedOn w:val="915"/>
     <w:uiPriority w:val="99"/>
     <w:pPr>
       <w:pBdr/>
@@ -21008,9 +21238,9 @@
       </w:tcPr>
     </w:tblStylePr>
   </w:style>
-  <w:style w:type="table" w:styleId="74">
+  <w:style w:type="table" w:styleId="792">
     <w:name w:val="List Table 2"/>
-    <w:basedOn w:val="665"/>
+    <w:basedOn w:val="915"/>
     <w:uiPriority w:val="99"/>
     <w:pPr>
       <w:pBdr/>
@@ -21246,9 +21476,9 @@
       </w:tcPr>
     </w:tblStylePr>
   </w:style>
-  <w:style w:type="table" w:styleId="75">
+  <w:style w:type="table" w:styleId="793">
     <w:name w:val="List Table 2 - Accent 1"/>
-    <w:basedOn w:val="665"/>
+    <w:basedOn w:val="915"/>
     <w:uiPriority w:val="99"/>
     <w:pPr>
       <w:pBdr/>
@@ -21484,9 +21714,9 @@
       </w:tcPr>
     </w:tblStylePr>
   </w:style>
-  <w:style w:type="table" w:styleId="76">
+  <w:style w:type="table" w:styleId="794">
     <w:name w:val="List Table 2 - Accent 2"/>
-    <w:basedOn w:val="665"/>
+    <w:basedOn w:val="915"/>
     <w:uiPriority w:val="99"/>
     <w:pPr>
       <w:pBdr/>
@@ -21722,9 +21952,9 @@
       </w:tcPr>
     </w:tblStylePr>
   </w:style>
-  <w:style w:type="table" w:styleId="77">
+  <w:style w:type="table" w:styleId="795">
     <w:name w:val="List Table 2 - Accent 3"/>
-    <w:basedOn w:val="665"/>
+    <w:basedOn w:val="915"/>
     <w:uiPriority w:val="99"/>
     <w:pPr>
       <w:pBdr/>
@@ -21960,9 +22190,9 @@
       </w:tcPr>
     </w:tblStylePr>
   </w:style>
-  <w:style w:type="table" w:styleId="78">
+  <w:style w:type="table" w:styleId="796">
     <w:name w:val="List Table 2 - Accent 4"/>
-    <w:basedOn w:val="665"/>
+    <w:basedOn w:val="915"/>
     <w:uiPriority w:val="99"/>
     <w:pPr>
       <w:pBdr/>
@@ -22198,9 +22428,9 @@
       </w:tcPr>
     </w:tblStylePr>
   </w:style>
-  <w:style w:type="table" w:styleId="79">
+  <w:style w:type="table" w:styleId="797">
     <w:name w:val="List Table 2 - Accent 5"/>
-    <w:basedOn w:val="665"/>
+    <w:basedOn w:val="915"/>
     <w:uiPriority w:val="99"/>
     <w:pPr>
       <w:pBdr/>
@@ -22436,9 +22666,9 @@
       </w:tcPr>
     </w:tblStylePr>
   </w:style>
-  <w:style w:type="table" w:styleId="80">
+  <w:style w:type="table" w:styleId="798">
     <w:name w:val="List Table 2 - Accent 6"/>
-    <w:basedOn w:val="665"/>
+    <w:basedOn w:val="915"/>
     <w:uiPriority w:val="99"/>
     <w:pPr>
       <w:pBdr/>
@@ -22674,9 +22904,9 @@
       </w:tcPr>
     </w:tblStylePr>
   </w:style>
-  <w:style w:type="table" w:styleId="81">
+  <w:style w:type="table" w:styleId="799">
     <w:name w:val="List Table 3"/>
-    <w:basedOn w:val="665"/>
+    <w:basedOn w:val="915"/>
     <w:uiPriority w:val="99"/>
     <w:pPr>
       <w:pBdr/>
@@ -22902,9 +23132,9 @@
       </w:tcPr>
     </w:tblStylePr>
   </w:style>
-  <w:style w:type="table" w:styleId="82">
+  <w:style w:type="table" w:styleId="800">
     <w:name w:val="List Table 3 - Accent 1"/>
-    <w:basedOn w:val="665"/>
+    <w:basedOn w:val="915"/>
     <w:uiPriority w:val="99"/>
     <w:pPr>
       <w:pBdr/>
@@ -23130,9 +23360,9 @@
       </w:tcPr>
     </w:tblStylePr>
   </w:style>
-  <w:style w:type="table" w:styleId="83">
+  <w:style w:type="table" w:styleId="801">
     <w:name w:val="List Table 3 - Accent 2"/>
-    <w:basedOn w:val="665"/>
+    <w:basedOn w:val="915"/>
     <w:uiPriority w:val="99"/>
     <w:pPr>
       <w:pBdr/>
@@ -23358,9 +23588,9 @@
       </w:tcPr>
     </w:tblStylePr>
   </w:style>
-  <w:style w:type="table" w:styleId="84">
+  <w:style w:type="table" w:styleId="802">
     <w:name w:val="List Table 3 - Accent 3"/>
-    <w:basedOn w:val="665"/>
+    <w:basedOn w:val="915"/>
     <w:uiPriority w:val="99"/>
     <w:pPr>
       <w:pBdr/>
@@ -23586,9 +23816,9 @@
       </w:tcPr>
     </w:tblStylePr>
   </w:style>
-  <w:style w:type="table" w:styleId="85">
+  <w:style w:type="table" w:styleId="803">
     <w:name w:val="List Table 3 - Accent 4"/>
-    <w:basedOn w:val="665"/>
+    <w:basedOn w:val="915"/>
     <w:uiPriority w:val="99"/>
     <w:pPr>
       <w:pBdr/>
@@ -23814,9 +24044,9 @@
       </w:tcPr>
     </w:tblStylePr>
   </w:style>
-  <w:style w:type="table" w:styleId="86">
+  <w:style w:type="table" w:styleId="804">
     <w:name w:val="List Table 3 - Accent 5"/>
-    <w:basedOn w:val="665"/>
+    <w:basedOn w:val="915"/>
     <w:uiPriority w:val="99"/>
     <w:pPr>
       <w:pBdr/>
@@ -24042,9 +24272,9 @@
       </w:tcPr>
     </w:tblStylePr>
   </w:style>
-  <w:style w:type="table" w:styleId="87">
+  <w:style w:type="table" w:styleId="805">
     <w:name w:val="List Table 3 - Accent 6"/>
-    <w:basedOn w:val="665"/>
+    <w:basedOn w:val="915"/>
     <w:uiPriority w:val="99"/>
     <w:pPr>
       <w:pBdr/>
@@ -24270,9 +24500,9 @@
       </w:tcPr>
     </w:tblStylePr>
   </w:style>
-  <w:style w:type="table" w:styleId="88">
+  <w:style w:type="table" w:styleId="806">
     <w:name w:val="List Table 4"/>
-    <w:basedOn w:val="665"/>
+    <w:basedOn w:val="915"/>
     <w:uiPriority w:val="99"/>
     <w:pPr>
       <w:pBdr/>
@@ -24495,9 +24725,9 @@
       </w:tcPr>
     </w:tblStylePr>
   </w:style>
-  <w:style w:type="table" w:styleId="89">
+  <w:style w:type="table" w:styleId="807">
     <w:name w:val="List Table 4 - Accent 1"/>
-    <w:basedOn w:val="665"/>
+    <w:basedOn w:val="915"/>
     <w:uiPriority w:val="99"/>
     <w:pPr>
       <w:pBdr/>
@@ -24720,9 +24950,9 @@
       </w:tcPr>
     </w:tblStylePr>
   </w:style>
-  <w:style w:type="table" w:styleId="90">
+  <w:style w:type="table" w:styleId="808">
     <w:name w:val="List Table 4 - Accent 2"/>
-    <w:basedOn w:val="665"/>
+    <w:basedOn w:val="915"/>
     <w:uiPriority w:val="99"/>
     <w:pPr>
       <w:pBdr/>
@@ -24945,9 +25175,9 @@
       </w:tcPr>
     </w:tblStylePr>
   </w:style>
-  <w:style w:type="table" w:styleId="91">
+  <w:style w:type="table" w:styleId="809">
     <w:name w:val="List Table 4 - Accent 3"/>
-    <w:basedOn w:val="665"/>
+    <w:basedOn w:val="915"/>
     <w:uiPriority w:val="99"/>
     <w:pPr>
       <w:pBdr/>
@@ -25170,9 +25400,9 @@
       </w:tcPr>
     </w:tblStylePr>
   </w:style>
-  <w:style w:type="table" w:styleId="92">
+  <w:style w:type="table" w:styleId="810">
     <w:name w:val="List Table 4 - Accent 4"/>
-    <w:basedOn w:val="665"/>
+    <w:basedOn w:val="915"/>
     <w:uiPriority w:val="99"/>
     <w:pPr>
       <w:pBdr/>
@@ -25395,9 +25625,9 @@
       </w:tcPr>
     </w:tblStylePr>
   </w:style>
-  <w:style w:type="table" w:styleId="93">
+  <w:style w:type="table" w:styleId="811">
     <w:name w:val="List Table 4 - Accent 5"/>
-    <w:basedOn w:val="665"/>
+    <w:basedOn w:val="915"/>
     <w:uiPriority w:val="99"/>
     <w:pPr>
       <w:pBdr/>
@@ -25620,9 +25850,9 @@
       </w:tcPr>
     </w:tblStylePr>
   </w:style>
-  <w:style w:type="table" w:styleId="94">
+  <w:style w:type="table" w:styleId="812">
     <w:name w:val="List Table 4 - Accent 6"/>
-    <w:basedOn w:val="665"/>
+    <w:basedOn w:val="915"/>
     <w:uiPriority w:val="99"/>
     <w:pPr>
       <w:pBdr/>
@@ -25845,9 +26075,9 @@
       </w:tcPr>
     </w:tblStylePr>
   </w:style>
-  <w:style w:type="table" w:styleId="95">
+  <w:style w:type="table" w:styleId="813">
     <w:name w:val="List Table 5 Dark"/>
-    <w:basedOn w:val="665"/>
+    <w:basedOn w:val="915"/>
     <w:uiPriority w:val="99"/>
     <w:pPr>
       <w:pBdr/>
@@ -26087,9 +26317,9 @@
       </w:tcPr>
     </w:tblStylePr>
   </w:style>
-  <w:style w:type="table" w:styleId="96">
+  <w:style w:type="table" w:styleId="814">
     <w:name w:val="List Table 5 Dark - Accent 1"/>
-    <w:basedOn w:val="665"/>
+    <w:basedOn w:val="915"/>
     <w:uiPriority w:val="99"/>
     <w:pPr>
       <w:pBdr/>
@@ -26329,9 +26559,9 @@
       </w:tcPr>
     </w:tblStylePr>
   </w:style>
-  <w:style w:type="table" w:styleId="97">
+  <w:style w:type="table" w:styleId="815">
     <w:name w:val="List Table 5 Dark - Accent 2"/>
-    <w:basedOn w:val="665"/>
+    <w:basedOn w:val="915"/>
     <w:uiPriority w:val="99"/>
     <w:pPr>
       <w:pBdr/>
@@ -26571,9 +26801,9 @@
       </w:tcPr>
     </w:tblStylePr>
   </w:style>
-  <w:style w:type="table" w:styleId="98">
+  <w:style w:type="table" w:styleId="816">
     <w:name w:val="List Table 5 Dark - Accent 3"/>
-    <w:basedOn w:val="665"/>
+    <w:basedOn w:val="915"/>
     <w:uiPriority w:val="99"/>
     <w:pPr>
       <w:pBdr/>
@@ -26813,9 +27043,9 @@
       </w:tcPr>
     </w:tblStylePr>
   </w:style>
-  <w:style w:type="table" w:styleId="99">
+  <w:style w:type="table" w:styleId="817">
     <w:name w:val="List Table 5 Dark - Accent 4"/>
-    <w:basedOn w:val="665"/>
+    <w:basedOn w:val="915"/>
     <w:uiPriority w:val="99"/>
     <w:pPr>
       <w:pBdr/>
@@ -27055,9 +27285,9 @@
       </w:tcPr>
     </w:tblStylePr>
   </w:style>
-  <w:style w:type="table" w:styleId="100">
+  <w:style w:type="table" w:styleId="818">
     <w:name w:val="List Table 5 Dark - Accent 5"/>
-    <w:basedOn w:val="665"/>
+    <w:basedOn w:val="915"/>
     <w:uiPriority w:val="99"/>
     <w:pPr>
       <w:pBdr/>
@@ -27297,9 +27527,9 @@
       </w:tcPr>
     </w:tblStylePr>
   </w:style>
-  <w:style w:type="table" w:styleId="101">
+  <w:style w:type="table" w:styleId="819">
     <w:name w:val="List Table 5 Dark - Accent 6"/>
-    <w:basedOn w:val="665"/>
+    <w:basedOn w:val="915"/>
     <w:uiPriority w:val="99"/>
     <w:pPr>
       <w:pBdr/>
@@ -27539,9 +27769,9 @@
       </w:tcPr>
     </w:tblStylePr>
   </w:style>
-  <w:style w:type="table" w:styleId="102">
+  <w:style w:type="table" w:styleId="820">
     <w:name w:val="List Table 6 Colorful"/>
-    <w:basedOn w:val="665"/>
+    <w:basedOn w:val="915"/>
     <w:uiPriority w:val="99"/>
     <w:pPr>
       <w:pBdr/>
@@ -27762,9 +27992,9 @@
       </w:tcPr>
     </w:tblStylePr>
   </w:style>
-  <w:style w:type="table" w:styleId="103">
+  <w:style w:type="table" w:styleId="821">
     <w:name w:val="List Table 6 Colorful - Accent 1"/>
-    <w:basedOn w:val="665"/>
+    <w:basedOn w:val="915"/>
     <w:uiPriority w:val="99"/>
     <w:pPr>
       <w:pBdr/>
@@ -27985,9 +28215,9 @@
       </w:tcPr>
     </w:tblStylePr>
   </w:style>
-  <w:style w:type="table" w:styleId="104">
+  <w:style w:type="table" w:styleId="822">
     <w:name w:val="List Table 6 Colorful - Accent 2"/>
-    <w:basedOn w:val="665"/>
+    <w:basedOn w:val="915"/>
     <w:uiPriority w:val="99"/>
     <w:pPr>
       <w:pBdr/>
@@ -28208,9 +28438,9 @@
       </w:tcPr>
     </w:tblStylePr>
   </w:style>
-  <w:style w:type="table" w:styleId="105">
+  <w:style w:type="table" w:styleId="823">
     <w:name w:val="List Table 6 Colorful - Accent 3"/>
-    <w:basedOn w:val="665"/>
+    <w:basedOn w:val="915"/>
     <w:uiPriority w:val="99"/>
     <w:pPr>
       <w:pBdr/>
@@ -28431,9 +28661,9 @@
       </w:tcPr>
     </w:tblStylePr>
   </w:style>
-  <w:style w:type="table" w:styleId="106">
+  <w:style w:type="table" w:styleId="824">
     <w:name w:val="List Table 6 Colorful - Accent 4"/>
-    <w:basedOn w:val="665"/>
+    <w:basedOn w:val="915"/>
     <w:uiPriority w:val="99"/>
     <w:pPr>
       <w:pBdr/>
@@ -28654,9 +28884,9 @@
       </w:tcPr>
     </w:tblStylePr>
   </w:style>
-  <w:style w:type="table" w:styleId="107">
+  <w:style w:type="table" w:styleId="825">
     <w:name w:val="List Table 6 Colorful - Accent 5"/>
-    <w:basedOn w:val="665"/>
+    <w:basedOn w:val="915"/>
     <w:uiPriority w:val="99"/>
     <w:pPr>
       <w:pBdr/>
@@ -28877,9 +29107,9 @@
       </w:tcPr>
     </w:tblStylePr>
   </w:style>
-  <w:style w:type="table" w:styleId="108">
+  <w:style w:type="table" w:styleId="826">
     <w:name w:val="List Table 6 Colorful - Accent 6"/>
-    <w:basedOn w:val="665"/>
+    <w:basedOn w:val="915"/>
     <w:uiPriority w:val="99"/>
     <w:pPr>
       <w:pBdr/>
@@ -29100,9 +29330,9 @@
       </w:tcPr>
     </w:tblStylePr>
   </w:style>
-  <w:style w:type="table" w:styleId="109">
+  <w:style w:type="table" w:styleId="827">
     <w:name w:val="List Table 7 Colorful"/>
-    <w:basedOn w:val="665"/>
+    <w:basedOn w:val="915"/>
     <w:uiPriority w:val="99"/>
     <w:pPr>
       <w:pBdr/>
@@ -29201,11 +29431,11 @@
         <w:tblBorders/>
       </w:tblPr>
       <w:tcPr>
-        <w:shd w:color="ffffff"/>
+        <w:shd w:val="clear" w:color="ffffff"/>
         <w:tcBorders>
-          <w:top w:val="none"/>
-          <w:left w:val="none"/>
-          <w:bottom w:val="none"/>
+          <w:top w:val="none" w:color="000000" w:sz="4" w:space="0"/>
+          <w:left w:val="none" w:color="000000" w:sz="4" w:space="0"/>
+          <w:bottom w:val="none" w:color="000000" w:sz="4" w:space="0"/>
           <w:right w:val="single" w:color="000000" w:themeColor="text1" w:themeTint="80" w:sz="4" w:space="0"/>
         </w:tcBorders>
       </w:tcPr>
@@ -29228,10 +29458,10 @@
       <w:tcPr>
         <w:shd w:val="clear" w:color="ffffff" w:themeColor="light1" w:fill="ffffff" w:themeFill="light1"/>
         <w:tcBorders>
-          <w:top w:val="none"/>
-          <w:left w:val="none"/>
+          <w:top w:val="none" w:color="000000" w:sz="4" w:space="0"/>
+          <w:left w:val="none" w:color="000000" w:sz="4" w:space="0"/>
           <w:bottom w:val="single" w:color="000000" w:themeColor="text1" w:themeTint="80" w:sz="4" w:space="0"/>
-          <w:right w:val="none"/>
+          <w:right w:val="none" w:color="000000" w:sz="4" w:space="0"/>
         </w:tcBorders>
       </w:tcPr>
     </w:tblStylePr>
@@ -29251,12 +29481,12 @@
         <w:tblBorders/>
       </w:tblPr>
       <w:tcPr>
-        <w:shd w:color="ffffff"/>
+        <w:shd w:val="clear" w:color="ffffff"/>
         <w:tcBorders>
-          <w:top w:val="none"/>
+          <w:top w:val="none" w:color="000000" w:sz="4" w:space="0"/>
           <w:left w:val="single" w:color="000000" w:themeColor="text1" w:themeTint="80" w:sz="4" w:space="0"/>
-          <w:bottom w:val="none"/>
-          <w:right w:val="none"/>
+          <w:bottom w:val="none" w:color="000000" w:sz="4" w:space="0"/>
+          <w:right w:val="none" w:color="000000" w:sz="4" w:space="0"/>
         </w:tcBorders>
       </w:tcPr>
     </w:tblStylePr>
@@ -29279,9 +29509,9 @@
         <w:shd w:val="clear" w:color="ffffff" w:themeColor="light1" w:fill="ffffff" w:themeFill="light1"/>
         <w:tcBorders>
           <w:top w:val="single" w:color="000000" w:themeColor="text1" w:themeTint="80" w:sz="4" w:space="0"/>
-          <w:left w:val="none"/>
-          <w:bottom w:val="none"/>
-          <w:right w:val="none"/>
+          <w:left w:val="none" w:color="000000" w:sz="4" w:space="0"/>
+          <w:bottom w:val="none" w:color="000000" w:sz="4" w:space="0"/>
+          <w:right w:val="none" w:color="000000" w:sz="4" w:space="0"/>
         </w:tcBorders>
       </w:tcPr>
     </w:tblStylePr>
@@ -29356,9 +29586,9 @@
       </w:tcPr>
     </w:tblStylePr>
   </w:style>
-  <w:style w:type="table" w:styleId="110">
+  <w:style w:type="table" w:styleId="828">
     <w:name w:val="List Table 7 Colorful - Accent 1"/>
-    <w:basedOn w:val="665"/>
+    <w:basedOn w:val="915"/>
     <w:uiPriority w:val="99"/>
     <w:pPr>
       <w:pBdr/>
@@ -29457,11 +29687,11 @@
         <w:tblBorders/>
       </w:tblPr>
       <w:tcPr>
-        <w:shd w:color="ffffff"/>
+        <w:shd w:val="clear" w:color="ffffff"/>
         <w:tcBorders>
-          <w:top w:val="none"/>
-          <w:left w:val="none"/>
-          <w:bottom w:val="none"/>
+          <w:top w:val="none" w:color="000000" w:sz="4" w:space="0"/>
+          <w:left w:val="none" w:color="000000" w:sz="4" w:space="0"/>
+          <w:bottom w:val="none" w:color="000000" w:sz="4" w:space="0"/>
           <w:right w:val="single" w:color="000000" w:themeColor="accent1" w:sz="4" w:space="0"/>
         </w:tcBorders>
       </w:tcPr>
@@ -29484,10 +29714,10 @@
       <w:tcPr>
         <w:shd w:val="clear" w:color="ffffff" w:themeColor="light1" w:fill="ffffff" w:themeFill="light1"/>
         <w:tcBorders>
-          <w:top w:val="none"/>
-          <w:left w:val="none"/>
+          <w:top w:val="none" w:color="000000" w:sz="4" w:space="0"/>
+          <w:left w:val="none" w:color="000000" w:sz="4" w:space="0"/>
           <w:bottom w:val="single" w:color="000000" w:themeColor="accent1" w:sz="4" w:space="0"/>
-          <w:right w:val="none"/>
+          <w:right w:val="none" w:color="000000" w:sz="4" w:space="0"/>
         </w:tcBorders>
       </w:tcPr>
     </w:tblStylePr>
@@ -29507,12 +29737,12 @@
         <w:tblBorders/>
       </w:tblPr>
       <w:tcPr>
-        <w:shd w:color="ffffff"/>
+        <w:shd w:val="clear" w:color="ffffff"/>
         <w:tcBorders>
-          <w:top w:val="none"/>
+          <w:top w:val="none" w:color="000000" w:sz="4" w:space="0"/>
           <w:left w:val="single" w:color="000000" w:themeColor="accent1" w:sz="4" w:space="0"/>
-          <w:bottom w:val="none"/>
-          <w:right w:val="none"/>
+          <w:bottom w:val="none" w:color="000000" w:sz="4" w:space="0"/>
+          <w:right w:val="none" w:color="000000" w:sz="4" w:space="0"/>
         </w:tcBorders>
       </w:tcPr>
     </w:tblStylePr>
@@ -29535,9 +29765,9 @@
         <w:shd w:val="clear" w:color="ffffff" w:themeColor="light1" w:fill="ffffff" w:themeFill="light1"/>
         <w:tcBorders>
           <w:top w:val="single" w:color="000000" w:themeColor="accent1" w:sz="4" w:space="0"/>
-          <w:left w:val="none"/>
-          <w:bottom w:val="none"/>
-          <w:right w:val="none"/>
+          <w:left w:val="none" w:color="000000" w:sz="4" w:space="0"/>
+          <w:bottom w:val="none" w:color="000000" w:sz="4" w:space="0"/>
+          <w:right w:val="none" w:color="000000" w:sz="4" w:space="0"/>
         </w:tcBorders>
       </w:tcPr>
     </w:tblStylePr>
@@ -29612,9 +29842,9 @@
       </w:tcPr>
     </w:tblStylePr>
   </w:style>
-  <w:style w:type="table" w:styleId="111">
+  <w:style w:type="table" w:styleId="829">
     <w:name w:val="List Table 7 Colorful - Accent 2"/>
-    <w:basedOn w:val="665"/>
+    <w:basedOn w:val="915"/>
     <w:uiPriority w:val="99"/>
     <w:pPr>
       <w:pBdr/>
@@ -29713,11 +29943,11 @@
         <w:tblBorders/>
       </w:tblPr>
       <w:tcPr>
-        <w:shd w:color="ffffff"/>
+        <w:shd w:val="clear" w:color="ffffff"/>
         <w:tcBorders>
-          <w:top w:val="none"/>
-          <w:left w:val="none"/>
-          <w:bottom w:val="none"/>
+          <w:top w:val="none" w:color="000000" w:sz="4" w:space="0"/>
+          <w:left w:val="none" w:color="000000" w:sz="4" w:space="0"/>
+          <w:bottom w:val="none" w:color="000000" w:sz="4" w:space="0"/>
           <w:right w:val="single" w:color="000000" w:themeColor="accent2" w:themeTint="97" w:sz="4" w:space="0"/>
         </w:tcBorders>
       </w:tcPr>
@@ -29740,10 +29970,10 @@
       <w:tcPr>
         <w:shd w:val="clear" w:color="ffffff" w:themeColor="light1" w:fill="ffffff" w:themeFill="light1"/>
         <w:tcBorders>
-          <w:top w:val="none"/>
-          <w:left w:val="none"/>
+          <w:top w:val="none" w:color="000000" w:sz="4" w:space="0"/>
+          <w:left w:val="none" w:color="000000" w:sz="4" w:space="0"/>
           <w:bottom w:val="single" w:color="000000" w:themeColor="accent2" w:themeTint="97" w:sz="4" w:space="0"/>
-          <w:right w:val="none"/>
+          <w:right w:val="none" w:color="000000" w:sz="4" w:space="0"/>
         </w:tcBorders>
       </w:tcPr>
     </w:tblStylePr>
@@ -29763,12 +29993,12 @@
         <w:tblBorders/>
       </w:tblPr>
       <w:tcPr>
-        <w:shd w:color="ffffff"/>
+        <w:shd w:val="clear" w:color="ffffff"/>
         <w:tcBorders>
-          <w:top w:val="none"/>
+          <w:top w:val="none" w:color="000000" w:sz="4" w:space="0"/>
           <w:left w:val="single" w:color="000000" w:themeColor="accent2" w:themeTint="97" w:sz="4" w:space="0"/>
-          <w:bottom w:val="none"/>
-          <w:right w:val="none"/>
+          <w:bottom w:val="none" w:color="000000" w:sz="4" w:space="0"/>
+          <w:right w:val="none" w:color="000000" w:sz="4" w:space="0"/>
         </w:tcBorders>
       </w:tcPr>
     </w:tblStylePr>
@@ -29791,9 +30021,9 @@
         <w:shd w:val="clear" w:color="ffffff" w:themeColor="light1" w:fill="ffffff" w:themeFill="light1"/>
         <w:tcBorders>
           <w:top w:val="single" w:color="000000" w:themeColor="accent2" w:themeTint="97" w:sz="4" w:space="0"/>
-          <w:left w:val="none"/>
-          <w:bottom w:val="none"/>
-          <w:right w:val="none"/>
+          <w:left w:val="none" w:color="000000" w:sz="4" w:space="0"/>
+          <w:bottom w:val="none" w:color="000000" w:sz="4" w:space="0"/>
+          <w:right w:val="none" w:color="000000" w:sz="4" w:space="0"/>
         </w:tcBorders>
       </w:tcPr>
     </w:tblStylePr>
@@ -29868,9 +30098,9 @@
       </w:tcPr>
     </w:tblStylePr>
   </w:style>
-  <w:style w:type="table" w:styleId="112">
+  <w:style w:type="table" w:styleId="830">
     <w:name w:val="List Table 7 Colorful - Accent 3"/>
-    <w:basedOn w:val="665"/>
+    <w:basedOn w:val="915"/>
     <w:uiPriority w:val="99"/>
     <w:pPr>
       <w:pBdr/>
@@ -29969,11 +30199,11 @@
         <w:tblBorders/>
       </w:tblPr>
       <w:tcPr>
-        <w:shd w:color="ffffff"/>
+        <w:shd w:val="clear" w:color="ffffff"/>
         <w:tcBorders>
-          <w:top w:val="none"/>
-          <w:left w:val="none"/>
-          <w:bottom w:val="none"/>
+          <w:top w:val="none" w:color="000000" w:sz="4" w:space="0"/>
+          <w:left w:val="none" w:color="000000" w:sz="4" w:space="0"/>
+          <w:bottom w:val="none" w:color="000000" w:sz="4" w:space="0"/>
           <w:right w:val="single" w:color="000000" w:themeColor="accent3" w:themeTint="98" w:sz="4" w:space="0"/>
         </w:tcBorders>
       </w:tcPr>
@@ -29996,10 +30226,10 @@
       <w:tcPr>
         <w:shd w:val="clear" w:color="ffffff" w:themeColor="light1" w:fill="ffffff" w:themeFill="light1"/>
         <w:tcBorders>
-          <w:top w:val="none"/>
-          <w:left w:val="none"/>
+          <w:top w:val="none" w:color="000000" w:sz="4" w:space="0"/>
+          <w:left w:val="none" w:color="000000" w:sz="4" w:space="0"/>
           <w:bottom w:val="single" w:color="000000" w:themeColor="accent3" w:themeTint="98" w:sz="4" w:space="0"/>
-          <w:right w:val="none"/>
+          <w:right w:val="none" w:color="000000" w:sz="4" w:space="0"/>
         </w:tcBorders>
       </w:tcPr>
     </w:tblStylePr>
@@ -30019,12 +30249,12 @@
         <w:tblBorders/>
       </w:tblPr>
       <w:tcPr>
-        <w:shd w:color="ffffff"/>
+        <w:shd w:val="clear" w:color="ffffff"/>
         <w:tcBorders>
-          <w:top w:val="none"/>
+          <w:top w:val="none" w:color="000000" w:sz="4" w:space="0"/>
           <w:left w:val="single" w:color="000000" w:themeColor="accent3" w:themeTint="98" w:sz="4" w:space="0"/>
-          <w:bottom w:val="none"/>
-          <w:right w:val="none"/>
+          <w:bottom w:val="none" w:color="000000" w:sz="4" w:space="0"/>
+          <w:right w:val="none" w:color="000000" w:sz="4" w:space="0"/>
         </w:tcBorders>
       </w:tcPr>
     </w:tblStylePr>
@@ -30047,9 +30277,9 @@
         <w:shd w:val="clear" w:color="ffffff" w:themeColor="light1" w:fill="ffffff" w:themeFill="light1"/>
         <w:tcBorders>
           <w:top w:val="single" w:color="000000" w:themeColor="accent3" w:themeTint="98" w:sz="4" w:space="0"/>
-          <w:left w:val="none"/>
-          <w:bottom w:val="none"/>
-          <w:right w:val="none"/>
+          <w:left w:val="none" w:color="000000" w:sz="4" w:space="0"/>
+          <w:bottom w:val="none" w:color="000000" w:sz="4" w:space="0"/>
+          <w:right w:val="none" w:color="000000" w:sz="4" w:space="0"/>
         </w:tcBorders>
       </w:tcPr>
     </w:tblStylePr>
@@ -30124,9 +30354,9 @@
       </w:tcPr>
     </w:tblStylePr>
   </w:style>
-  <w:style w:type="table" w:styleId="113">
+  <w:style w:type="table" w:styleId="831">
     <w:name w:val="List Table 7 Colorful - Accent 4"/>
-    <w:basedOn w:val="665"/>
+    <w:basedOn w:val="915"/>
     <w:uiPriority w:val="99"/>
     <w:pPr>
       <w:pBdr/>
@@ -30225,11 +30455,11 @@
         <w:tblBorders/>
       </w:tblPr>
       <w:tcPr>
-        <w:shd w:color="ffffff"/>
+        <w:shd w:val="clear" w:color="ffffff"/>
         <w:tcBorders>
-          <w:top w:val="none"/>
-          <w:left w:val="none"/>
-          <w:bottom w:val="none"/>
+          <w:top w:val="none" w:color="000000" w:sz="4" w:space="0"/>
+          <w:left w:val="none" w:color="000000" w:sz="4" w:space="0"/>
+          <w:bottom w:val="none" w:color="000000" w:sz="4" w:space="0"/>
           <w:right w:val="single" w:color="000000" w:themeColor="accent4" w:themeTint="9A" w:sz="4" w:space="0"/>
         </w:tcBorders>
       </w:tcPr>
@@ -30252,10 +30482,10 @@
       <w:tcPr>
         <w:shd w:val="clear" w:color="ffffff" w:themeColor="light1" w:fill="ffffff" w:themeFill="light1"/>
         <w:tcBorders>
-          <w:top w:val="none"/>
-          <w:left w:val="none"/>
+          <w:top w:val="none" w:color="000000" w:sz="4" w:space="0"/>
+          <w:left w:val="none" w:color="000000" w:sz="4" w:space="0"/>
           <w:bottom w:val="single" w:color="000000" w:themeColor="accent4" w:themeTint="9A" w:sz="4" w:space="0"/>
-          <w:right w:val="none"/>
+          <w:right w:val="none" w:color="000000" w:sz="4" w:space="0"/>
         </w:tcBorders>
       </w:tcPr>
     </w:tblStylePr>
@@ -30275,12 +30505,12 @@
         <w:tblBorders/>
       </w:tblPr>
       <w:tcPr>
-        <w:shd w:color="ffffff"/>
+        <w:shd w:val="clear" w:color="ffffff"/>
         <w:tcBorders>
-          <w:top w:val="none"/>
+          <w:top w:val="none" w:color="000000" w:sz="4" w:space="0"/>
           <w:left w:val="single" w:color="000000" w:themeColor="accent4" w:themeTint="9A" w:sz="4" w:space="0"/>
-          <w:bottom w:val="none"/>
-          <w:right w:val="none"/>
+          <w:bottom w:val="none" w:color="000000" w:sz="4" w:space="0"/>
+          <w:right w:val="none" w:color="000000" w:sz="4" w:space="0"/>
         </w:tcBorders>
       </w:tcPr>
     </w:tblStylePr>
@@ -30303,9 +30533,9 @@
         <w:shd w:val="clear" w:color="ffffff" w:themeColor="light1" w:fill="ffffff" w:themeFill="light1"/>
         <w:tcBorders>
           <w:top w:val="single" w:color="000000" w:themeColor="accent4" w:themeTint="9A" w:sz="4" w:space="0"/>
-          <w:left w:val="none"/>
-          <w:bottom w:val="none"/>
-          <w:right w:val="none"/>
+          <w:left w:val="none" w:color="000000" w:sz="4" w:space="0"/>
+          <w:bottom w:val="none" w:color="000000" w:sz="4" w:space="0"/>
+          <w:right w:val="none" w:color="000000" w:sz="4" w:space="0"/>
         </w:tcBorders>
       </w:tcPr>
     </w:tblStylePr>
@@ -30380,9 +30610,9 @@
       </w:tcPr>
     </w:tblStylePr>
   </w:style>
-  <w:style w:type="table" w:styleId="114">
+  <w:style w:type="table" w:styleId="832">
     <w:name w:val="List Table 7 Colorful - Accent 5"/>
-    <w:basedOn w:val="665"/>
+    <w:basedOn w:val="915"/>
     <w:uiPriority w:val="99"/>
     <w:pPr>
       <w:pBdr/>
@@ -30481,11 +30711,11 @@
         <w:tblBorders/>
       </w:tblPr>
       <w:tcPr>
-        <w:shd w:color="ffffff"/>
+        <w:shd w:val="clear" w:color="ffffff"/>
         <w:tcBorders>
-          <w:top w:val="none"/>
-          <w:left w:val="none"/>
-          <w:bottom w:val="none"/>
+          <w:top w:val="none" w:color="000000" w:sz="4" w:space="0"/>
+          <w:left w:val="none" w:color="000000" w:sz="4" w:space="0"/>
+          <w:bottom w:val="none" w:color="000000" w:sz="4" w:space="0"/>
           <w:right w:val="single" w:color="000000" w:themeColor="accent5" w:themeTint="9A" w:sz="4" w:space="0"/>
         </w:tcBorders>
       </w:tcPr>
@@ -30508,10 +30738,10 @@
       <w:tcPr>
         <w:shd w:val="clear" w:color="ffffff" w:themeColor="light1" w:fill="ffffff" w:themeFill="light1"/>
         <w:tcBorders>
-          <w:top w:val="none"/>
-          <w:left w:val="none"/>
+          <w:top w:val="none" w:color="000000" w:sz="4" w:space="0"/>
+          <w:left w:val="none" w:color="000000" w:sz="4" w:space="0"/>
           <w:bottom w:val="single" w:color="000000" w:themeColor="accent5" w:themeTint="9A" w:sz="4" w:space="0"/>
-          <w:right w:val="none"/>
+          <w:right w:val="none" w:color="000000" w:sz="4" w:space="0"/>
         </w:tcBorders>
       </w:tcPr>
     </w:tblStylePr>
@@ -30531,12 +30761,12 @@
         <w:tblBorders/>
       </w:tblPr>
       <w:tcPr>
-        <w:shd w:color="ffffff"/>
+        <w:shd w:val="clear" w:color="ffffff"/>
         <w:tcBorders>
-          <w:top w:val="none"/>
+          <w:top w:val="none" w:color="000000" w:sz="4" w:space="0"/>
           <w:left w:val="single" w:color="000000" w:themeColor="accent5" w:themeTint="9A" w:sz="4" w:space="0"/>
-          <w:bottom w:val="none"/>
-          <w:right w:val="none"/>
+          <w:bottom w:val="none" w:color="000000" w:sz="4" w:space="0"/>
+          <w:right w:val="none" w:color="000000" w:sz="4" w:space="0"/>
         </w:tcBorders>
       </w:tcPr>
     </w:tblStylePr>
@@ -30559,9 +30789,9 @@
         <w:shd w:val="clear" w:color="ffffff" w:themeColor="light1" w:fill="ffffff" w:themeFill="light1"/>
         <w:tcBorders>
           <w:top w:val="single" w:color="000000" w:themeColor="accent5" w:themeTint="9A" w:sz="4" w:space="0"/>
-          <w:left w:val="none"/>
-          <w:bottom w:val="none"/>
-          <w:right w:val="none"/>
+          <w:left w:val="none" w:color="000000" w:sz="4" w:space="0"/>
+          <w:bottom w:val="none" w:color="000000" w:sz="4" w:space="0"/>
+          <w:right w:val="none" w:color="000000" w:sz="4" w:space="0"/>
         </w:tcBorders>
       </w:tcPr>
     </w:tblStylePr>
@@ -30636,9 +30866,9 @@
       </w:tcPr>
     </w:tblStylePr>
   </w:style>
-  <w:style w:type="table" w:styleId="115">
+  <w:style w:type="table" w:styleId="833">
     <w:name w:val="List Table 7 Colorful - Accent 6"/>
-    <w:basedOn w:val="665"/>
+    <w:basedOn w:val="915"/>
     <w:uiPriority w:val="99"/>
     <w:pPr>
       <w:pBdr/>
@@ -30737,11 +30967,11 @@
         <w:tblBorders/>
       </w:tblPr>
       <w:tcPr>
-        <w:shd w:color="ffffff"/>
+        <w:shd w:val="clear" w:color="ffffff"/>
         <w:tcBorders>
-          <w:top w:val="none"/>
-          <w:left w:val="none"/>
-          <w:bottom w:val="none"/>
+          <w:top w:val="none" w:color="000000" w:sz="4" w:space="0"/>
+          <w:left w:val="none" w:color="000000" w:sz="4" w:space="0"/>
+          <w:bottom w:val="none" w:color="000000" w:sz="4" w:space="0"/>
           <w:right w:val="single" w:color="000000" w:themeColor="accent6" w:themeTint="98" w:sz="4" w:space="0"/>
         </w:tcBorders>
       </w:tcPr>
@@ -30764,10 +30994,10 @@
       <w:tcPr>
         <w:shd w:val="clear" w:color="ffffff" w:themeColor="light1" w:fill="ffffff" w:themeFill="light1"/>
         <w:tcBorders>
-          <w:top w:val="none"/>
-          <w:left w:val="none"/>
+          <w:top w:val="none" w:color="000000" w:sz="4" w:space="0"/>
+          <w:left w:val="none" w:color="000000" w:sz="4" w:space="0"/>
           <w:bottom w:val="single" w:color="000000" w:themeColor="accent6" w:themeTint="98" w:sz="4" w:space="0"/>
-          <w:right w:val="none"/>
+          <w:right w:val="none" w:color="000000" w:sz="4" w:space="0"/>
         </w:tcBorders>
       </w:tcPr>
     </w:tblStylePr>
@@ -30787,12 +31017,12 @@
         <w:tblBorders/>
       </w:tblPr>
       <w:tcPr>
-        <w:shd w:color="ffffff"/>
+        <w:shd w:val="clear" w:color="ffffff"/>
         <w:tcBorders>
-          <w:top w:val="none"/>
+          <w:top w:val="none" w:color="000000" w:sz="4" w:space="0"/>
           <w:left w:val="single" w:color="000000" w:themeColor="accent6" w:themeTint="98" w:sz="4" w:space="0"/>
-          <w:bottom w:val="none"/>
-          <w:right w:val="none"/>
+          <w:bottom w:val="none" w:color="000000" w:sz="4" w:space="0"/>
+          <w:right w:val="none" w:color="000000" w:sz="4" w:space="0"/>
         </w:tcBorders>
       </w:tcPr>
     </w:tblStylePr>
@@ -30815,9 +31045,9 @@
         <w:shd w:val="clear" w:color="ffffff" w:themeColor="light1" w:fill="ffffff" w:themeFill="light1"/>
         <w:tcBorders>
           <w:top w:val="single" w:color="000000" w:themeColor="accent6" w:themeTint="98" w:sz="4" w:space="0"/>
-          <w:left w:val="none"/>
-          <w:bottom w:val="none"/>
-          <w:right w:val="none"/>
+          <w:left w:val="none" w:color="000000" w:sz="4" w:space="0"/>
+          <w:bottom w:val="none" w:color="000000" w:sz="4" w:space="0"/>
+          <w:right w:val="none" w:color="000000" w:sz="4" w:space="0"/>
         </w:tcBorders>
       </w:tcPr>
     </w:tblStylePr>
@@ -30892,9 +31122,9 @@
       </w:tcPr>
     </w:tblStylePr>
   </w:style>
-  <w:style w:type="table" w:styleId="116">
+  <w:style w:type="table" w:styleId="834">
     <w:name w:val="Lined - Accent"/>
-    <w:basedOn w:val="665"/>
+    <w:basedOn w:val="915"/>
     <w:uiPriority w:val="99"/>
     <w:pPr>
       <w:pBdr/>
@@ -31129,9 +31359,9 @@
       </w:tcPr>
     </w:tblStylePr>
   </w:style>
-  <w:style w:type="table" w:styleId="117">
+  <w:style w:type="table" w:styleId="835">
     <w:name w:val="Lined - Accent 1"/>
-    <w:basedOn w:val="665"/>
+    <w:basedOn w:val="915"/>
     <w:uiPriority w:val="99"/>
     <w:pPr>
       <w:pBdr/>
@@ -31366,9 +31596,9 @@
       </w:tcPr>
     </w:tblStylePr>
   </w:style>
-  <w:style w:type="table" w:styleId="118">
+  <w:style w:type="table" w:styleId="836">
     <w:name w:val="Lined - Accent 2"/>
-    <w:basedOn w:val="665"/>
+    <w:basedOn w:val="915"/>
     <w:uiPriority w:val="99"/>
     <w:pPr>
       <w:pBdr/>
@@ -31603,9 +31833,9 @@
       </w:tcPr>
     </w:tblStylePr>
   </w:style>
-  <w:style w:type="table" w:styleId="119">
+  <w:style w:type="table" w:styleId="837">
     <w:name w:val="Lined - Accent 3"/>
-    <w:basedOn w:val="665"/>
+    <w:basedOn w:val="915"/>
     <w:uiPriority w:val="99"/>
     <w:pPr>
       <w:pBdr/>
@@ -31840,9 +32070,9 @@
       </w:tcPr>
     </w:tblStylePr>
   </w:style>
-  <w:style w:type="table" w:styleId="120">
+  <w:style w:type="table" w:styleId="838">
     <w:name w:val="Lined - Accent 4"/>
-    <w:basedOn w:val="665"/>
+    <w:basedOn w:val="915"/>
     <w:uiPriority w:val="99"/>
     <w:pPr>
       <w:pBdr/>
@@ -32077,9 +32307,9 @@
       </w:tcPr>
     </w:tblStylePr>
   </w:style>
-  <w:style w:type="table" w:styleId="121">
+  <w:style w:type="table" w:styleId="839">
     <w:name w:val="Lined - Accent 5"/>
-    <w:basedOn w:val="665"/>
+    <w:basedOn w:val="915"/>
     <w:uiPriority w:val="99"/>
     <w:pPr>
       <w:pBdr/>
@@ -32314,9 +32544,9 @@
       </w:tcPr>
     </w:tblStylePr>
   </w:style>
-  <w:style w:type="table" w:styleId="122">
+  <w:style w:type="table" w:styleId="840">
     <w:name w:val="Lined - Accent 6"/>
-    <w:basedOn w:val="665"/>
+    <w:basedOn w:val="915"/>
     <w:uiPriority w:val="99"/>
     <w:pPr>
       <w:pBdr/>
@@ -32551,9 +32781,9 @@
       </w:tcPr>
     </w:tblStylePr>
   </w:style>
-  <w:style w:type="table" w:styleId="123">
+  <w:style w:type="table" w:styleId="841">
     <w:name w:val="Bordered &amp; Lined - Accent"/>
-    <w:basedOn w:val="665"/>
+    <w:basedOn w:val="915"/>
     <w:uiPriority w:val="99"/>
     <w:pPr>
       <w:pBdr/>
@@ -32795,9 +33025,9 @@
       </w:tcPr>
     </w:tblStylePr>
   </w:style>
-  <w:style w:type="table" w:styleId="124">
+  <w:style w:type="table" w:styleId="842">
     <w:name w:val="Bordered &amp; Lined - Accent 1"/>
-    <w:basedOn w:val="665"/>
+    <w:basedOn w:val="915"/>
     <w:uiPriority w:val="99"/>
     <w:pPr>
       <w:pBdr/>
@@ -33039,9 +33269,9 @@
       </w:tcPr>
     </w:tblStylePr>
   </w:style>
-  <w:style w:type="table" w:styleId="125">
+  <w:style w:type="table" w:styleId="843">
     <w:name w:val="Bordered &amp; Lined - Accent 2"/>
-    <w:basedOn w:val="665"/>
+    <w:basedOn w:val="915"/>
     <w:uiPriority w:val="99"/>
     <w:pPr>
       <w:pBdr/>
@@ -33283,9 +33513,9 @@
       </w:tcPr>
     </w:tblStylePr>
   </w:style>
-  <w:style w:type="table" w:styleId="126">
+  <w:style w:type="table" w:styleId="844">
     <w:name w:val="Bordered &amp; Lined - Accent 3"/>
-    <w:basedOn w:val="665"/>
+    <w:basedOn w:val="915"/>
     <w:uiPriority w:val="99"/>
     <w:pPr>
       <w:pBdr/>
@@ -33527,9 +33757,9 @@
       </w:tcPr>
     </w:tblStylePr>
   </w:style>
-  <w:style w:type="table" w:styleId="127">
+  <w:style w:type="table" w:styleId="845">
     <w:name w:val="Bordered &amp; Lined - Accent 4"/>
-    <w:basedOn w:val="665"/>
+    <w:basedOn w:val="915"/>
     <w:uiPriority w:val="99"/>
     <w:pPr>
       <w:pBdr/>
@@ -33771,9 +34001,9 @@
       </w:tcPr>
     </w:tblStylePr>
   </w:style>
-  <w:style w:type="table" w:styleId="128">
+  <w:style w:type="table" w:styleId="846">
     <w:name w:val="Bordered &amp; Lined - Accent 5"/>
-    <w:basedOn w:val="665"/>
+    <w:basedOn w:val="915"/>
     <w:uiPriority w:val="99"/>
     <w:pPr>
       <w:pBdr/>
@@ -34015,9 +34245,9 @@
       </w:tcPr>
     </w:tblStylePr>
   </w:style>
-  <w:style w:type="table" w:styleId="129">
+  <w:style w:type="table" w:styleId="847">
     <w:name w:val="Bordered &amp; Lined - Accent 6"/>
-    <w:basedOn w:val="665"/>
+    <w:basedOn w:val="915"/>
     <w:uiPriority w:val="99"/>
     <w:pPr>
       <w:pBdr/>
@@ -34259,9 +34489,9 @@
       </w:tcPr>
     </w:tblStylePr>
   </w:style>
-  <w:style w:type="table" w:styleId="130">
+  <w:style w:type="table" w:styleId="848">
     <w:name w:val="Bordered"/>
-    <w:basedOn w:val="665"/>
+    <w:basedOn w:val="915"/>
     <w:uiPriority w:val="99"/>
     <w:pPr>
       <w:pBdr/>
@@ -34490,9 +34720,9 @@
       </w:tcPr>
     </w:tblStylePr>
   </w:style>
-  <w:style w:type="table" w:styleId="131">
+  <w:style w:type="table" w:styleId="849">
     <w:name w:val="Bordered - Accent 1"/>
-    <w:basedOn w:val="665"/>
+    <w:basedOn w:val="915"/>
     <w:uiPriority w:val="99"/>
     <w:pPr>
       <w:pBdr/>
@@ -34721,9 +34951,9 @@
       </w:tcPr>
     </w:tblStylePr>
   </w:style>
-  <w:style w:type="table" w:styleId="132">
+  <w:style w:type="table" w:styleId="850">
     <w:name w:val="Bordered - Accent 2"/>
-    <w:basedOn w:val="665"/>
+    <w:basedOn w:val="915"/>
     <w:uiPriority w:val="99"/>
     <w:pPr>
       <w:pBdr/>
@@ -34952,9 +35182,9 @@
       </w:tcPr>
     </w:tblStylePr>
   </w:style>
-  <w:style w:type="table" w:styleId="133">
+  <w:style w:type="table" w:styleId="851">
     <w:name w:val="Bordered - Accent 3"/>
-    <w:basedOn w:val="665"/>
+    <w:basedOn w:val="915"/>
     <w:uiPriority w:val="99"/>
     <w:pPr>
       <w:pBdr/>
@@ -35183,9 +35413,9 @@
       </w:tcPr>
     </w:tblStylePr>
   </w:style>
-  <w:style w:type="table" w:styleId="134">
+  <w:style w:type="table" w:styleId="852">
     <w:name w:val="Bordered - Accent 4"/>
-    <w:basedOn w:val="665"/>
+    <w:basedOn w:val="915"/>
     <w:uiPriority w:val="99"/>
     <w:pPr>
       <w:pBdr/>
@@ -35414,9 +35644,9 @@
       </w:tcPr>
     </w:tblStylePr>
   </w:style>
-  <w:style w:type="table" w:styleId="135">
+  <w:style w:type="table" w:styleId="853">
     <w:name w:val="Bordered - Accent 5"/>
-    <w:basedOn w:val="665"/>
+    <w:basedOn w:val="915"/>
     <w:uiPriority w:val="99"/>
     <w:pPr>
       <w:pBdr/>
@@ -35645,9 +35875,9 @@
       </w:tcPr>
     </w:tblStylePr>
   </w:style>
-  <w:style w:type="table" w:styleId="136">
+  <w:style w:type="table" w:styleId="854">
     <w:name w:val="Bordered - Accent 6"/>
-    <w:basedOn w:val="665"/>
+    <w:basedOn w:val="915"/>
     <w:uiPriority w:val="99"/>
     <w:pPr>
       <w:pBdr/>
@@ -35876,11 +36106,11 @@
       </w:tcPr>
     </w:tblStylePr>
   </w:style>
-  <w:style w:type="paragraph" w:styleId="138">
+  <w:style w:type="paragraph" w:styleId="855">
     <w:name w:val="Heading 1"/>
-    <w:basedOn w:val="664"/>
-    <w:next w:val="664"/>
-    <w:link w:val="149"/>
+    <w:basedOn w:val="914"/>
+    <w:next w:val="914"/>
+    <w:link w:val="865"/>
     <w:uiPriority w:val="9"/>
     <w:qFormat/>
     <w:pPr>
@@ -35898,11 +36128,11 @@
       <w:szCs w:val="40"/>
     </w:rPr>
   </w:style>
-  <w:style w:type="paragraph" w:styleId="139">
+  <w:style w:type="paragraph" w:styleId="856">
     <w:name w:val="Heading 2"/>
-    <w:basedOn w:val="664"/>
-    <w:next w:val="664"/>
-    <w:link w:val="150"/>
+    <w:basedOn w:val="914"/>
+    <w:next w:val="914"/>
+    <w:link w:val="866"/>
     <w:uiPriority w:val="9"/>
     <w:unhideWhenUsed/>
     <w:qFormat/>
@@ -35921,11 +36151,11 @@
       <w:szCs w:val="32"/>
     </w:rPr>
   </w:style>
-  <w:style w:type="paragraph" w:styleId="140">
+  <w:style w:type="paragraph" w:styleId="857">
     <w:name w:val="Heading 3"/>
-    <w:basedOn w:val="664"/>
-    <w:next w:val="664"/>
-    <w:link w:val="151"/>
+    <w:basedOn w:val="914"/>
+    <w:next w:val="914"/>
+    <w:link w:val="867"/>
     <w:uiPriority w:val="9"/>
     <w:unhideWhenUsed/>
     <w:qFormat/>
@@ -35944,11 +36174,11 @@
       <w:szCs w:val="28"/>
     </w:rPr>
   </w:style>
-  <w:style w:type="paragraph" w:styleId="141">
+  <w:style w:type="paragraph" w:styleId="858">
     <w:name w:val="Heading 4"/>
-    <w:basedOn w:val="664"/>
-    <w:next w:val="664"/>
-    <w:link w:val="152"/>
+    <w:basedOn w:val="914"/>
+    <w:next w:val="914"/>
+    <w:link w:val="868"/>
     <w:uiPriority w:val="9"/>
     <w:unhideWhenUsed/>
     <w:qFormat/>
@@ -35967,11 +36197,11 @@
       <w:color w:val="0f4761" w:themeColor="accent1" w:themeShade="BF"/>
     </w:rPr>
   </w:style>
-  <w:style w:type="paragraph" w:styleId="142">
+  <w:style w:type="paragraph" w:styleId="859">
     <w:name w:val="Heading 5"/>
-    <w:basedOn w:val="664"/>
-    <w:next w:val="664"/>
-    <w:link w:val="153"/>
+    <w:basedOn w:val="914"/>
+    <w:next w:val="914"/>
+    <w:link w:val="869"/>
     <w:uiPriority w:val="9"/>
     <w:unhideWhenUsed/>
     <w:qFormat/>
@@ -35988,11 +36218,11 @@
       <w:color w:val="0f4761" w:themeColor="accent1" w:themeShade="BF"/>
     </w:rPr>
   </w:style>
-  <w:style w:type="paragraph" w:styleId="143">
+  <w:style w:type="paragraph" w:styleId="860">
     <w:name w:val="Heading 6"/>
-    <w:basedOn w:val="664"/>
-    <w:next w:val="664"/>
-    <w:link w:val="154"/>
+    <w:basedOn w:val="914"/>
+    <w:next w:val="914"/>
+    <w:link w:val="870"/>
     <w:uiPriority w:val="9"/>
     <w:unhideWhenUsed/>
     <w:qFormat/>
@@ -36011,11 +36241,11 @@
       <w:color w:val="595959" w:themeColor="text1" w:themeTint="A6"/>
     </w:rPr>
   </w:style>
-  <w:style w:type="paragraph" w:styleId="144">
+  <w:style w:type="paragraph" w:styleId="861">
     <w:name w:val="Heading 7"/>
-    <w:basedOn w:val="664"/>
-    <w:next w:val="664"/>
-    <w:link w:val="155"/>
+    <w:basedOn w:val="914"/>
+    <w:next w:val="914"/>
+    <w:link w:val="871"/>
     <w:uiPriority w:val="9"/>
     <w:unhideWhenUsed/>
     <w:qFormat/>
@@ -36032,11 +36262,11 @@
       <w:color w:val="595959" w:themeColor="text1" w:themeTint="A6"/>
     </w:rPr>
   </w:style>
-  <w:style w:type="paragraph" w:styleId="145">
+  <w:style w:type="paragraph" w:styleId="862">
     <w:name w:val="Heading 8"/>
-    <w:basedOn w:val="664"/>
-    <w:next w:val="664"/>
-    <w:link w:val="156"/>
+    <w:basedOn w:val="914"/>
+    <w:next w:val="914"/>
+    <w:link w:val="872"/>
     <w:uiPriority w:val="9"/>
     <w:unhideWhenUsed/>
     <w:qFormat/>
@@ -36055,11 +36285,11 @@
       <w:color w:val="272727" w:themeColor="text1" w:themeTint="D8"/>
     </w:rPr>
   </w:style>
-  <w:style w:type="paragraph" w:styleId="146">
+  <w:style w:type="paragraph" w:styleId="863">
     <w:name w:val="Heading 9"/>
-    <w:basedOn w:val="664"/>
-    <w:next w:val="664"/>
-    <w:link w:val="157"/>
+    <w:basedOn w:val="914"/>
+    <w:next w:val="914"/>
+    <w:link w:val="873"/>
     <w:uiPriority w:val="9"/>
     <w:unhideWhenUsed/>
     <w:qFormat/>
@@ -36078,7 +36308,7 @@
       <w:color w:val="272727" w:themeColor="text1" w:themeTint="D8"/>
     </w:rPr>
   </w:style>
-  <w:style w:type="character" w:styleId="147" w:default="1">
+  <w:style w:type="character" w:styleId="864" w:default="1">
     <w:name w:val="Default Paragraph Font"/>
     <w:uiPriority w:val="1"/>
     <w:semiHidden/>
@@ -36089,10 +36319,10 @@
       <w:ind/>
     </w:pPr>
   </w:style>
-  <w:style w:type="character" w:styleId="149">
+  <w:style w:type="character" w:styleId="865">
     <w:name w:val="Heading 1 Char"/>
-    <w:basedOn w:val="147"/>
-    <w:link w:val="138"/>
+    <w:basedOn w:val="864"/>
+    <w:link w:val="855"/>
     <w:uiPriority w:val="9"/>
     <w:pPr>
       <w:pBdr/>
@@ -36106,10 +36336,10 @@
       <w:szCs w:val="40"/>
     </w:rPr>
   </w:style>
-  <w:style w:type="character" w:styleId="150">
+  <w:style w:type="character" w:styleId="866">
     <w:name w:val="Heading 2 Char"/>
-    <w:basedOn w:val="147"/>
-    <w:link w:val="139"/>
+    <w:basedOn w:val="864"/>
+    <w:link w:val="856"/>
     <w:uiPriority w:val="9"/>
     <w:pPr>
       <w:pBdr/>
@@ -36123,10 +36353,10 @@
       <w:szCs w:val="32"/>
     </w:rPr>
   </w:style>
-  <w:style w:type="character" w:styleId="151">
+  <w:style w:type="character" w:styleId="867">
     <w:name w:val="Heading 3 Char"/>
-    <w:basedOn w:val="147"/>
-    <w:link w:val="140"/>
+    <w:basedOn w:val="864"/>
+    <w:link w:val="857"/>
     <w:uiPriority w:val="9"/>
     <w:pPr>
       <w:pBdr/>
@@ -36140,10 +36370,10 @@
       <w:szCs w:val="28"/>
     </w:rPr>
   </w:style>
-  <w:style w:type="character" w:styleId="152">
+  <w:style w:type="character" w:styleId="868">
     <w:name w:val="Heading 4 Char"/>
-    <w:basedOn w:val="147"/>
-    <w:link w:val="141"/>
+    <w:basedOn w:val="864"/>
+    <w:link w:val="858"/>
     <w:uiPriority w:val="9"/>
     <w:pPr>
       <w:pBdr/>
@@ -36157,10 +36387,10 @@
       <w:color w:val="0f4761" w:themeColor="accent1" w:themeShade="BF"/>
     </w:rPr>
   </w:style>
-  <w:style w:type="character" w:styleId="153">
+  <w:style w:type="character" w:styleId="869">
     <w:name w:val="Heading 5 Char"/>
-    <w:basedOn w:val="147"/>
-    <w:link w:val="142"/>
+    <w:basedOn w:val="864"/>
+    <w:link w:val="859"/>
     <w:uiPriority w:val="9"/>
     <w:pPr>
       <w:pBdr/>
@@ -36172,10 +36402,10 @@
       <w:color w:val="0f4761" w:themeColor="accent1" w:themeShade="BF"/>
     </w:rPr>
   </w:style>
-  <w:style w:type="character" w:styleId="154">
+  <w:style w:type="character" w:styleId="870">
     <w:name w:val="Heading 6 Char"/>
-    <w:basedOn w:val="147"/>
-    <w:link w:val="143"/>
+    <w:basedOn w:val="864"/>
+    <w:link w:val="860"/>
     <w:uiPriority w:val="9"/>
     <w:pPr>
       <w:pBdr/>
@@ -36189,10 +36419,10 @@
       <w:color w:val="595959" w:themeColor="text1" w:themeTint="A6"/>
     </w:rPr>
   </w:style>
-  <w:style w:type="character" w:styleId="155">
+  <w:style w:type="character" w:styleId="871">
     <w:name w:val="Heading 7 Char"/>
-    <w:basedOn w:val="147"/>
-    <w:link w:val="144"/>
+    <w:basedOn w:val="864"/>
+    <w:link w:val="861"/>
     <w:uiPriority w:val="9"/>
     <w:pPr>
       <w:pBdr/>
@@ -36204,10 +36434,10 @@
       <w:color w:val="595959" w:themeColor="text1" w:themeTint="A6"/>
     </w:rPr>
   </w:style>
-  <w:style w:type="character" w:styleId="156">
+  <w:style w:type="character" w:styleId="872">
     <w:name w:val="Heading 8 Char"/>
-    <w:basedOn w:val="147"/>
-    <w:link w:val="145"/>
+    <w:basedOn w:val="864"/>
+    <w:link w:val="862"/>
     <w:uiPriority w:val="9"/>
     <w:pPr>
       <w:pBdr/>
@@ -36221,10 +36451,10 @@
       <w:color w:val="272727" w:themeColor="text1" w:themeTint="D8"/>
     </w:rPr>
   </w:style>
-  <w:style w:type="character" w:styleId="157">
+  <w:style w:type="character" w:styleId="873">
     <w:name w:val="Heading 9 Char"/>
-    <w:basedOn w:val="147"/>
-    <w:link w:val="146"/>
+    <w:basedOn w:val="864"/>
+    <w:link w:val="863"/>
     <w:uiPriority w:val="9"/>
     <w:pPr>
       <w:pBdr/>
@@ -36238,11 +36468,11 @@
       <w:color w:val="272727" w:themeColor="text1" w:themeTint="D8"/>
     </w:rPr>
   </w:style>
-  <w:style w:type="paragraph" w:styleId="158">
+  <w:style w:type="paragraph" w:styleId="874">
     <w:name w:val="Title"/>
-    <w:basedOn w:val="664"/>
-    <w:next w:val="664"/>
-    <w:link w:val="159"/>
+    <w:basedOn w:val="914"/>
+    <w:next w:val="914"/>
+    <w:link w:val="875"/>
     <w:uiPriority w:val="10"/>
     <w:qFormat/>
     <w:pPr>
@@ -36258,10 +36488,10 @@
       <w:szCs w:val="56"/>
     </w:rPr>
   </w:style>
-  <w:style w:type="character" w:styleId="159">
+  <w:style w:type="character" w:styleId="875">
     <w:name w:val="Title Char"/>
-    <w:basedOn w:val="147"/>
-    <w:link w:val="158"/>
+    <w:basedOn w:val="864"/>
+    <w:link w:val="874"/>
     <w:uiPriority w:val="10"/>
     <w:pPr>
       <w:pBdr/>
@@ -36275,11 +36505,11 @@
       <w:szCs w:val="56"/>
     </w:rPr>
   </w:style>
-  <w:style w:type="paragraph" w:styleId="160">
+  <w:style w:type="paragraph" w:styleId="876">
     <w:name w:val="Subtitle"/>
-    <w:basedOn w:val="664"/>
-    <w:next w:val="664"/>
-    <w:link w:val="161"/>
+    <w:basedOn w:val="914"/>
+    <w:next w:val="914"/>
+    <w:link w:val="877"/>
     <w:uiPriority w:val="11"/>
     <w:qFormat/>
     <w:pPr>
@@ -36297,10 +36527,10 @@
       <w:szCs w:val="28"/>
     </w:rPr>
   </w:style>
-  <w:style w:type="character" w:styleId="161">
+  <w:style w:type="character" w:styleId="877">
     <w:name w:val="Subtitle Char"/>
-    <w:basedOn w:val="147"/>
-    <w:link w:val="160"/>
+    <w:basedOn w:val="864"/>
+    <w:link w:val="876"/>
     <w:uiPriority w:val="11"/>
     <w:pPr>
       <w:pBdr/>
@@ -36314,11 +36544,11 @@
       <w:szCs w:val="28"/>
     </w:rPr>
   </w:style>
-  <w:style w:type="paragraph" w:styleId="162">
+  <w:style w:type="paragraph" w:styleId="878">
     <w:name w:val="Quote"/>
-    <w:basedOn w:val="664"/>
-    <w:next w:val="664"/>
-    <w:link w:val="163"/>
+    <w:basedOn w:val="914"/>
+    <w:next w:val="914"/>
+    <w:link w:val="879"/>
     <w:uiPriority w:val="29"/>
     <w:qFormat/>
     <w:pPr>
@@ -36333,10 +36563,10 @@
       <w:color w:val="404040" w:themeColor="text1" w:themeTint="BF"/>
     </w:rPr>
   </w:style>
-  <w:style w:type="character" w:styleId="163">
+  <w:style w:type="character" w:styleId="879">
     <w:name w:val="Quote Char"/>
-    <w:basedOn w:val="147"/>
-    <w:link w:val="162"/>
+    <w:basedOn w:val="864"/>
+    <w:link w:val="878"/>
     <w:uiPriority w:val="29"/>
     <w:pPr>
       <w:pBdr/>
@@ -36349,9 +36579,9 @@
       <w:color w:val="404040" w:themeColor="text1" w:themeTint="BF"/>
     </w:rPr>
   </w:style>
-  <w:style w:type="character" w:styleId="165">
+  <w:style w:type="character" w:styleId="880">
     <w:name w:val="Intense Emphasis"/>
-    <w:basedOn w:val="147"/>
+    <w:basedOn w:val="864"/>
     <w:uiPriority w:val="21"/>
     <w:qFormat/>
     <w:pPr>
@@ -36365,11 +36595,11 @@
       <w:color w:val="0f4761" w:themeColor="accent1" w:themeShade="BF"/>
     </w:rPr>
   </w:style>
-  <w:style w:type="paragraph" w:styleId="166">
+  <w:style w:type="paragraph" w:styleId="881">
     <w:name w:val="Intense Quote"/>
-    <w:basedOn w:val="664"/>
-    <w:next w:val="664"/>
-    <w:link w:val="167"/>
+    <w:basedOn w:val="914"/>
+    <w:next w:val="914"/>
+    <w:link w:val="882"/>
     <w:uiPriority w:val="30"/>
     <w:qFormat/>
     <w:pPr>
@@ -36387,10 +36617,10 @@
       <w:color w:val="0f4761" w:themeColor="accent1" w:themeShade="BF"/>
     </w:rPr>
   </w:style>
-  <w:style w:type="character" w:styleId="167">
+  <w:style w:type="character" w:styleId="882">
     <w:name w:val="Intense Quote Char"/>
-    <w:basedOn w:val="147"/>
-    <w:link w:val="166"/>
+    <w:basedOn w:val="864"/>
+    <w:link w:val="881"/>
     <w:uiPriority w:val="30"/>
     <w:pPr>
       <w:pBdr/>
@@ -36403,9 +36633,9 @@
       <w:color w:val="0f4761" w:themeColor="accent1" w:themeShade="BF"/>
     </w:rPr>
   </w:style>
-  <w:style w:type="character" w:styleId="168">
+  <w:style w:type="character" w:styleId="883">
     <w:name w:val="Intense Reference"/>
-    <w:basedOn w:val="147"/>
+    <w:basedOn w:val="864"/>
     <w:uiPriority w:val="32"/>
     <w:qFormat/>
     <w:pPr>
@@ -36421,9 +36651,9 @@
       <w:spacing w:val="5"/>
     </w:rPr>
   </w:style>
-  <w:style w:type="character" w:styleId="170">
+  <w:style w:type="character" w:styleId="884">
     <w:name w:val="Subtle Emphasis"/>
-    <w:basedOn w:val="147"/>
+    <w:basedOn w:val="864"/>
     <w:uiPriority w:val="19"/>
     <w:qFormat/>
     <w:pPr>
@@ -36437,9 +36667,9 @@
       <w:color w:val="404040" w:themeColor="text1" w:themeTint="BF"/>
     </w:rPr>
   </w:style>
-  <w:style w:type="character" w:styleId="171">
+  <w:style w:type="character" w:styleId="885">
     <w:name w:val="Emphasis"/>
-    <w:basedOn w:val="147"/>
+    <w:basedOn w:val="864"/>
     <w:uiPriority w:val="20"/>
     <w:qFormat/>
     <w:pPr>
@@ -36452,9 +36682,9 @@
       <w:iCs/>
     </w:rPr>
   </w:style>
-  <w:style w:type="character" w:styleId="172">
+  <w:style w:type="character" w:styleId="886">
     <w:name w:val="Strong"/>
-    <w:basedOn w:val="147"/>
+    <w:basedOn w:val="864"/>
     <w:uiPriority w:val="22"/>
     <w:qFormat/>
     <w:pPr>
@@ -36467,9 +36697,9 @@
       <w:bCs/>
     </w:rPr>
   </w:style>
-  <w:style w:type="character" w:styleId="173">
+  <w:style w:type="character" w:styleId="887">
     <w:name w:val="Subtle Reference"/>
-    <w:basedOn w:val="147"/>
+    <w:basedOn w:val="864"/>
     <w:uiPriority w:val="31"/>
     <w:qFormat/>
     <w:pPr>
@@ -36482,9 +36712,9 @@
       <w:color w:val="5a5a5a" w:themeColor="text1" w:themeTint="A5"/>
     </w:rPr>
   </w:style>
-  <w:style w:type="character" w:styleId="174">
+  <w:style w:type="character" w:styleId="888">
     <w:name w:val="Book Title"/>
-    <w:basedOn w:val="147"/>
+    <w:basedOn w:val="864"/>
     <w:uiPriority w:val="33"/>
     <w:qFormat/>
     <w:pPr>
@@ -36500,10 +36730,10 @@
       <w:spacing w:val="5"/>
     </w:rPr>
   </w:style>
-  <w:style w:type="paragraph" w:styleId="175">
+  <w:style w:type="paragraph" w:styleId="889">
     <w:name w:val="Header"/>
-    <w:basedOn w:val="664"/>
-    <w:link w:val="176"/>
+    <w:basedOn w:val="914"/>
+    <w:link w:val="890"/>
     <w:uiPriority w:val="99"/>
     <w:unhideWhenUsed/>
     <w:pPr>
@@ -36516,10 +36746,10 @@
       <w:ind/>
     </w:pPr>
   </w:style>
-  <w:style w:type="character" w:styleId="176">
+  <w:style w:type="character" w:styleId="890">
     <w:name w:val="Header Char"/>
-    <w:basedOn w:val="147"/>
-    <w:link w:val="175"/>
+    <w:basedOn w:val="864"/>
+    <w:link w:val="889"/>
     <w:uiPriority w:val="99"/>
     <w:pPr>
       <w:pBdr/>
@@ -36527,10 +36757,10 @@
       <w:ind/>
     </w:pPr>
   </w:style>
-  <w:style w:type="paragraph" w:styleId="177">
+  <w:style w:type="paragraph" w:styleId="891">
     <w:name w:val="Footer"/>
-    <w:basedOn w:val="664"/>
-    <w:link w:val="178"/>
+    <w:basedOn w:val="914"/>
+    <w:link w:val="892"/>
     <w:uiPriority w:val="99"/>
     <w:unhideWhenUsed/>
     <w:pPr>
@@ -36543,10 +36773,10 @@
       <w:ind/>
     </w:pPr>
   </w:style>
-  <w:style w:type="character" w:styleId="178">
+  <w:style w:type="character" w:styleId="892">
     <w:name w:val="Footer Char"/>
-    <w:basedOn w:val="147"/>
-    <w:link w:val="177"/>
+    <w:basedOn w:val="864"/>
+    <w:link w:val="891"/>
     <w:uiPriority w:val="99"/>
     <w:pPr>
       <w:pBdr/>
@@ -36554,10 +36784,10 @@
       <w:ind/>
     </w:pPr>
   </w:style>
-  <w:style w:type="paragraph" w:styleId="179">
+  <w:style w:type="paragraph" w:styleId="893">
     <w:name w:val="Caption"/>
-    <w:basedOn w:val="664"/>
-    <w:next w:val="664"/>
+    <w:basedOn w:val="914"/>
+    <w:next w:val="914"/>
     <w:uiPriority w:val="35"/>
     <w:unhideWhenUsed/>
     <w:qFormat/>
@@ -36574,10 +36804,10 @@
       <w:szCs w:val="18"/>
     </w:rPr>
   </w:style>
-  <w:style w:type="paragraph" w:styleId="180">
+  <w:style w:type="paragraph" w:styleId="894">
     <w:name w:val="footnote text"/>
-    <w:basedOn w:val="664"/>
-    <w:link w:val="181"/>
+    <w:basedOn w:val="914"/>
+    <w:link w:val="895"/>
     <w:uiPriority w:val="99"/>
     <w:semiHidden/>
     <w:unhideWhenUsed/>
@@ -36591,10 +36821,10 @@
       <w:szCs w:val="20"/>
     </w:rPr>
   </w:style>
-  <w:style w:type="character" w:styleId="181">
+  <w:style w:type="character" w:styleId="895">
     <w:name w:val="Footnote Text Char"/>
-    <w:basedOn w:val="147"/>
-    <w:link w:val="180"/>
+    <w:basedOn w:val="864"/>
+    <w:link w:val="894"/>
     <w:uiPriority w:val="99"/>
     <w:semiHidden/>
     <w:pPr>
@@ -36607,9 +36837,9 @@
       <w:szCs w:val="20"/>
     </w:rPr>
   </w:style>
-  <w:style w:type="character" w:styleId="182">
+  <w:style w:type="character" w:styleId="896">
     <w:name w:val="footnote reference"/>
-    <w:basedOn w:val="147"/>
+    <w:basedOn w:val="864"/>
     <w:uiPriority w:val="99"/>
     <w:semiHidden/>
     <w:unhideWhenUsed/>
@@ -36622,10 +36852,10 @@
       <w:vertAlign w:val="superscript"/>
     </w:rPr>
   </w:style>
-  <w:style w:type="paragraph" w:styleId="183">
+  <w:style w:type="paragraph" w:styleId="897">
     <w:name w:val="endnote text"/>
-    <w:basedOn w:val="664"/>
-    <w:link w:val="184"/>
+    <w:basedOn w:val="914"/>
+    <w:link w:val="898"/>
     <w:uiPriority w:val="99"/>
     <w:semiHidden/>
     <w:unhideWhenUsed/>
@@ -36639,10 +36869,10 @@
       <w:szCs w:val="20"/>
     </w:rPr>
   </w:style>
-  <w:style w:type="character" w:styleId="184">
+  <w:style w:type="character" w:styleId="898">
     <w:name w:val="Endnote Text Char"/>
-    <w:basedOn w:val="147"/>
-    <w:link w:val="183"/>
+    <w:basedOn w:val="864"/>
+    <w:link w:val="897"/>
     <w:uiPriority w:val="99"/>
     <w:semiHidden/>
     <w:pPr>
@@ -36655,9 +36885,9 @@
       <w:szCs w:val="20"/>
     </w:rPr>
   </w:style>
-  <w:style w:type="character" w:styleId="185">
+  <w:style w:type="character" w:styleId="899">
     <w:name w:val="endnote reference"/>
-    <w:basedOn w:val="147"/>
+    <w:basedOn w:val="864"/>
     <w:uiPriority w:val="99"/>
     <w:semiHidden/>
     <w:unhideWhenUsed/>
@@ -36670,9 +36900,9 @@
       <w:vertAlign w:val="superscript"/>
     </w:rPr>
   </w:style>
-  <w:style w:type="character" w:styleId="186">
+  <w:style w:type="character" w:styleId="900">
     <w:name w:val="Hyperlink"/>
-    <w:basedOn w:val="147"/>
+    <w:basedOn w:val="864"/>
     <w:uiPriority w:val="99"/>
     <w:unhideWhenUsed/>
     <w:pPr>
@@ -36685,9 +36915,9 @@
       <w:u w:val="single"/>
     </w:rPr>
   </w:style>
-  <w:style w:type="character" w:styleId="187">
+  <w:style w:type="character" w:styleId="901">
     <w:name w:val="FollowedHyperlink"/>
-    <w:basedOn w:val="147"/>
+    <w:basedOn w:val="864"/>
     <w:uiPriority w:val="99"/>
     <w:semiHidden/>
     <w:unhideWhenUsed/>
@@ -36701,10 +36931,10 @@
       <w:u w:val="single"/>
     </w:rPr>
   </w:style>
-  <w:style w:type="paragraph" w:styleId="188">
+  <w:style w:type="paragraph" w:styleId="902">
     <w:name w:val="toc 1"/>
-    <w:basedOn w:val="664"/>
-    <w:next w:val="664"/>
+    <w:basedOn w:val="914"/>
+    <w:next w:val="914"/>
     <w:uiPriority w:val="39"/>
     <w:unhideWhenUsed/>
     <w:pPr>
@@ -36713,10 +36943,10 @@
       <w:ind/>
     </w:pPr>
   </w:style>
-  <w:style w:type="paragraph" w:styleId="189">
+  <w:style w:type="paragraph" w:styleId="903">
     <w:name w:val="toc 2"/>
-    <w:basedOn w:val="664"/>
-    <w:next w:val="664"/>
+    <w:basedOn w:val="914"/>
+    <w:next w:val="914"/>
     <w:uiPriority w:val="39"/>
     <w:unhideWhenUsed/>
     <w:pPr>
@@ -36725,10 +36955,10 @@
       <w:ind w:left="220"/>
     </w:pPr>
   </w:style>
-  <w:style w:type="paragraph" w:styleId="190">
+  <w:style w:type="paragraph" w:styleId="904">
     <w:name w:val="toc 3"/>
-    <w:basedOn w:val="664"/>
-    <w:next w:val="664"/>
+    <w:basedOn w:val="914"/>
+    <w:next w:val="914"/>
     <w:uiPriority w:val="39"/>
     <w:unhideWhenUsed/>
     <w:pPr>
@@ -36737,10 +36967,10 @@
       <w:ind w:left="440"/>
     </w:pPr>
   </w:style>
-  <w:style w:type="paragraph" w:styleId="191">
+  <w:style w:type="paragraph" w:styleId="905">
     <w:name w:val="toc 4"/>
-    <w:basedOn w:val="664"/>
-    <w:next w:val="664"/>
+    <w:basedOn w:val="914"/>
+    <w:next w:val="914"/>
     <w:uiPriority w:val="39"/>
     <w:unhideWhenUsed/>
     <w:pPr>
@@ -36749,10 +36979,10 @@
       <w:ind w:left="660"/>
     </w:pPr>
   </w:style>
-  <w:style w:type="paragraph" w:styleId="192">
+  <w:style w:type="paragraph" w:styleId="906">
     <w:name w:val="toc 5"/>
-    <w:basedOn w:val="664"/>
-    <w:next w:val="664"/>
+    <w:basedOn w:val="914"/>
+    <w:next w:val="914"/>
     <w:uiPriority w:val="39"/>
     <w:unhideWhenUsed/>
     <w:pPr>
@@ -36761,10 +36991,10 @@
       <w:ind w:left="880"/>
     </w:pPr>
   </w:style>
-  <w:style w:type="paragraph" w:styleId="193">
+  <w:style w:type="paragraph" w:styleId="907">
     <w:name w:val="toc 6"/>
-    <w:basedOn w:val="664"/>
-    <w:next w:val="664"/>
+    <w:basedOn w:val="914"/>
+    <w:next w:val="914"/>
     <w:uiPriority w:val="39"/>
     <w:unhideWhenUsed/>
     <w:pPr>
@@ -36773,10 +37003,10 @@
       <w:ind w:left="1100"/>
     </w:pPr>
   </w:style>
-  <w:style w:type="paragraph" w:styleId="194">
+  <w:style w:type="paragraph" w:styleId="908">
     <w:name w:val="toc 7"/>
-    <w:basedOn w:val="664"/>
-    <w:next w:val="664"/>
+    <w:basedOn w:val="914"/>
+    <w:next w:val="914"/>
     <w:uiPriority w:val="39"/>
     <w:unhideWhenUsed/>
     <w:pPr>
@@ -36785,10 +37015,10 @@
       <w:ind w:left="1320"/>
     </w:pPr>
   </w:style>
-  <w:style w:type="paragraph" w:styleId="195">
+  <w:style w:type="paragraph" w:styleId="909">
     <w:name w:val="toc 8"/>
-    <w:basedOn w:val="664"/>
-    <w:next w:val="664"/>
+    <w:basedOn w:val="914"/>
+    <w:next w:val="914"/>
     <w:uiPriority w:val="39"/>
     <w:unhideWhenUsed/>
     <w:pPr>
@@ -36797,10 +37027,10 @@
       <w:ind w:left="1540"/>
     </w:pPr>
   </w:style>
-  <w:style w:type="paragraph" w:styleId="196">
+  <w:style w:type="paragraph" w:styleId="910">
     <w:name w:val="toc 9"/>
-    <w:basedOn w:val="664"/>
-    <w:next w:val="664"/>
+    <w:basedOn w:val="914"/>
+    <w:next w:val="914"/>
     <w:uiPriority w:val="39"/>
     <w:unhideWhenUsed/>
     <w:pPr>
@@ -36809,9 +37039,9 @@
       <w:ind w:left="1760"/>
     </w:pPr>
   </w:style>
-  <w:style w:type="character" w:styleId="197">
+  <w:style w:type="character" w:styleId="911">
     <w:name w:val="Placeholder Text"/>
-    <w:basedOn w:val="147"/>
+    <w:basedOn w:val="864"/>
     <w:uiPriority w:val="99"/>
     <w:semiHidden/>
     <w:pPr>
@@ -36823,7 +37053,7 @@
       <w:color w:val="666666"/>
     </w:rPr>
   </w:style>
-  <w:style w:type="paragraph" w:styleId="207">
+  <w:style w:type="paragraph" w:styleId="912">
     <w:name w:val="TOC Heading"/>
     <w:uiPriority w:val="39"/>
     <w:unhideWhenUsed/>
@@ -36833,10 +37063,10 @@
       <w:ind/>
     </w:pPr>
   </w:style>
-  <w:style w:type="paragraph" w:styleId="208">
+  <w:style w:type="paragraph" w:styleId="913">
     <w:name w:val="table of figures"/>
-    <w:basedOn w:val="664"/>
-    <w:next w:val="664"/>
+    <w:basedOn w:val="914"/>
+    <w:next w:val="914"/>
     <w:uiPriority w:val="99"/>
     <w:unhideWhenUsed/>
     <w:pPr>
@@ -36845,7 +37075,7 @@
       <w:ind/>
     </w:pPr>
   </w:style>
-  <w:style w:type="paragraph" w:styleId="664" w:default="1">
+  <w:style w:type="paragraph" w:styleId="914" w:default="1">
     <w:name w:val="Normal"/>
     <w:qFormat/>
     <w:pPr>
@@ -36854,7 +37084,7 @@
       <w:ind/>
     </w:pPr>
   </w:style>
-  <w:style w:type="table" w:styleId="665" w:default="1">
+  <w:style w:type="table" w:styleId="915" w:default="1">
     <w:name w:val="Normal Table"/>
     <w:uiPriority w:val="99"/>
     <w:semiHidden/>
@@ -37047,7 +37277,7 @@
       </w:tcPr>
     </w:tblStylePr>
   </w:style>
-  <w:style w:type="numbering" w:styleId="666" w:default="1">
+  <w:style w:type="numbering" w:styleId="916" w:default="1">
     <w:name w:val="No List"/>
     <w:uiPriority w:val="99"/>
     <w:semiHidden/>
@@ -37058,9 +37288,9 @@
       <w:ind/>
     </w:pPr>
   </w:style>
-  <w:style w:type="paragraph" w:styleId="667">
+  <w:style w:type="paragraph" w:styleId="917">
     <w:name w:val="No Spacing"/>
-    <w:basedOn w:val="664"/>
+    <w:basedOn w:val="914"/>
     <w:uiPriority w:val="1"/>
     <w:qFormat/>
     <w:pPr>
@@ -37069,9 +37299,9 @@
       <w:ind/>
     </w:pPr>
   </w:style>
-  <w:style w:type="paragraph" w:styleId="668">
+  <w:style w:type="paragraph" w:styleId="918">
     <w:name w:val="List Paragraph"/>
-    <w:basedOn w:val="664"/>
+    <w:basedOn w:val="914"/>
     <w:uiPriority w:val="34"/>
     <w:qFormat/>
     <w:pPr>
